--- a/Dokumentáció/TollÚtdíj algoritmus.docx
+++ b/Dokumentáció/TollÚtdíj algoritmus.docx
@@ -1,10 +1,10 @@
 
 <file path=word/document.xml><?xml version="1.0" encoding="utf-8"?>
-<w:document xmlns:wpc="http://schemas.microsoft.com/office/word/2010/wordprocessingCanvas" xmlns:cx="http://schemas.microsoft.com/office/drawing/2014/chartex" xmlns:mc="http://schemas.openxmlformats.org/markup-compatibility/2006" xmlns:o="urn:schemas-microsoft-com:office:office" xmlns:r="http://schemas.openxmlformats.org/officeDocument/2006/relationships" xmlns:m="http://schemas.openxmlformats.org/officeDocument/2006/math" xmlns:v="urn:schemas-microsoft-com:vml" xmlns:wp14="http://schemas.microsoft.com/office/word/2010/wordprocessingDrawing" xmlns:wp="http://schemas.openxmlformats.org/drawingml/2006/wordprocessingDrawing" xmlns:w10="urn:schemas-microsoft-com:office:word" xmlns:w="http://schemas.openxmlformats.org/wordprocessingml/2006/main" xmlns:w14="http://schemas.microsoft.com/office/word/2010/wordml" xmlns:w15="http://schemas.microsoft.com/office/word/2012/wordml" xmlns:w16se="http://schemas.microsoft.com/office/word/2015/wordml/symex" xmlns:wpg="http://schemas.microsoft.com/office/word/2010/wordprocessingGroup" xmlns:wpi="http://schemas.microsoft.com/office/word/2010/wordprocessingInk" xmlns:wne="http://schemas.microsoft.com/office/word/2006/wordml" xmlns:wps="http://schemas.microsoft.com/office/word/2010/wordprocessingShape" mc:Ignorable="w14 w15 w16se wp14">
+<w:document xmlns:wpc="http://schemas.microsoft.com/office/word/2010/wordprocessingCanvas" xmlns:cx="http://schemas.microsoft.com/office/drawing/2014/chartex" xmlns:cx1="http://schemas.microsoft.com/office/drawing/2015/9/8/chartex" xmlns:cx2="http://schemas.microsoft.com/office/drawing/2015/10/21/chartex" xmlns:cx3="http://schemas.microsoft.com/office/drawing/2016/5/9/chartex" xmlns:cx4="http://schemas.microsoft.com/office/drawing/2016/5/10/chartex" xmlns:cx5="http://schemas.microsoft.com/office/drawing/2016/5/11/chartex" xmlns:cx6="http://schemas.microsoft.com/office/drawing/2016/5/12/chartex" xmlns:cx7="http://schemas.microsoft.com/office/drawing/2016/5/13/chartex" xmlns:cx8="http://schemas.microsoft.com/office/drawing/2016/5/14/chartex" xmlns:mc="http://schemas.openxmlformats.org/markup-compatibility/2006" xmlns:aink="http://schemas.microsoft.com/office/drawing/2016/ink" xmlns:am3d="http://schemas.microsoft.com/office/drawing/2017/model3d" xmlns:o="urn:schemas-microsoft-com:office:office" xmlns:oel="http://schemas.microsoft.com/office/2019/extlst" xmlns:r="http://schemas.openxmlformats.org/officeDocument/2006/relationships" xmlns:m="http://schemas.openxmlformats.org/officeDocument/2006/math" xmlns:v="urn:schemas-microsoft-com:vml" xmlns:wp14="http://schemas.microsoft.com/office/word/2010/wordprocessingDrawing" xmlns:wp="http://schemas.openxmlformats.org/drawingml/2006/wordprocessingDrawing" xmlns:w10="urn:schemas-microsoft-com:office:word" xmlns:w="http://schemas.openxmlformats.org/wordprocessingml/2006/main" xmlns:w14="http://schemas.microsoft.com/office/word/2010/wordml" xmlns:w15="http://schemas.microsoft.com/office/word/2012/wordml" xmlns:w16cex="http://schemas.microsoft.com/office/word/2018/wordml/cex" xmlns:w16cid="http://schemas.microsoft.com/office/word/2016/wordml/cid" xmlns:w16="http://schemas.microsoft.com/office/word/2018/wordml" xmlns:w16du="http://schemas.microsoft.com/office/word/2023/wordml/word16du" xmlns:w16sdtdh="http://schemas.microsoft.com/office/word/2020/wordml/sdtdatahash" xmlns:w16sdtfl="http://schemas.microsoft.com/office/word/2024/wordml/sdtformatlock" xmlns:w16se="http://schemas.microsoft.com/office/word/2015/wordml/symex" xmlns:wpg="http://schemas.microsoft.com/office/word/2010/wordprocessingGroup" xmlns:wpi="http://schemas.microsoft.com/office/word/2010/wordprocessingInk" xmlns:wne="http://schemas.microsoft.com/office/word/2006/wordml" xmlns:wps="http://schemas.microsoft.com/office/word/2010/wordprocessingShape" mc:Ignorable="w14 w15 w16se w16cid w16 w16cex w16sdtdh w16sdtfl w16du wp14">
   <w:body>
     <w:p>
       <w:pPr>
-        <w:pStyle w:val="Subtitle"/>
+        <w:pStyle w:val="Alcm"/>
         <w:spacing w:after="1440"/>
         <w:rPr>
           <w:sz w:val="72"/>
@@ -21,7 +21,7 @@
     </w:p>
     <w:p>
       <w:pPr>
-        <w:pStyle w:val="Subtitle"/>
+        <w:pStyle w:val="Alcm"/>
         <w:spacing w:after="1440"/>
       </w:pPr>
       <w:r>
@@ -127,6 +127,13 @@
         </w:rPr>
         <w:t>Nánási Richárd</w:t>
       </w:r>
+      <w:r>
+        <w:rPr>
+          <w:sz w:val="22"/>
+          <w:szCs w:val="22"/>
+        </w:rPr>
+        <w:t>,</w:t>
+      </w:r>
     </w:p>
     <w:p>
       <w:pPr>
@@ -169,7 +176,7 @@
       <w:sdtContent>
         <w:p>
           <w:pPr>
-            <w:pStyle w:val="TOCHeading"/>
+            <w:pStyle w:val="Tartalomjegyzkcmsora"/>
           </w:pPr>
           <w:r>
             <w:rPr>
@@ -180,17 +187,19 @@
         </w:p>
         <w:p>
           <w:pPr>
-            <w:pStyle w:val="TOC1"/>
+            <w:pStyle w:val="TJ1"/>
             <w:tabs>
-              <w:tab w:val="left" w:pos="440"/>
+              <w:tab w:val="left" w:pos="480"/>
               <w:tab w:val="right" w:leader="dot" w:pos="9346"/>
             </w:tabs>
             <w:rPr>
               <w:rFonts w:asciiTheme="minorHAnsi" w:eastAsiaTheme="minorEastAsia" w:hAnsiTheme="minorHAnsi" w:cstheme="minorBidi"/>
               <w:noProof/>
-              <w:sz w:val="22"/>
-              <w:szCs w:val="22"/>
-              <w:lang w:val="en-US" w:eastAsia="en-US"/>
+              <w:kern w:val="2"/>
+              <w:sz w:val="24"/>
+              <w:szCs w:val="24"/>
+              <w:lang w:val="hu-HU"/>
+              <w14:ligatures w14:val="standardContextual"/>
             </w:rPr>
           </w:pPr>
           <w:r>
@@ -202,10 +211,10 @@
           <w:r>
             <w:fldChar w:fldCharType="separate"/>
           </w:r>
-          <w:hyperlink w:anchor="_Toc215164853" w:history="1">
-            <w:r>
-              <w:rPr>
-                <w:rStyle w:val="Hyperlink"/>
+          <w:hyperlink w:anchor="_Toc215180293" w:history="1">
+            <w:r>
+              <w:rPr>
+                <w:rStyle w:val="Hiperhivatkozs"/>
                 <w:noProof/>
               </w:rPr>
               <w:t>1.</w:t>
@@ -214,15 +223,17 @@
               <w:rPr>
                 <w:rFonts w:asciiTheme="minorHAnsi" w:eastAsiaTheme="minorEastAsia" w:hAnsiTheme="minorHAnsi" w:cstheme="minorBidi"/>
                 <w:noProof/>
-                <w:sz w:val="22"/>
-                <w:szCs w:val="22"/>
-                <w:lang w:val="en-US" w:eastAsia="en-US"/>
+                <w:kern w:val="2"/>
+                <w:sz w:val="24"/>
+                <w:szCs w:val="24"/>
+                <w:lang w:val="hu-HU"/>
+                <w14:ligatures w14:val="standardContextual"/>
               </w:rPr>
               <w:tab/>
             </w:r>
             <w:r>
               <w:rPr>
-                <w:rStyle w:val="Hyperlink"/>
+                <w:rStyle w:val="Hiperhivatkozs"/>
                 <w:noProof/>
               </w:rPr>
               <w:t>Login algoritmus</w:t>
@@ -246,7 +257,7 @@
                 <w:noProof/>
                 <w:webHidden/>
               </w:rPr>
-              <w:instrText xml:space="preserve"> PAGEREF _Toc215164853 \h </w:instrText>
+              <w:instrText xml:space="preserve"> PAGEREF _Toc215180293 \h </w:instrText>
             </w:r>
             <w:r>
               <w:rPr>
@@ -266,7 +277,7 @@
                 <w:noProof/>
                 <w:webHidden/>
               </w:rPr>
-              <w:t>3</w:t>
+              <w:t>4</w:t>
             </w:r>
             <w:r>
               <w:rPr>
@@ -279,22 +290,24 @@
         </w:p>
         <w:p>
           <w:pPr>
-            <w:pStyle w:val="TOC2"/>
+            <w:pStyle w:val="TJ2"/>
             <w:tabs>
               <w:tab w:val="right" w:leader="dot" w:pos="9346"/>
             </w:tabs>
             <w:rPr>
               <w:rFonts w:asciiTheme="minorHAnsi" w:eastAsiaTheme="minorEastAsia" w:hAnsiTheme="minorHAnsi" w:cstheme="minorBidi"/>
               <w:noProof/>
-              <w:sz w:val="22"/>
-              <w:szCs w:val="22"/>
-              <w:lang w:val="en-US" w:eastAsia="en-US"/>
+              <w:kern w:val="2"/>
+              <w:sz w:val="24"/>
+              <w:szCs w:val="24"/>
+              <w:lang w:val="hu-HU"/>
+              <w14:ligatures w14:val="standardContextual"/>
             </w:rPr>
           </w:pPr>
-          <w:hyperlink w:anchor="_Toc215164854" w:history="1">
-            <w:r>
-              <w:rPr>
-                <w:rStyle w:val="Hyperlink"/>
+          <w:hyperlink w:anchor="_Toc215180294" w:history="1">
+            <w:r>
+              <w:rPr>
+                <w:rStyle w:val="Hiperhivatkozs"/>
                 <w:noProof/>
               </w:rPr>
               <w:t>1.1 Célja:</w:t>
@@ -318,7 +331,7 @@
                 <w:noProof/>
                 <w:webHidden/>
               </w:rPr>
-              <w:instrText xml:space="preserve"> PAGEREF _Toc215164854 \h </w:instrText>
+              <w:instrText xml:space="preserve"> PAGEREF _Toc215180294 \h </w:instrText>
             </w:r>
             <w:r>
               <w:rPr>
@@ -338,7 +351,7 @@
                 <w:noProof/>
                 <w:webHidden/>
               </w:rPr>
-              <w:t>3</w:t>
+              <w:t>4</w:t>
             </w:r>
             <w:r>
               <w:rPr>
@@ -351,22 +364,24 @@
         </w:p>
         <w:p>
           <w:pPr>
-            <w:pStyle w:val="TOC2"/>
+            <w:pStyle w:val="TJ2"/>
             <w:tabs>
               <w:tab w:val="right" w:leader="dot" w:pos="9346"/>
             </w:tabs>
             <w:rPr>
               <w:rFonts w:asciiTheme="minorHAnsi" w:eastAsiaTheme="minorEastAsia" w:hAnsiTheme="minorHAnsi" w:cstheme="minorBidi"/>
               <w:noProof/>
-              <w:sz w:val="22"/>
-              <w:szCs w:val="22"/>
-              <w:lang w:val="en-US" w:eastAsia="en-US"/>
+              <w:kern w:val="2"/>
+              <w:sz w:val="24"/>
+              <w:szCs w:val="24"/>
+              <w:lang w:val="hu-HU"/>
+              <w14:ligatures w14:val="standardContextual"/>
             </w:rPr>
           </w:pPr>
-          <w:hyperlink w:anchor="_Toc215164855" w:history="1">
-            <w:r>
-              <w:rPr>
-                <w:rStyle w:val="Hyperlink"/>
+          <w:hyperlink w:anchor="_Toc215180295" w:history="1">
+            <w:r>
+              <w:rPr>
+                <w:rStyle w:val="Hiperhivatkozs"/>
                 <w:noProof/>
               </w:rPr>
               <w:t>1.2 Folyamatábra:</w:t>
@@ -390,7 +405,7 @@
                 <w:noProof/>
                 <w:webHidden/>
               </w:rPr>
-              <w:instrText xml:space="preserve"> PAGEREF _Toc215164855 \h </w:instrText>
+              <w:instrText xml:space="preserve"> PAGEREF _Toc215180295 \h </w:instrText>
             </w:r>
             <w:r>
               <w:rPr>
@@ -410,7 +425,7 @@
                 <w:noProof/>
                 <w:webHidden/>
               </w:rPr>
-              <w:t>3</w:t>
+              <w:t>4</w:t>
             </w:r>
             <w:r>
               <w:rPr>
@@ -423,23 +438,25 @@
         </w:p>
         <w:p>
           <w:pPr>
-            <w:pStyle w:val="TOC1"/>
+            <w:pStyle w:val="TJ1"/>
             <w:tabs>
-              <w:tab w:val="left" w:pos="440"/>
+              <w:tab w:val="left" w:pos="480"/>
               <w:tab w:val="right" w:leader="dot" w:pos="9346"/>
             </w:tabs>
             <w:rPr>
               <w:rFonts w:asciiTheme="minorHAnsi" w:eastAsiaTheme="minorEastAsia" w:hAnsiTheme="minorHAnsi" w:cstheme="minorBidi"/>
               <w:noProof/>
-              <w:sz w:val="22"/>
-              <w:szCs w:val="22"/>
-              <w:lang w:val="en-US" w:eastAsia="en-US"/>
+              <w:kern w:val="2"/>
+              <w:sz w:val="24"/>
+              <w:szCs w:val="24"/>
+              <w:lang w:val="hu-HU"/>
+              <w14:ligatures w14:val="standardContextual"/>
             </w:rPr>
           </w:pPr>
-          <w:hyperlink w:anchor="_Toc215164856" w:history="1">
-            <w:r>
-              <w:rPr>
-                <w:rStyle w:val="Hyperlink"/>
+          <w:hyperlink w:anchor="_Toc215180296" w:history="1">
+            <w:r>
+              <w:rPr>
+                <w:rStyle w:val="Hiperhivatkozs"/>
                 <w:noProof/>
               </w:rPr>
               <w:t>2.</w:t>
@@ -448,15 +465,17 @@
               <w:rPr>
                 <w:rFonts w:asciiTheme="minorHAnsi" w:eastAsiaTheme="minorEastAsia" w:hAnsiTheme="minorHAnsi" w:cstheme="minorBidi"/>
                 <w:noProof/>
-                <w:sz w:val="22"/>
-                <w:szCs w:val="22"/>
-                <w:lang w:val="en-US" w:eastAsia="en-US"/>
+                <w:kern w:val="2"/>
+                <w:sz w:val="24"/>
+                <w:szCs w:val="24"/>
+                <w:lang w:val="hu-HU"/>
+                <w14:ligatures w14:val="standardContextual"/>
               </w:rPr>
               <w:tab/>
             </w:r>
             <w:r>
               <w:rPr>
-                <w:rStyle w:val="Hyperlink"/>
+                <w:rStyle w:val="Hiperhivatkozs"/>
                 <w:noProof/>
               </w:rPr>
               <w:t>Role-based főmenü / modulválasztás</w:t>
@@ -480,7 +499,7 @@
                 <w:noProof/>
                 <w:webHidden/>
               </w:rPr>
-              <w:instrText xml:space="preserve"> PAGEREF _Toc215164856 \h </w:instrText>
+              <w:instrText xml:space="preserve"> PAGEREF _Toc215180296 \h </w:instrText>
             </w:r>
             <w:r>
               <w:rPr>
@@ -500,7 +519,7 @@
                 <w:noProof/>
                 <w:webHidden/>
               </w:rPr>
-              <w:t>4</w:t>
+              <w:t>5</w:t>
             </w:r>
             <w:r>
               <w:rPr>
@@ -513,22 +532,24 @@
         </w:p>
         <w:p>
           <w:pPr>
-            <w:pStyle w:val="TOC2"/>
+            <w:pStyle w:val="TJ2"/>
             <w:tabs>
               <w:tab w:val="right" w:leader="dot" w:pos="9346"/>
             </w:tabs>
             <w:rPr>
               <w:rFonts w:asciiTheme="minorHAnsi" w:eastAsiaTheme="minorEastAsia" w:hAnsiTheme="minorHAnsi" w:cstheme="minorBidi"/>
               <w:noProof/>
-              <w:sz w:val="22"/>
-              <w:szCs w:val="22"/>
-              <w:lang w:val="en-US" w:eastAsia="en-US"/>
+              <w:kern w:val="2"/>
+              <w:sz w:val="24"/>
+              <w:szCs w:val="24"/>
+              <w:lang w:val="hu-HU"/>
+              <w14:ligatures w14:val="standardContextual"/>
             </w:rPr>
           </w:pPr>
-          <w:hyperlink w:anchor="_Toc215164857" w:history="1">
-            <w:r>
-              <w:rPr>
-                <w:rStyle w:val="Hyperlink"/>
+          <w:hyperlink w:anchor="_Toc215180297" w:history="1">
+            <w:r>
+              <w:rPr>
+                <w:rStyle w:val="Hiperhivatkozs"/>
                 <w:noProof/>
               </w:rPr>
               <w:t>2.1 Célja:</w:t>
@@ -552,7 +573,7 @@
                 <w:noProof/>
                 <w:webHidden/>
               </w:rPr>
-              <w:instrText xml:space="preserve"> PAGEREF _Toc215164857 \h </w:instrText>
+              <w:instrText xml:space="preserve"> PAGEREF _Toc215180297 \h </w:instrText>
             </w:r>
             <w:r>
               <w:rPr>
@@ -572,7 +593,7 @@
                 <w:noProof/>
                 <w:webHidden/>
               </w:rPr>
-              <w:t>4</w:t>
+              <w:t>5</w:t>
             </w:r>
             <w:r>
               <w:rPr>
@@ -585,22 +606,24 @@
         </w:p>
         <w:p>
           <w:pPr>
-            <w:pStyle w:val="TOC2"/>
+            <w:pStyle w:val="TJ2"/>
             <w:tabs>
               <w:tab w:val="right" w:leader="dot" w:pos="9346"/>
             </w:tabs>
             <w:rPr>
               <w:rFonts w:asciiTheme="minorHAnsi" w:eastAsiaTheme="minorEastAsia" w:hAnsiTheme="minorHAnsi" w:cstheme="minorBidi"/>
               <w:noProof/>
-              <w:sz w:val="22"/>
-              <w:szCs w:val="22"/>
-              <w:lang w:val="en-US" w:eastAsia="en-US"/>
+              <w:kern w:val="2"/>
+              <w:sz w:val="24"/>
+              <w:szCs w:val="24"/>
+              <w:lang w:val="hu-HU"/>
+              <w14:ligatures w14:val="standardContextual"/>
             </w:rPr>
           </w:pPr>
-          <w:hyperlink w:anchor="_Toc215164858" w:history="1">
-            <w:r>
-              <w:rPr>
-                <w:rStyle w:val="Hyperlink"/>
+          <w:hyperlink w:anchor="_Toc215180298" w:history="1">
+            <w:r>
+              <w:rPr>
+                <w:rStyle w:val="Hiperhivatkozs"/>
                 <w:noProof/>
               </w:rPr>
               <w:t>2.2 Folyamatábra:</w:t>
@@ -624,7 +647,7 @@
                 <w:noProof/>
                 <w:webHidden/>
               </w:rPr>
-              <w:instrText xml:space="preserve"> PAGEREF _Toc215164858 \h </w:instrText>
+              <w:instrText xml:space="preserve"> PAGEREF _Toc215180298 \h </w:instrText>
             </w:r>
             <w:r>
               <w:rPr>
@@ -644,7 +667,7 @@
                 <w:noProof/>
                 <w:webHidden/>
               </w:rPr>
-              <w:t>4</w:t>
+              <w:t>5</w:t>
             </w:r>
             <w:r>
               <w:rPr>
@@ -657,22 +680,24 @@
         </w:p>
         <w:p>
           <w:pPr>
-            <w:pStyle w:val="TOC1"/>
+            <w:pStyle w:val="TJ1"/>
             <w:tabs>
               <w:tab w:val="right" w:leader="dot" w:pos="9346"/>
             </w:tabs>
             <w:rPr>
               <w:rFonts w:asciiTheme="minorHAnsi" w:eastAsiaTheme="minorEastAsia" w:hAnsiTheme="minorHAnsi" w:cstheme="minorBidi"/>
               <w:noProof/>
-              <w:sz w:val="22"/>
-              <w:szCs w:val="22"/>
-              <w:lang w:val="en-US" w:eastAsia="en-US"/>
+              <w:kern w:val="2"/>
+              <w:sz w:val="24"/>
+              <w:szCs w:val="24"/>
+              <w:lang w:val="hu-HU"/>
+              <w14:ligatures w14:val="standardContextual"/>
             </w:rPr>
           </w:pPr>
-          <w:hyperlink w:anchor="_Toc215164859" w:history="1">
-            <w:r>
-              <w:rPr>
-                <w:rStyle w:val="Hyperlink"/>
+          <w:hyperlink w:anchor="_Toc215180299" w:history="1">
+            <w:r>
+              <w:rPr>
+                <w:rStyle w:val="Hiperhivatkozs"/>
                 <w:noProof/>
               </w:rPr>
               <w:t>3. Logout (Kilépés / Kijelentkezés)</w:t>
@@ -696,7 +721,7 @@
                 <w:noProof/>
                 <w:webHidden/>
               </w:rPr>
-              <w:instrText xml:space="preserve"> PAGEREF _Toc215164859 \h </w:instrText>
+              <w:instrText xml:space="preserve"> PAGEREF _Toc215180299 \h </w:instrText>
             </w:r>
             <w:r>
               <w:rPr>
@@ -716,7 +741,7 @@
                 <w:noProof/>
                 <w:webHidden/>
               </w:rPr>
-              <w:t>5</w:t>
+              <w:t>6</w:t>
             </w:r>
             <w:r>
               <w:rPr>
@@ -729,22 +754,24 @@
         </w:p>
         <w:p>
           <w:pPr>
-            <w:pStyle w:val="TOC2"/>
+            <w:pStyle w:val="TJ2"/>
             <w:tabs>
               <w:tab w:val="right" w:leader="dot" w:pos="9346"/>
             </w:tabs>
             <w:rPr>
               <w:rFonts w:asciiTheme="minorHAnsi" w:eastAsiaTheme="minorEastAsia" w:hAnsiTheme="minorHAnsi" w:cstheme="minorBidi"/>
               <w:noProof/>
-              <w:sz w:val="22"/>
-              <w:szCs w:val="22"/>
-              <w:lang w:val="en-US" w:eastAsia="en-US"/>
+              <w:kern w:val="2"/>
+              <w:sz w:val="24"/>
+              <w:szCs w:val="24"/>
+              <w:lang w:val="hu-HU"/>
+              <w14:ligatures w14:val="standardContextual"/>
             </w:rPr>
           </w:pPr>
-          <w:hyperlink w:anchor="_Toc215164860" w:history="1">
-            <w:r>
-              <w:rPr>
-                <w:rStyle w:val="Hyperlink"/>
+          <w:hyperlink w:anchor="_Toc215180300" w:history="1">
+            <w:r>
+              <w:rPr>
+                <w:rStyle w:val="Hiperhivatkozs"/>
                 <w:noProof/>
               </w:rPr>
               <w:t>3.1 Célja:</w:t>
@@ -768,7 +795,7 @@
                 <w:noProof/>
                 <w:webHidden/>
               </w:rPr>
-              <w:instrText xml:space="preserve"> PAGEREF _Toc215164860 \h </w:instrText>
+              <w:instrText xml:space="preserve"> PAGEREF _Toc215180300 \h </w:instrText>
             </w:r>
             <w:r>
               <w:rPr>
@@ -788,7 +815,7 @@
                 <w:noProof/>
                 <w:webHidden/>
               </w:rPr>
-              <w:t>5</w:t>
+              <w:t>6</w:t>
             </w:r>
             <w:r>
               <w:rPr>
@@ -801,22 +828,24 @@
         </w:p>
         <w:p>
           <w:pPr>
-            <w:pStyle w:val="TOC2"/>
+            <w:pStyle w:val="TJ2"/>
             <w:tabs>
               <w:tab w:val="right" w:leader="dot" w:pos="9346"/>
             </w:tabs>
             <w:rPr>
               <w:rFonts w:asciiTheme="minorHAnsi" w:eastAsiaTheme="minorEastAsia" w:hAnsiTheme="minorHAnsi" w:cstheme="minorBidi"/>
               <w:noProof/>
-              <w:sz w:val="22"/>
-              <w:szCs w:val="22"/>
-              <w:lang w:val="en-US" w:eastAsia="en-US"/>
+              <w:kern w:val="2"/>
+              <w:sz w:val="24"/>
+              <w:szCs w:val="24"/>
+              <w:lang w:val="hu-HU"/>
+              <w14:ligatures w14:val="standardContextual"/>
             </w:rPr>
           </w:pPr>
-          <w:hyperlink w:anchor="_Toc215164861" w:history="1">
-            <w:r>
-              <w:rPr>
-                <w:rStyle w:val="Hyperlink"/>
+          <w:hyperlink w:anchor="_Toc215180301" w:history="1">
+            <w:r>
+              <w:rPr>
+                <w:rStyle w:val="Hiperhivatkozs"/>
                 <w:noProof/>
               </w:rPr>
               <w:t>3.2 Folyamatábra:</w:t>
@@ -840,7 +869,7 @@
                 <w:noProof/>
                 <w:webHidden/>
               </w:rPr>
-              <w:instrText xml:space="preserve"> PAGEREF _Toc215164861 \h </w:instrText>
+              <w:instrText xml:space="preserve"> PAGEREF _Toc215180301 \h </w:instrText>
             </w:r>
             <w:r>
               <w:rPr>
@@ -860,7 +889,7 @@
                 <w:noProof/>
                 <w:webHidden/>
               </w:rPr>
-              <w:t>5</w:t>
+              <w:t>6</w:t>
             </w:r>
             <w:r>
               <w:rPr>
@@ -873,22 +902,24 @@
         </w:p>
         <w:p>
           <w:pPr>
-            <w:pStyle w:val="TOC1"/>
+            <w:pStyle w:val="TJ1"/>
             <w:tabs>
               <w:tab w:val="right" w:leader="dot" w:pos="9346"/>
             </w:tabs>
             <w:rPr>
               <w:rFonts w:asciiTheme="minorHAnsi" w:eastAsiaTheme="minorEastAsia" w:hAnsiTheme="minorHAnsi" w:cstheme="minorBidi"/>
               <w:noProof/>
-              <w:sz w:val="22"/>
-              <w:szCs w:val="22"/>
-              <w:lang w:val="en-US" w:eastAsia="en-US"/>
+              <w:kern w:val="2"/>
+              <w:sz w:val="24"/>
+              <w:szCs w:val="24"/>
+              <w:lang w:val="hu-HU"/>
+              <w14:ligatures w14:val="standardContextual"/>
             </w:rPr>
           </w:pPr>
-          <w:hyperlink w:anchor="_Toc215164862" w:history="1">
-            <w:r>
-              <w:rPr>
-                <w:rStyle w:val="Hyperlink"/>
+          <w:hyperlink w:anchor="_Toc215180302" w:history="1">
+            <w:r>
+              <w:rPr>
+                <w:rStyle w:val="Hiperhivatkozs"/>
                 <w:noProof/>
               </w:rPr>
               <w:t>4. App indítás + autologin</w:t>
@@ -912,7 +943,7 @@
                 <w:noProof/>
                 <w:webHidden/>
               </w:rPr>
-              <w:instrText xml:space="preserve"> PAGEREF _Toc215164862 \h </w:instrText>
+              <w:instrText xml:space="preserve"> PAGEREF _Toc215180302 \h </w:instrText>
             </w:r>
             <w:r>
               <w:rPr>
@@ -932,7 +963,7 @@
                 <w:noProof/>
                 <w:webHidden/>
               </w:rPr>
-              <w:t>6</w:t>
+              <w:t>7</w:t>
             </w:r>
             <w:r>
               <w:rPr>
@@ -945,22 +976,24 @@
         </w:p>
         <w:p>
           <w:pPr>
-            <w:pStyle w:val="TOC2"/>
+            <w:pStyle w:val="TJ2"/>
             <w:tabs>
               <w:tab w:val="right" w:leader="dot" w:pos="9346"/>
             </w:tabs>
             <w:rPr>
               <w:rFonts w:asciiTheme="minorHAnsi" w:eastAsiaTheme="minorEastAsia" w:hAnsiTheme="minorHAnsi" w:cstheme="minorBidi"/>
               <w:noProof/>
-              <w:sz w:val="22"/>
-              <w:szCs w:val="22"/>
-              <w:lang w:val="en-US" w:eastAsia="en-US"/>
+              <w:kern w:val="2"/>
+              <w:sz w:val="24"/>
+              <w:szCs w:val="24"/>
+              <w:lang w:val="hu-HU"/>
+              <w14:ligatures w14:val="standardContextual"/>
             </w:rPr>
           </w:pPr>
-          <w:hyperlink w:anchor="_Toc215164863" w:history="1">
-            <w:r>
-              <w:rPr>
-                <w:rStyle w:val="Hyperlink"/>
+          <w:hyperlink w:anchor="_Toc215180303" w:history="1">
+            <w:r>
+              <w:rPr>
+                <w:rStyle w:val="Hiperhivatkozs"/>
                 <w:noProof/>
               </w:rPr>
               <w:t>4.1 Célja:</w:t>
@@ -984,7 +1017,7 @@
                 <w:noProof/>
                 <w:webHidden/>
               </w:rPr>
-              <w:instrText xml:space="preserve"> PAGEREF _Toc215164863 \h </w:instrText>
+              <w:instrText xml:space="preserve"> PAGEREF _Toc215180303 \h </w:instrText>
             </w:r>
             <w:r>
               <w:rPr>
@@ -1004,7 +1037,7 @@
                 <w:noProof/>
                 <w:webHidden/>
               </w:rPr>
-              <w:t>6</w:t>
+              <w:t>7</w:t>
             </w:r>
             <w:r>
               <w:rPr>
@@ -1017,22 +1050,24 @@
         </w:p>
         <w:p>
           <w:pPr>
-            <w:pStyle w:val="TOC2"/>
+            <w:pStyle w:val="TJ2"/>
             <w:tabs>
               <w:tab w:val="right" w:leader="dot" w:pos="9346"/>
             </w:tabs>
             <w:rPr>
               <w:rFonts w:asciiTheme="minorHAnsi" w:eastAsiaTheme="minorEastAsia" w:hAnsiTheme="minorHAnsi" w:cstheme="minorBidi"/>
               <w:noProof/>
-              <w:sz w:val="22"/>
-              <w:szCs w:val="22"/>
-              <w:lang w:val="en-US" w:eastAsia="en-US"/>
+              <w:kern w:val="2"/>
+              <w:sz w:val="24"/>
+              <w:szCs w:val="24"/>
+              <w:lang w:val="hu-HU"/>
+              <w14:ligatures w14:val="standardContextual"/>
             </w:rPr>
           </w:pPr>
-          <w:hyperlink w:anchor="_Toc215164864" w:history="1">
-            <w:r>
-              <w:rPr>
-                <w:rStyle w:val="Hyperlink"/>
+          <w:hyperlink w:anchor="_Toc215180304" w:history="1">
+            <w:r>
+              <w:rPr>
+                <w:rStyle w:val="Hiperhivatkozs"/>
                 <w:noProof/>
               </w:rPr>
               <w:t>4.2 Folyamatábra:</w:t>
@@ -1056,7 +1091,7 @@
                 <w:noProof/>
                 <w:webHidden/>
               </w:rPr>
-              <w:instrText xml:space="preserve"> PAGEREF _Toc215164864 \h </w:instrText>
+              <w:instrText xml:space="preserve"> PAGEREF _Toc215180304 \h </w:instrText>
             </w:r>
             <w:r>
               <w:rPr>
@@ -1076,7 +1111,7 @@
                 <w:noProof/>
                 <w:webHidden/>
               </w:rPr>
-              <w:t>6</w:t>
+              <w:t>7</w:t>
             </w:r>
             <w:r>
               <w:rPr>
@@ -1089,22 +1124,24 @@
         </w:p>
         <w:p>
           <w:pPr>
-            <w:pStyle w:val="TOC1"/>
+            <w:pStyle w:val="TJ1"/>
             <w:tabs>
               <w:tab w:val="right" w:leader="dot" w:pos="9346"/>
             </w:tabs>
             <w:rPr>
               <w:rFonts w:asciiTheme="minorHAnsi" w:eastAsiaTheme="minorEastAsia" w:hAnsiTheme="minorHAnsi" w:cstheme="minorBidi"/>
               <w:noProof/>
-              <w:sz w:val="22"/>
-              <w:szCs w:val="22"/>
-              <w:lang w:val="en-US" w:eastAsia="en-US"/>
+              <w:kern w:val="2"/>
+              <w:sz w:val="24"/>
+              <w:szCs w:val="24"/>
+              <w:lang w:val="hu-HU"/>
+              <w14:ligatures w14:val="standardContextual"/>
             </w:rPr>
           </w:pPr>
-          <w:hyperlink w:anchor="_Toc215164865" w:history="1">
-            <w:r>
-              <w:rPr>
-                <w:rStyle w:val="Hyperlink"/>
+          <w:hyperlink w:anchor="_Toc215180305" w:history="1">
+            <w:r>
+              <w:rPr>
+                <w:rStyle w:val="Hiperhivatkozs"/>
                 <w:noProof/>
               </w:rPr>
               <w:t>5. Cégek CRUD</w:t>
@@ -1128,7 +1165,7 @@
                 <w:noProof/>
                 <w:webHidden/>
               </w:rPr>
-              <w:instrText xml:space="preserve"> PAGEREF _Toc215164865 \h </w:instrText>
+              <w:instrText xml:space="preserve"> PAGEREF _Toc215180305 \h </w:instrText>
             </w:r>
             <w:r>
               <w:rPr>
@@ -1148,7 +1185,7 @@
                 <w:noProof/>
                 <w:webHidden/>
               </w:rPr>
-              <w:t>7</w:t>
+              <w:t>8</w:t>
             </w:r>
             <w:r>
               <w:rPr>
@@ -1161,22 +1198,24 @@
         </w:p>
         <w:p>
           <w:pPr>
-            <w:pStyle w:val="TOC2"/>
+            <w:pStyle w:val="TJ2"/>
             <w:tabs>
               <w:tab w:val="right" w:leader="dot" w:pos="9346"/>
             </w:tabs>
             <w:rPr>
               <w:rFonts w:asciiTheme="minorHAnsi" w:eastAsiaTheme="minorEastAsia" w:hAnsiTheme="minorHAnsi" w:cstheme="minorBidi"/>
               <w:noProof/>
-              <w:sz w:val="22"/>
-              <w:szCs w:val="22"/>
-              <w:lang w:val="en-US" w:eastAsia="en-US"/>
+              <w:kern w:val="2"/>
+              <w:sz w:val="24"/>
+              <w:szCs w:val="24"/>
+              <w:lang w:val="hu-HU"/>
+              <w14:ligatures w14:val="standardContextual"/>
             </w:rPr>
           </w:pPr>
-          <w:hyperlink w:anchor="_Toc215164866" w:history="1">
-            <w:r>
-              <w:rPr>
-                <w:rStyle w:val="Hyperlink"/>
+          <w:hyperlink w:anchor="_Toc215180306" w:history="1">
+            <w:r>
+              <w:rPr>
+                <w:rStyle w:val="Hiperhivatkozs"/>
                 <w:noProof/>
               </w:rPr>
               <w:t>5.1 Célja:</w:t>
@@ -1200,7 +1239,7 @@
                 <w:noProof/>
                 <w:webHidden/>
               </w:rPr>
-              <w:instrText xml:space="preserve"> PAGEREF _Toc215164866 \h </w:instrText>
+              <w:instrText xml:space="preserve"> PAGEREF _Toc215180306 \h </w:instrText>
             </w:r>
             <w:r>
               <w:rPr>
@@ -1220,7 +1259,7 @@
                 <w:noProof/>
                 <w:webHidden/>
               </w:rPr>
-              <w:t>7</w:t>
+              <w:t>8</w:t>
             </w:r>
             <w:r>
               <w:rPr>
@@ -1233,22 +1272,24 @@
         </w:p>
         <w:p>
           <w:pPr>
-            <w:pStyle w:val="TOC2"/>
+            <w:pStyle w:val="TJ2"/>
             <w:tabs>
               <w:tab w:val="right" w:leader="dot" w:pos="9346"/>
             </w:tabs>
             <w:rPr>
               <w:rFonts w:asciiTheme="minorHAnsi" w:eastAsiaTheme="minorEastAsia" w:hAnsiTheme="minorHAnsi" w:cstheme="minorBidi"/>
               <w:noProof/>
-              <w:sz w:val="22"/>
-              <w:szCs w:val="22"/>
-              <w:lang w:val="en-US" w:eastAsia="en-US"/>
+              <w:kern w:val="2"/>
+              <w:sz w:val="24"/>
+              <w:szCs w:val="24"/>
+              <w:lang w:val="hu-HU"/>
+              <w14:ligatures w14:val="standardContextual"/>
             </w:rPr>
           </w:pPr>
-          <w:hyperlink w:anchor="_Toc215164867" w:history="1">
-            <w:r>
-              <w:rPr>
-                <w:rStyle w:val="Hyperlink"/>
+          <w:hyperlink w:anchor="_Toc215180307" w:history="1">
+            <w:r>
+              <w:rPr>
+                <w:rStyle w:val="Hiperhivatkozs"/>
                 <w:noProof/>
               </w:rPr>
               <w:t>5.2 Folyamatábra:</w:t>
@@ -1272,7 +1313,7 @@
                 <w:noProof/>
                 <w:webHidden/>
               </w:rPr>
-              <w:instrText xml:space="preserve"> PAGEREF _Toc215164867 \h </w:instrText>
+              <w:instrText xml:space="preserve"> PAGEREF _Toc215180307 \h </w:instrText>
             </w:r>
             <w:r>
               <w:rPr>
@@ -1292,7 +1333,7 @@
                 <w:noProof/>
                 <w:webHidden/>
               </w:rPr>
-              <w:t>7</w:t>
+              <w:t>8</w:t>
             </w:r>
             <w:r>
               <w:rPr>
@@ -1305,22 +1346,24 @@
         </w:p>
         <w:p>
           <w:pPr>
-            <w:pStyle w:val="TOC1"/>
+            <w:pStyle w:val="TJ1"/>
             <w:tabs>
               <w:tab w:val="right" w:leader="dot" w:pos="9346"/>
             </w:tabs>
             <w:rPr>
               <w:rFonts w:asciiTheme="minorHAnsi" w:eastAsiaTheme="minorEastAsia" w:hAnsiTheme="minorHAnsi" w:cstheme="minorBidi"/>
               <w:noProof/>
-              <w:sz w:val="22"/>
-              <w:szCs w:val="22"/>
-              <w:lang w:val="en-US" w:eastAsia="en-US"/>
+              <w:kern w:val="2"/>
+              <w:sz w:val="24"/>
+              <w:szCs w:val="24"/>
+              <w:lang w:val="hu-HU"/>
+              <w14:ligatures w14:val="standardContextual"/>
             </w:rPr>
           </w:pPr>
-          <w:hyperlink w:anchor="_Toc215164868" w:history="1">
-            <w:r>
-              <w:rPr>
-                <w:rStyle w:val="Hyperlink"/>
+          <w:hyperlink w:anchor="_Toc215180308" w:history="1">
+            <w:r>
+              <w:rPr>
+                <w:rStyle w:val="Hiperhivatkozs"/>
                 <w:noProof/>
               </w:rPr>
               <w:t>6. Sofőrök CRUD</w:t>
@@ -1344,7 +1387,7 @@
                 <w:noProof/>
                 <w:webHidden/>
               </w:rPr>
-              <w:instrText xml:space="preserve"> PAGEREF _Toc215164868 \h </w:instrText>
+              <w:instrText xml:space="preserve"> PAGEREF _Toc215180308 \h </w:instrText>
             </w:r>
             <w:r>
               <w:rPr>
@@ -1364,7 +1407,7 @@
                 <w:noProof/>
                 <w:webHidden/>
               </w:rPr>
-              <w:t>8</w:t>
+              <w:t>9</w:t>
             </w:r>
             <w:r>
               <w:rPr>
@@ -1377,22 +1420,24 @@
         </w:p>
         <w:p>
           <w:pPr>
-            <w:pStyle w:val="TOC2"/>
+            <w:pStyle w:val="TJ2"/>
             <w:tabs>
               <w:tab w:val="right" w:leader="dot" w:pos="9346"/>
             </w:tabs>
             <w:rPr>
               <w:rFonts w:asciiTheme="minorHAnsi" w:eastAsiaTheme="minorEastAsia" w:hAnsiTheme="minorHAnsi" w:cstheme="minorBidi"/>
               <w:noProof/>
-              <w:sz w:val="22"/>
-              <w:szCs w:val="22"/>
-              <w:lang w:val="en-US" w:eastAsia="en-US"/>
+              <w:kern w:val="2"/>
+              <w:sz w:val="24"/>
+              <w:szCs w:val="24"/>
+              <w:lang w:val="hu-HU"/>
+              <w14:ligatures w14:val="standardContextual"/>
             </w:rPr>
           </w:pPr>
-          <w:hyperlink w:anchor="_Toc215164869" w:history="1">
-            <w:r>
-              <w:rPr>
-                <w:rStyle w:val="Hyperlink"/>
+          <w:hyperlink w:anchor="_Toc215180309" w:history="1">
+            <w:r>
+              <w:rPr>
+                <w:rStyle w:val="Hiperhivatkozs"/>
                 <w:noProof/>
               </w:rPr>
               <w:t>6.1 Célja:</w:t>
@@ -1416,7 +1461,7 @@
                 <w:noProof/>
                 <w:webHidden/>
               </w:rPr>
-              <w:instrText xml:space="preserve"> PAGEREF _Toc215164869 \h </w:instrText>
+              <w:instrText xml:space="preserve"> PAGEREF _Toc215180309 \h </w:instrText>
             </w:r>
             <w:r>
               <w:rPr>
@@ -1436,7 +1481,7 @@
                 <w:noProof/>
                 <w:webHidden/>
               </w:rPr>
-              <w:t>8</w:t>
+              <w:t>9</w:t>
             </w:r>
             <w:r>
               <w:rPr>
@@ -1449,22 +1494,24 @@
         </w:p>
         <w:p>
           <w:pPr>
-            <w:pStyle w:val="TOC2"/>
+            <w:pStyle w:val="TJ2"/>
             <w:tabs>
               <w:tab w:val="right" w:leader="dot" w:pos="9346"/>
             </w:tabs>
             <w:rPr>
               <w:rFonts w:asciiTheme="minorHAnsi" w:eastAsiaTheme="minorEastAsia" w:hAnsiTheme="minorHAnsi" w:cstheme="minorBidi"/>
               <w:noProof/>
-              <w:sz w:val="22"/>
-              <w:szCs w:val="22"/>
-              <w:lang w:val="en-US" w:eastAsia="en-US"/>
+              <w:kern w:val="2"/>
+              <w:sz w:val="24"/>
+              <w:szCs w:val="24"/>
+              <w:lang w:val="hu-HU"/>
+              <w14:ligatures w14:val="standardContextual"/>
             </w:rPr>
           </w:pPr>
-          <w:hyperlink w:anchor="_Toc215164870" w:history="1">
-            <w:r>
-              <w:rPr>
-                <w:rStyle w:val="Hyperlink"/>
+          <w:hyperlink w:anchor="_Toc215180310" w:history="1">
+            <w:r>
+              <w:rPr>
+                <w:rStyle w:val="Hiperhivatkozs"/>
                 <w:noProof/>
               </w:rPr>
               <w:t>6.2 Folyamatábra:</w:t>
@@ -1488,7 +1535,7 @@
                 <w:noProof/>
                 <w:webHidden/>
               </w:rPr>
-              <w:instrText xml:space="preserve"> PAGEREF _Toc215164870 \h </w:instrText>
+              <w:instrText xml:space="preserve"> PAGEREF _Toc215180310 \h </w:instrText>
             </w:r>
             <w:r>
               <w:rPr>
@@ -1508,7 +1555,7 @@
                 <w:noProof/>
                 <w:webHidden/>
               </w:rPr>
-              <w:t>8</w:t>
+              <w:t>9</w:t>
             </w:r>
             <w:r>
               <w:rPr>
@@ -1521,22 +1568,24 @@
         </w:p>
         <w:p>
           <w:pPr>
-            <w:pStyle w:val="TOC1"/>
+            <w:pStyle w:val="TJ1"/>
             <w:tabs>
               <w:tab w:val="right" w:leader="dot" w:pos="9346"/>
             </w:tabs>
             <w:rPr>
               <w:rFonts w:asciiTheme="minorHAnsi" w:eastAsiaTheme="minorEastAsia" w:hAnsiTheme="minorHAnsi" w:cstheme="minorBidi"/>
               <w:noProof/>
-              <w:sz w:val="22"/>
-              <w:szCs w:val="22"/>
-              <w:lang w:val="en-US" w:eastAsia="en-US"/>
+              <w:kern w:val="2"/>
+              <w:sz w:val="24"/>
+              <w:szCs w:val="24"/>
+              <w:lang w:val="hu-HU"/>
+              <w14:ligatures w14:val="standardContextual"/>
             </w:rPr>
           </w:pPr>
-          <w:hyperlink w:anchor="_Toc215164871" w:history="1">
-            <w:r>
-              <w:rPr>
-                <w:rStyle w:val="Hyperlink"/>
+          <w:hyperlink w:anchor="_Toc215180311" w:history="1">
+            <w:r>
+              <w:rPr>
+                <w:rStyle w:val="Hiperhivatkozs"/>
                 <w:noProof/>
               </w:rPr>
               <w:t>7. Jogosítványok CRUD</w:t>
@@ -1560,7 +1609,7 @@
                 <w:noProof/>
                 <w:webHidden/>
               </w:rPr>
-              <w:instrText xml:space="preserve"> PAGEREF _Toc215164871 \h </w:instrText>
+              <w:instrText xml:space="preserve"> PAGEREF _Toc215180311 \h </w:instrText>
             </w:r>
             <w:r>
               <w:rPr>
@@ -1580,7 +1629,7 @@
                 <w:noProof/>
                 <w:webHidden/>
               </w:rPr>
-              <w:t>9</w:t>
+              <w:t>10</w:t>
             </w:r>
             <w:r>
               <w:rPr>
@@ -1593,22 +1642,24 @@
         </w:p>
         <w:p>
           <w:pPr>
-            <w:pStyle w:val="TOC2"/>
+            <w:pStyle w:val="TJ2"/>
             <w:tabs>
               <w:tab w:val="right" w:leader="dot" w:pos="9346"/>
             </w:tabs>
             <w:rPr>
               <w:rFonts w:asciiTheme="minorHAnsi" w:eastAsiaTheme="minorEastAsia" w:hAnsiTheme="minorHAnsi" w:cstheme="minorBidi"/>
               <w:noProof/>
-              <w:sz w:val="22"/>
-              <w:szCs w:val="22"/>
-              <w:lang w:val="en-US" w:eastAsia="en-US"/>
+              <w:kern w:val="2"/>
+              <w:sz w:val="24"/>
+              <w:szCs w:val="24"/>
+              <w:lang w:val="hu-HU"/>
+              <w14:ligatures w14:val="standardContextual"/>
             </w:rPr>
           </w:pPr>
-          <w:hyperlink w:anchor="_Toc215164872" w:history="1">
-            <w:r>
-              <w:rPr>
-                <w:rStyle w:val="Hyperlink"/>
+          <w:hyperlink w:anchor="_Toc215180312" w:history="1">
+            <w:r>
+              <w:rPr>
+                <w:rStyle w:val="Hiperhivatkozs"/>
                 <w:noProof/>
               </w:rPr>
               <w:t>7.1 Célja</w:t>
@@ -1632,7 +1683,7 @@
                 <w:noProof/>
                 <w:webHidden/>
               </w:rPr>
-              <w:instrText xml:space="preserve"> PAGEREF _Toc215164872 \h </w:instrText>
+              <w:instrText xml:space="preserve"> PAGEREF _Toc215180312 \h </w:instrText>
             </w:r>
             <w:r>
               <w:rPr>
@@ -1652,7 +1703,7 @@
                 <w:noProof/>
                 <w:webHidden/>
               </w:rPr>
-              <w:t>9</w:t>
+              <w:t>10</w:t>
             </w:r>
             <w:r>
               <w:rPr>
@@ -1665,22 +1716,24 @@
         </w:p>
         <w:p>
           <w:pPr>
-            <w:pStyle w:val="TOC2"/>
+            <w:pStyle w:val="TJ2"/>
             <w:tabs>
               <w:tab w:val="right" w:leader="dot" w:pos="9346"/>
             </w:tabs>
             <w:rPr>
               <w:rFonts w:asciiTheme="minorHAnsi" w:eastAsiaTheme="minorEastAsia" w:hAnsiTheme="minorHAnsi" w:cstheme="minorBidi"/>
               <w:noProof/>
-              <w:sz w:val="22"/>
-              <w:szCs w:val="22"/>
-              <w:lang w:val="en-US" w:eastAsia="en-US"/>
+              <w:kern w:val="2"/>
+              <w:sz w:val="24"/>
+              <w:szCs w:val="24"/>
+              <w:lang w:val="hu-HU"/>
+              <w14:ligatures w14:val="standardContextual"/>
             </w:rPr>
           </w:pPr>
-          <w:hyperlink w:anchor="_Toc215164873" w:history="1">
-            <w:r>
-              <w:rPr>
-                <w:rStyle w:val="Hyperlink"/>
+          <w:hyperlink w:anchor="_Toc215180313" w:history="1">
+            <w:r>
+              <w:rPr>
+                <w:rStyle w:val="Hiperhivatkozs"/>
                 <w:noProof/>
               </w:rPr>
               <w:t>7.2 Folyamatábra:</w:t>
@@ -1704,7 +1757,7 @@
                 <w:noProof/>
                 <w:webHidden/>
               </w:rPr>
-              <w:instrText xml:space="preserve"> PAGEREF _Toc215164873 \h </w:instrText>
+              <w:instrText xml:space="preserve"> PAGEREF _Toc215180313 \h </w:instrText>
             </w:r>
             <w:r>
               <w:rPr>
@@ -1724,7 +1777,7 @@
                 <w:noProof/>
                 <w:webHidden/>
               </w:rPr>
-              <w:t>9</w:t>
+              <w:t>10</w:t>
             </w:r>
             <w:r>
               <w:rPr>
@@ -1737,22 +1790,24 @@
         </w:p>
         <w:p>
           <w:pPr>
-            <w:pStyle w:val="TOC1"/>
+            <w:pStyle w:val="TJ1"/>
             <w:tabs>
               <w:tab w:val="right" w:leader="dot" w:pos="9346"/>
             </w:tabs>
             <w:rPr>
               <w:rFonts w:asciiTheme="minorHAnsi" w:eastAsiaTheme="minorEastAsia" w:hAnsiTheme="minorHAnsi" w:cstheme="minorBidi"/>
               <w:noProof/>
-              <w:sz w:val="22"/>
-              <w:szCs w:val="22"/>
-              <w:lang w:val="en-US" w:eastAsia="en-US"/>
+              <w:kern w:val="2"/>
+              <w:sz w:val="24"/>
+              <w:szCs w:val="24"/>
+              <w:lang w:val="hu-HU"/>
+              <w14:ligatures w14:val="standardContextual"/>
             </w:rPr>
           </w:pPr>
-          <w:hyperlink w:anchor="_Toc215164874" w:history="1">
-            <w:r>
-              <w:rPr>
-                <w:rStyle w:val="Hyperlink"/>
+          <w:hyperlink w:anchor="_Toc215180314" w:history="1">
+            <w:r>
+              <w:rPr>
+                <w:rStyle w:val="Hiperhivatkozs"/>
                 <w:noProof/>
               </w:rPr>
               <w:t>8. Tracker eszközök CRUD</w:t>
@@ -1776,7 +1831,7 @@
                 <w:noProof/>
                 <w:webHidden/>
               </w:rPr>
-              <w:instrText xml:space="preserve"> PAGEREF _Toc215164874 \h </w:instrText>
+              <w:instrText xml:space="preserve"> PAGEREF _Toc215180314 \h </w:instrText>
             </w:r>
             <w:r>
               <w:rPr>
@@ -1796,7 +1851,7 @@
                 <w:noProof/>
                 <w:webHidden/>
               </w:rPr>
-              <w:t>10</w:t>
+              <w:t>11</w:t>
             </w:r>
             <w:r>
               <w:rPr>
@@ -1809,22 +1864,24 @@
         </w:p>
         <w:p>
           <w:pPr>
-            <w:pStyle w:val="TOC2"/>
+            <w:pStyle w:val="TJ2"/>
             <w:tabs>
               <w:tab w:val="right" w:leader="dot" w:pos="9346"/>
             </w:tabs>
             <w:rPr>
               <w:rFonts w:asciiTheme="minorHAnsi" w:eastAsiaTheme="minorEastAsia" w:hAnsiTheme="minorHAnsi" w:cstheme="minorBidi"/>
               <w:noProof/>
-              <w:sz w:val="22"/>
-              <w:szCs w:val="22"/>
-              <w:lang w:val="en-US" w:eastAsia="en-US"/>
+              <w:kern w:val="2"/>
+              <w:sz w:val="24"/>
+              <w:szCs w:val="24"/>
+              <w:lang w:val="hu-HU"/>
+              <w14:ligatures w14:val="standardContextual"/>
             </w:rPr>
           </w:pPr>
-          <w:hyperlink w:anchor="_Toc215164875" w:history="1">
-            <w:r>
-              <w:rPr>
-                <w:rStyle w:val="Hyperlink"/>
+          <w:hyperlink w:anchor="_Toc215180315" w:history="1">
+            <w:r>
+              <w:rPr>
+                <w:rStyle w:val="Hiperhivatkozs"/>
                 <w:noProof/>
               </w:rPr>
               <w:t>8.1 Célja:</w:t>
@@ -1848,7 +1905,7 @@
                 <w:noProof/>
                 <w:webHidden/>
               </w:rPr>
-              <w:instrText xml:space="preserve"> PAGEREF _Toc215164875 \h </w:instrText>
+              <w:instrText xml:space="preserve"> PAGEREF _Toc215180315 \h </w:instrText>
             </w:r>
             <w:r>
               <w:rPr>
@@ -1868,7 +1925,7 @@
                 <w:noProof/>
                 <w:webHidden/>
               </w:rPr>
-              <w:t>10</w:t>
+              <w:t>11</w:t>
             </w:r>
             <w:r>
               <w:rPr>
@@ -1881,22 +1938,24 @@
         </w:p>
         <w:p>
           <w:pPr>
-            <w:pStyle w:val="TOC2"/>
+            <w:pStyle w:val="TJ2"/>
             <w:tabs>
               <w:tab w:val="right" w:leader="dot" w:pos="9346"/>
             </w:tabs>
             <w:rPr>
               <w:rFonts w:asciiTheme="minorHAnsi" w:eastAsiaTheme="minorEastAsia" w:hAnsiTheme="minorHAnsi" w:cstheme="minorBidi"/>
               <w:noProof/>
-              <w:sz w:val="22"/>
-              <w:szCs w:val="22"/>
-              <w:lang w:val="en-US" w:eastAsia="en-US"/>
+              <w:kern w:val="2"/>
+              <w:sz w:val="24"/>
+              <w:szCs w:val="24"/>
+              <w:lang w:val="hu-HU"/>
+              <w14:ligatures w14:val="standardContextual"/>
             </w:rPr>
           </w:pPr>
-          <w:hyperlink w:anchor="_Toc215164876" w:history="1">
-            <w:r>
-              <w:rPr>
-                <w:rStyle w:val="Hyperlink"/>
+          <w:hyperlink w:anchor="_Toc215180316" w:history="1">
+            <w:r>
+              <w:rPr>
+                <w:rStyle w:val="Hiperhivatkozs"/>
                 <w:noProof/>
               </w:rPr>
               <w:t>8.2 Folyamatábra:</w:t>
@@ -1920,7 +1979,7 @@
                 <w:noProof/>
                 <w:webHidden/>
               </w:rPr>
-              <w:instrText xml:space="preserve"> PAGEREF _Toc215164876 \h </w:instrText>
+              <w:instrText xml:space="preserve"> PAGEREF _Toc215180316 \h </w:instrText>
             </w:r>
             <w:r>
               <w:rPr>
@@ -1940,7 +1999,7 @@
                 <w:noProof/>
                 <w:webHidden/>
               </w:rPr>
-              <w:t>10</w:t>
+              <w:t>11</w:t>
             </w:r>
             <w:r>
               <w:rPr>
@@ -1953,22 +2012,24 @@
         </w:p>
         <w:p>
           <w:pPr>
-            <w:pStyle w:val="TOC1"/>
+            <w:pStyle w:val="TJ1"/>
             <w:tabs>
               <w:tab w:val="right" w:leader="dot" w:pos="9346"/>
             </w:tabs>
             <w:rPr>
               <w:rFonts w:asciiTheme="minorHAnsi" w:eastAsiaTheme="minorEastAsia" w:hAnsiTheme="minorHAnsi" w:cstheme="minorBidi"/>
               <w:noProof/>
-              <w:sz w:val="22"/>
-              <w:szCs w:val="22"/>
-              <w:lang w:val="en-US" w:eastAsia="en-US"/>
+              <w:kern w:val="2"/>
+              <w:sz w:val="24"/>
+              <w:szCs w:val="24"/>
+              <w:lang w:val="hu-HU"/>
+              <w14:ligatures w14:val="standardContextual"/>
             </w:rPr>
           </w:pPr>
-          <w:hyperlink w:anchor="_Toc215164877" w:history="1">
-            <w:r>
-              <w:rPr>
-                <w:rStyle w:val="Hyperlink"/>
+          <w:hyperlink w:anchor="_Toc215180317" w:history="1">
+            <w:r>
+              <w:rPr>
+                <w:rStyle w:val="Hiperhivatkozs"/>
                 <w:noProof/>
               </w:rPr>
               <w:t>9. Járművek CRUD</w:t>
@@ -1992,7 +2053,7 @@
                 <w:noProof/>
                 <w:webHidden/>
               </w:rPr>
-              <w:instrText xml:space="preserve"> PAGEREF _Toc215164877 \h </w:instrText>
+              <w:instrText xml:space="preserve"> PAGEREF _Toc215180317 \h </w:instrText>
             </w:r>
             <w:r>
               <w:rPr>
@@ -2012,7 +2073,7 @@
                 <w:noProof/>
                 <w:webHidden/>
               </w:rPr>
-              <w:t>11</w:t>
+              <w:t>12</w:t>
             </w:r>
             <w:r>
               <w:rPr>
@@ -2025,22 +2086,24 @@
         </w:p>
         <w:p>
           <w:pPr>
-            <w:pStyle w:val="TOC2"/>
+            <w:pStyle w:val="TJ2"/>
             <w:tabs>
               <w:tab w:val="right" w:leader="dot" w:pos="9346"/>
             </w:tabs>
             <w:rPr>
               <w:rFonts w:asciiTheme="minorHAnsi" w:eastAsiaTheme="minorEastAsia" w:hAnsiTheme="minorHAnsi" w:cstheme="minorBidi"/>
               <w:noProof/>
-              <w:sz w:val="22"/>
-              <w:szCs w:val="22"/>
-              <w:lang w:val="en-US" w:eastAsia="en-US"/>
+              <w:kern w:val="2"/>
+              <w:sz w:val="24"/>
+              <w:szCs w:val="24"/>
+              <w:lang w:val="hu-HU"/>
+              <w14:ligatures w14:val="standardContextual"/>
             </w:rPr>
           </w:pPr>
-          <w:hyperlink w:anchor="_Toc215164878" w:history="1">
-            <w:r>
-              <w:rPr>
-                <w:rStyle w:val="Hyperlink"/>
+          <w:hyperlink w:anchor="_Toc215180318" w:history="1">
+            <w:r>
+              <w:rPr>
+                <w:rStyle w:val="Hiperhivatkozs"/>
                 <w:noProof/>
               </w:rPr>
               <w:t>9.1 Célja:</w:t>
@@ -2064,7 +2127,7 @@
                 <w:noProof/>
                 <w:webHidden/>
               </w:rPr>
-              <w:instrText xml:space="preserve"> PAGEREF _Toc215164878 \h </w:instrText>
+              <w:instrText xml:space="preserve"> PAGEREF _Toc215180318 \h </w:instrText>
             </w:r>
             <w:r>
               <w:rPr>
@@ -2084,7 +2147,7 @@
                 <w:noProof/>
                 <w:webHidden/>
               </w:rPr>
-              <w:t>11</w:t>
+              <w:t>12</w:t>
             </w:r>
             <w:r>
               <w:rPr>
@@ -2097,22 +2160,24 @@
         </w:p>
         <w:p>
           <w:pPr>
-            <w:pStyle w:val="TOC2"/>
+            <w:pStyle w:val="TJ2"/>
             <w:tabs>
               <w:tab w:val="right" w:leader="dot" w:pos="9346"/>
             </w:tabs>
             <w:rPr>
               <w:rFonts w:asciiTheme="minorHAnsi" w:eastAsiaTheme="minorEastAsia" w:hAnsiTheme="minorHAnsi" w:cstheme="minorBidi"/>
               <w:noProof/>
-              <w:sz w:val="22"/>
-              <w:szCs w:val="22"/>
-              <w:lang w:val="en-US" w:eastAsia="en-US"/>
+              <w:kern w:val="2"/>
+              <w:sz w:val="24"/>
+              <w:szCs w:val="24"/>
+              <w:lang w:val="hu-HU"/>
+              <w14:ligatures w14:val="standardContextual"/>
             </w:rPr>
           </w:pPr>
-          <w:hyperlink w:anchor="_Toc215164879" w:history="1">
-            <w:r>
-              <w:rPr>
-                <w:rStyle w:val="Hyperlink"/>
+          <w:hyperlink w:anchor="_Toc215180319" w:history="1">
+            <w:r>
+              <w:rPr>
+                <w:rStyle w:val="Hiperhivatkozs"/>
                 <w:noProof/>
               </w:rPr>
               <w:t>9.2 Folyamatábra:</w:t>
@@ -2136,7 +2201,7 @@
                 <w:noProof/>
                 <w:webHidden/>
               </w:rPr>
-              <w:instrText xml:space="preserve"> PAGEREF _Toc215164879 \h </w:instrText>
+              <w:instrText xml:space="preserve"> PAGEREF _Toc215180319 \h </w:instrText>
             </w:r>
             <w:r>
               <w:rPr>
@@ -2156,7 +2221,2005 @@
                 <w:noProof/>
                 <w:webHidden/>
               </w:rPr>
-              <w:t>11</w:t>
+              <w:t>12</w:t>
+            </w:r>
+            <w:r>
+              <w:rPr>
+                <w:noProof/>
+                <w:webHidden/>
+              </w:rPr>
+              <w:fldChar w:fldCharType="end"/>
+            </w:r>
+          </w:hyperlink>
+        </w:p>
+        <w:p>
+          <w:pPr>
+            <w:pStyle w:val="TJ1"/>
+            <w:tabs>
+              <w:tab w:val="right" w:leader="dot" w:pos="9346"/>
+            </w:tabs>
+            <w:rPr>
+              <w:rFonts w:asciiTheme="minorHAnsi" w:eastAsiaTheme="minorEastAsia" w:hAnsiTheme="minorHAnsi" w:cstheme="minorBidi"/>
+              <w:noProof/>
+              <w:kern w:val="2"/>
+              <w:sz w:val="24"/>
+              <w:szCs w:val="24"/>
+              <w:lang w:val="hu-HU"/>
+              <w14:ligatures w14:val="standardContextual"/>
+            </w:rPr>
+          </w:pPr>
+          <w:hyperlink w:anchor="_Toc215180320" w:history="1">
+            <w:r>
+              <w:rPr>
+                <w:rStyle w:val="Hiperhivatkozs"/>
+                <w:noProof/>
+              </w:rPr>
+              <w:t>10. RFID kártya + hozzárendelés</w:t>
+            </w:r>
+            <w:r>
+              <w:rPr>
+                <w:noProof/>
+                <w:webHidden/>
+              </w:rPr>
+              <w:tab/>
+            </w:r>
+            <w:r>
+              <w:rPr>
+                <w:noProof/>
+                <w:webHidden/>
+              </w:rPr>
+              <w:fldChar w:fldCharType="begin"/>
+            </w:r>
+            <w:r>
+              <w:rPr>
+                <w:noProof/>
+                <w:webHidden/>
+              </w:rPr>
+              <w:instrText xml:space="preserve"> PAGEREF _Toc215180320 \h </w:instrText>
+            </w:r>
+            <w:r>
+              <w:rPr>
+                <w:noProof/>
+                <w:webHidden/>
+              </w:rPr>
+            </w:r>
+            <w:r>
+              <w:rPr>
+                <w:noProof/>
+                <w:webHidden/>
+              </w:rPr>
+              <w:fldChar w:fldCharType="separate"/>
+            </w:r>
+            <w:r>
+              <w:rPr>
+                <w:noProof/>
+                <w:webHidden/>
+              </w:rPr>
+              <w:t>13</w:t>
+            </w:r>
+            <w:r>
+              <w:rPr>
+                <w:noProof/>
+                <w:webHidden/>
+              </w:rPr>
+              <w:fldChar w:fldCharType="end"/>
+            </w:r>
+          </w:hyperlink>
+        </w:p>
+        <w:p>
+          <w:pPr>
+            <w:pStyle w:val="TJ2"/>
+            <w:tabs>
+              <w:tab w:val="right" w:leader="dot" w:pos="9346"/>
+            </w:tabs>
+            <w:rPr>
+              <w:rFonts w:asciiTheme="minorHAnsi" w:eastAsiaTheme="minorEastAsia" w:hAnsiTheme="minorHAnsi" w:cstheme="minorBidi"/>
+              <w:noProof/>
+              <w:kern w:val="2"/>
+              <w:sz w:val="24"/>
+              <w:szCs w:val="24"/>
+              <w:lang w:val="hu-HU"/>
+              <w14:ligatures w14:val="standardContextual"/>
+            </w:rPr>
+          </w:pPr>
+          <w:hyperlink w:anchor="_Toc215180321" w:history="1">
+            <w:r>
+              <w:rPr>
+                <w:rStyle w:val="Hiperhivatkozs"/>
+                <w:noProof/>
+              </w:rPr>
+              <w:t>10.1 Célja:</w:t>
+            </w:r>
+            <w:r>
+              <w:rPr>
+                <w:noProof/>
+                <w:webHidden/>
+              </w:rPr>
+              <w:tab/>
+            </w:r>
+            <w:r>
+              <w:rPr>
+                <w:noProof/>
+                <w:webHidden/>
+              </w:rPr>
+              <w:fldChar w:fldCharType="begin"/>
+            </w:r>
+            <w:r>
+              <w:rPr>
+                <w:noProof/>
+                <w:webHidden/>
+              </w:rPr>
+              <w:instrText xml:space="preserve"> PAGEREF _Toc215180321 \h </w:instrText>
+            </w:r>
+            <w:r>
+              <w:rPr>
+                <w:noProof/>
+                <w:webHidden/>
+              </w:rPr>
+            </w:r>
+            <w:r>
+              <w:rPr>
+                <w:noProof/>
+                <w:webHidden/>
+              </w:rPr>
+              <w:fldChar w:fldCharType="separate"/>
+            </w:r>
+            <w:r>
+              <w:rPr>
+                <w:noProof/>
+                <w:webHidden/>
+              </w:rPr>
+              <w:t>13</w:t>
+            </w:r>
+            <w:r>
+              <w:rPr>
+                <w:noProof/>
+                <w:webHidden/>
+              </w:rPr>
+              <w:fldChar w:fldCharType="end"/>
+            </w:r>
+          </w:hyperlink>
+        </w:p>
+        <w:p>
+          <w:pPr>
+            <w:pStyle w:val="TJ2"/>
+            <w:tabs>
+              <w:tab w:val="right" w:leader="dot" w:pos="9346"/>
+            </w:tabs>
+            <w:rPr>
+              <w:rFonts w:asciiTheme="minorHAnsi" w:eastAsiaTheme="minorEastAsia" w:hAnsiTheme="minorHAnsi" w:cstheme="minorBidi"/>
+              <w:noProof/>
+              <w:kern w:val="2"/>
+              <w:sz w:val="24"/>
+              <w:szCs w:val="24"/>
+              <w:lang w:val="hu-HU"/>
+              <w14:ligatures w14:val="standardContextual"/>
+            </w:rPr>
+          </w:pPr>
+          <w:hyperlink w:anchor="_Toc215180322" w:history="1">
+            <w:r>
+              <w:rPr>
+                <w:rStyle w:val="Hiperhivatkozs"/>
+                <w:noProof/>
+              </w:rPr>
+              <w:t>10.2 Folyamatábra:</w:t>
+            </w:r>
+            <w:r>
+              <w:rPr>
+                <w:noProof/>
+                <w:webHidden/>
+              </w:rPr>
+              <w:tab/>
+            </w:r>
+            <w:r>
+              <w:rPr>
+                <w:noProof/>
+                <w:webHidden/>
+              </w:rPr>
+              <w:fldChar w:fldCharType="begin"/>
+            </w:r>
+            <w:r>
+              <w:rPr>
+                <w:noProof/>
+                <w:webHidden/>
+              </w:rPr>
+              <w:instrText xml:space="preserve"> PAGEREF _Toc215180322 \h </w:instrText>
+            </w:r>
+            <w:r>
+              <w:rPr>
+                <w:noProof/>
+                <w:webHidden/>
+              </w:rPr>
+            </w:r>
+            <w:r>
+              <w:rPr>
+                <w:noProof/>
+                <w:webHidden/>
+              </w:rPr>
+              <w:fldChar w:fldCharType="separate"/>
+            </w:r>
+            <w:r>
+              <w:rPr>
+                <w:noProof/>
+                <w:webHidden/>
+              </w:rPr>
+              <w:t>13</w:t>
+            </w:r>
+            <w:r>
+              <w:rPr>
+                <w:noProof/>
+                <w:webHidden/>
+              </w:rPr>
+              <w:fldChar w:fldCharType="end"/>
+            </w:r>
+          </w:hyperlink>
+        </w:p>
+        <w:p>
+          <w:pPr>
+            <w:pStyle w:val="TJ1"/>
+            <w:tabs>
+              <w:tab w:val="right" w:leader="dot" w:pos="9346"/>
+            </w:tabs>
+            <w:rPr>
+              <w:rFonts w:asciiTheme="minorHAnsi" w:eastAsiaTheme="minorEastAsia" w:hAnsiTheme="minorHAnsi" w:cstheme="minorBidi"/>
+              <w:noProof/>
+              <w:kern w:val="2"/>
+              <w:sz w:val="24"/>
+              <w:szCs w:val="24"/>
+              <w:lang w:val="hu-HU"/>
+              <w14:ligatures w14:val="standardContextual"/>
+            </w:rPr>
+          </w:pPr>
+          <w:hyperlink w:anchor="_Toc215180323" w:history="1">
+            <w:r>
+              <w:rPr>
+                <w:rStyle w:val="Hiperhivatkozs"/>
+                <w:noProof/>
+              </w:rPr>
+              <w:t>11. Menet indítás</w:t>
+            </w:r>
+            <w:r>
+              <w:rPr>
+                <w:noProof/>
+                <w:webHidden/>
+              </w:rPr>
+              <w:tab/>
+            </w:r>
+            <w:r>
+              <w:rPr>
+                <w:noProof/>
+                <w:webHidden/>
+              </w:rPr>
+              <w:fldChar w:fldCharType="begin"/>
+            </w:r>
+            <w:r>
+              <w:rPr>
+                <w:noProof/>
+                <w:webHidden/>
+              </w:rPr>
+              <w:instrText xml:space="preserve"> PAGEREF _Toc215180323 \h </w:instrText>
+            </w:r>
+            <w:r>
+              <w:rPr>
+                <w:noProof/>
+                <w:webHidden/>
+              </w:rPr>
+            </w:r>
+            <w:r>
+              <w:rPr>
+                <w:noProof/>
+                <w:webHidden/>
+              </w:rPr>
+              <w:fldChar w:fldCharType="separate"/>
+            </w:r>
+            <w:r>
+              <w:rPr>
+                <w:noProof/>
+                <w:webHidden/>
+              </w:rPr>
+              <w:t>14</w:t>
+            </w:r>
+            <w:r>
+              <w:rPr>
+                <w:noProof/>
+                <w:webHidden/>
+              </w:rPr>
+              <w:fldChar w:fldCharType="end"/>
+            </w:r>
+          </w:hyperlink>
+        </w:p>
+        <w:p>
+          <w:pPr>
+            <w:pStyle w:val="TJ2"/>
+            <w:tabs>
+              <w:tab w:val="right" w:leader="dot" w:pos="9346"/>
+            </w:tabs>
+            <w:rPr>
+              <w:rFonts w:asciiTheme="minorHAnsi" w:eastAsiaTheme="minorEastAsia" w:hAnsiTheme="minorHAnsi" w:cstheme="minorBidi"/>
+              <w:noProof/>
+              <w:kern w:val="2"/>
+              <w:sz w:val="24"/>
+              <w:szCs w:val="24"/>
+              <w:lang w:val="hu-HU"/>
+              <w14:ligatures w14:val="standardContextual"/>
+            </w:rPr>
+          </w:pPr>
+          <w:hyperlink w:anchor="_Toc215180324" w:history="1">
+            <w:r>
+              <w:rPr>
+                <w:rStyle w:val="Hiperhivatkozs"/>
+                <w:noProof/>
+              </w:rPr>
+              <w:t>11.1 Célja:</w:t>
+            </w:r>
+            <w:r>
+              <w:rPr>
+                <w:noProof/>
+                <w:webHidden/>
+              </w:rPr>
+              <w:tab/>
+            </w:r>
+            <w:r>
+              <w:rPr>
+                <w:noProof/>
+                <w:webHidden/>
+              </w:rPr>
+              <w:fldChar w:fldCharType="begin"/>
+            </w:r>
+            <w:r>
+              <w:rPr>
+                <w:noProof/>
+                <w:webHidden/>
+              </w:rPr>
+              <w:instrText xml:space="preserve"> PAGEREF _Toc215180324 \h </w:instrText>
+            </w:r>
+            <w:r>
+              <w:rPr>
+                <w:noProof/>
+                <w:webHidden/>
+              </w:rPr>
+            </w:r>
+            <w:r>
+              <w:rPr>
+                <w:noProof/>
+                <w:webHidden/>
+              </w:rPr>
+              <w:fldChar w:fldCharType="separate"/>
+            </w:r>
+            <w:r>
+              <w:rPr>
+                <w:noProof/>
+                <w:webHidden/>
+              </w:rPr>
+              <w:t>14</w:t>
+            </w:r>
+            <w:r>
+              <w:rPr>
+                <w:noProof/>
+                <w:webHidden/>
+              </w:rPr>
+              <w:fldChar w:fldCharType="end"/>
+            </w:r>
+          </w:hyperlink>
+        </w:p>
+        <w:p>
+          <w:pPr>
+            <w:pStyle w:val="TJ2"/>
+            <w:tabs>
+              <w:tab w:val="right" w:leader="dot" w:pos="9346"/>
+            </w:tabs>
+            <w:rPr>
+              <w:rFonts w:asciiTheme="minorHAnsi" w:eastAsiaTheme="minorEastAsia" w:hAnsiTheme="minorHAnsi" w:cstheme="minorBidi"/>
+              <w:noProof/>
+              <w:kern w:val="2"/>
+              <w:sz w:val="24"/>
+              <w:szCs w:val="24"/>
+              <w:lang w:val="hu-HU"/>
+              <w14:ligatures w14:val="standardContextual"/>
+            </w:rPr>
+          </w:pPr>
+          <w:hyperlink w:anchor="_Toc215180325" w:history="1">
+            <w:r>
+              <w:rPr>
+                <w:rStyle w:val="Hiperhivatkozs"/>
+                <w:noProof/>
+              </w:rPr>
+              <w:t>11.2 Folyamatábra:</w:t>
+            </w:r>
+            <w:r>
+              <w:rPr>
+                <w:noProof/>
+                <w:webHidden/>
+              </w:rPr>
+              <w:tab/>
+            </w:r>
+            <w:r>
+              <w:rPr>
+                <w:noProof/>
+                <w:webHidden/>
+              </w:rPr>
+              <w:fldChar w:fldCharType="begin"/>
+            </w:r>
+            <w:r>
+              <w:rPr>
+                <w:noProof/>
+                <w:webHidden/>
+              </w:rPr>
+              <w:instrText xml:space="preserve"> PAGEREF _Toc215180325 \h </w:instrText>
+            </w:r>
+            <w:r>
+              <w:rPr>
+                <w:noProof/>
+                <w:webHidden/>
+              </w:rPr>
+            </w:r>
+            <w:r>
+              <w:rPr>
+                <w:noProof/>
+                <w:webHidden/>
+              </w:rPr>
+              <w:fldChar w:fldCharType="separate"/>
+            </w:r>
+            <w:r>
+              <w:rPr>
+                <w:noProof/>
+                <w:webHidden/>
+              </w:rPr>
+              <w:t>14</w:t>
+            </w:r>
+            <w:r>
+              <w:rPr>
+                <w:noProof/>
+                <w:webHidden/>
+              </w:rPr>
+              <w:fldChar w:fldCharType="end"/>
+            </w:r>
+          </w:hyperlink>
+        </w:p>
+        <w:p>
+          <w:pPr>
+            <w:pStyle w:val="TJ1"/>
+            <w:tabs>
+              <w:tab w:val="right" w:leader="dot" w:pos="9346"/>
+            </w:tabs>
+            <w:rPr>
+              <w:rFonts w:asciiTheme="minorHAnsi" w:eastAsiaTheme="minorEastAsia" w:hAnsiTheme="minorHAnsi" w:cstheme="minorBidi"/>
+              <w:noProof/>
+              <w:kern w:val="2"/>
+              <w:sz w:val="24"/>
+              <w:szCs w:val="24"/>
+              <w:lang w:val="hu-HU"/>
+              <w14:ligatures w14:val="standardContextual"/>
+            </w:rPr>
+          </w:pPr>
+          <w:hyperlink w:anchor="_Toc215180326" w:history="1">
+            <w:r>
+              <w:rPr>
+                <w:rStyle w:val="Hiperhivatkozs"/>
+                <w:noProof/>
+              </w:rPr>
+              <w:t>12. Menet lezárás</w:t>
+            </w:r>
+            <w:r>
+              <w:rPr>
+                <w:noProof/>
+                <w:webHidden/>
+              </w:rPr>
+              <w:tab/>
+            </w:r>
+            <w:r>
+              <w:rPr>
+                <w:noProof/>
+                <w:webHidden/>
+              </w:rPr>
+              <w:fldChar w:fldCharType="begin"/>
+            </w:r>
+            <w:r>
+              <w:rPr>
+                <w:noProof/>
+                <w:webHidden/>
+              </w:rPr>
+              <w:instrText xml:space="preserve"> PAGEREF _Toc215180326 \h </w:instrText>
+            </w:r>
+            <w:r>
+              <w:rPr>
+                <w:noProof/>
+                <w:webHidden/>
+              </w:rPr>
+            </w:r>
+            <w:r>
+              <w:rPr>
+                <w:noProof/>
+                <w:webHidden/>
+              </w:rPr>
+              <w:fldChar w:fldCharType="separate"/>
+            </w:r>
+            <w:r>
+              <w:rPr>
+                <w:noProof/>
+                <w:webHidden/>
+              </w:rPr>
+              <w:t>15</w:t>
+            </w:r>
+            <w:r>
+              <w:rPr>
+                <w:noProof/>
+                <w:webHidden/>
+              </w:rPr>
+              <w:fldChar w:fldCharType="end"/>
+            </w:r>
+          </w:hyperlink>
+        </w:p>
+        <w:p>
+          <w:pPr>
+            <w:pStyle w:val="TJ2"/>
+            <w:tabs>
+              <w:tab w:val="right" w:leader="dot" w:pos="9346"/>
+            </w:tabs>
+            <w:rPr>
+              <w:rFonts w:asciiTheme="minorHAnsi" w:eastAsiaTheme="minorEastAsia" w:hAnsiTheme="minorHAnsi" w:cstheme="minorBidi"/>
+              <w:noProof/>
+              <w:kern w:val="2"/>
+              <w:sz w:val="24"/>
+              <w:szCs w:val="24"/>
+              <w:lang w:val="hu-HU"/>
+              <w14:ligatures w14:val="standardContextual"/>
+            </w:rPr>
+          </w:pPr>
+          <w:hyperlink w:anchor="_Toc215180327" w:history="1">
+            <w:r>
+              <w:rPr>
+                <w:rStyle w:val="Hiperhivatkozs"/>
+                <w:noProof/>
+              </w:rPr>
+              <w:t>12.1 Célja:</w:t>
+            </w:r>
+            <w:r>
+              <w:rPr>
+                <w:noProof/>
+                <w:webHidden/>
+              </w:rPr>
+              <w:tab/>
+            </w:r>
+            <w:r>
+              <w:rPr>
+                <w:noProof/>
+                <w:webHidden/>
+              </w:rPr>
+              <w:fldChar w:fldCharType="begin"/>
+            </w:r>
+            <w:r>
+              <w:rPr>
+                <w:noProof/>
+                <w:webHidden/>
+              </w:rPr>
+              <w:instrText xml:space="preserve"> PAGEREF _Toc215180327 \h </w:instrText>
+            </w:r>
+            <w:r>
+              <w:rPr>
+                <w:noProof/>
+                <w:webHidden/>
+              </w:rPr>
+            </w:r>
+            <w:r>
+              <w:rPr>
+                <w:noProof/>
+                <w:webHidden/>
+              </w:rPr>
+              <w:fldChar w:fldCharType="separate"/>
+            </w:r>
+            <w:r>
+              <w:rPr>
+                <w:noProof/>
+                <w:webHidden/>
+              </w:rPr>
+              <w:t>15</w:t>
+            </w:r>
+            <w:r>
+              <w:rPr>
+                <w:noProof/>
+                <w:webHidden/>
+              </w:rPr>
+              <w:fldChar w:fldCharType="end"/>
+            </w:r>
+          </w:hyperlink>
+        </w:p>
+        <w:p>
+          <w:pPr>
+            <w:pStyle w:val="TJ2"/>
+            <w:tabs>
+              <w:tab w:val="right" w:leader="dot" w:pos="9346"/>
+            </w:tabs>
+            <w:rPr>
+              <w:rFonts w:asciiTheme="minorHAnsi" w:eastAsiaTheme="minorEastAsia" w:hAnsiTheme="minorHAnsi" w:cstheme="minorBidi"/>
+              <w:noProof/>
+              <w:kern w:val="2"/>
+              <w:sz w:val="24"/>
+              <w:szCs w:val="24"/>
+              <w:lang w:val="hu-HU"/>
+              <w14:ligatures w14:val="standardContextual"/>
+            </w:rPr>
+          </w:pPr>
+          <w:hyperlink w:anchor="_Toc215180328" w:history="1">
+            <w:r>
+              <w:rPr>
+                <w:rStyle w:val="Hiperhivatkozs"/>
+                <w:noProof/>
+              </w:rPr>
+              <w:t>12.2 Folyamatábra:</w:t>
+            </w:r>
+            <w:r>
+              <w:rPr>
+                <w:noProof/>
+                <w:webHidden/>
+              </w:rPr>
+              <w:tab/>
+            </w:r>
+            <w:r>
+              <w:rPr>
+                <w:noProof/>
+                <w:webHidden/>
+              </w:rPr>
+              <w:fldChar w:fldCharType="begin"/>
+            </w:r>
+            <w:r>
+              <w:rPr>
+                <w:noProof/>
+                <w:webHidden/>
+              </w:rPr>
+              <w:instrText xml:space="preserve"> PAGEREF _Toc215180328 \h </w:instrText>
+            </w:r>
+            <w:r>
+              <w:rPr>
+                <w:noProof/>
+                <w:webHidden/>
+              </w:rPr>
+            </w:r>
+            <w:r>
+              <w:rPr>
+                <w:noProof/>
+                <w:webHidden/>
+              </w:rPr>
+              <w:fldChar w:fldCharType="separate"/>
+            </w:r>
+            <w:r>
+              <w:rPr>
+                <w:noProof/>
+                <w:webHidden/>
+              </w:rPr>
+              <w:t>15</w:t>
+            </w:r>
+            <w:r>
+              <w:rPr>
+                <w:noProof/>
+                <w:webHidden/>
+              </w:rPr>
+              <w:fldChar w:fldCharType="end"/>
+            </w:r>
+          </w:hyperlink>
+        </w:p>
+        <w:p>
+          <w:pPr>
+            <w:pStyle w:val="TJ1"/>
+            <w:tabs>
+              <w:tab w:val="right" w:leader="dot" w:pos="9346"/>
+            </w:tabs>
+            <w:rPr>
+              <w:rFonts w:asciiTheme="minorHAnsi" w:eastAsiaTheme="minorEastAsia" w:hAnsiTheme="minorHAnsi" w:cstheme="minorBidi"/>
+              <w:noProof/>
+              <w:kern w:val="2"/>
+              <w:sz w:val="24"/>
+              <w:szCs w:val="24"/>
+              <w:lang w:val="hu-HU"/>
+              <w14:ligatures w14:val="standardContextual"/>
+            </w:rPr>
+          </w:pPr>
+          <w:hyperlink w:anchor="_Toc215180329" w:history="1">
+            <w:r>
+              <w:rPr>
+                <w:rStyle w:val="Hiperhivatkozs"/>
+                <w:noProof/>
+              </w:rPr>
+              <w:t>13. RFID azonosítás belső logika</w:t>
+            </w:r>
+            <w:r>
+              <w:rPr>
+                <w:noProof/>
+                <w:webHidden/>
+              </w:rPr>
+              <w:tab/>
+            </w:r>
+            <w:r>
+              <w:rPr>
+                <w:noProof/>
+                <w:webHidden/>
+              </w:rPr>
+              <w:fldChar w:fldCharType="begin"/>
+            </w:r>
+            <w:r>
+              <w:rPr>
+                <w:noProof/>
+                <w:webHidden/>
+              </w:rPr>
+              <w:instrText xml:space="preserve"> PAGEREF _Toc215180329 \h </w:instrText>
+            </w:r>
+            <w:r>
+              <w:rPr>
+                <w:noProof/>
+                <w:webHidden/>
+              </w:rPr>
+            </w:r>
+            <w:r>
+              <w:rPr>
+                <w:noProof/>
+                <w:webHidden/>
+              </w:rPr>
+              <w:fldChar w:fldCharType="separate"/>
+            </w:r>
+            <w:r>
+              <w:rPr>
+                <w:noProof/>
+                <w:webHidden/>
+              </w:rPr>
+              <w:t>16</w:t>
+            </w:r>
+            <w:r>
+              <w:rPr>
+                <w:noProof/>
+                <w:webHidden/>
+              </w:rPr>
+              <w:fldChar w:fldCharType="end"/>
+            </w:r>
+          </w:hyperlink>
+        </w:p>
+        <w:p>
+          <w:pPr>
+            <w:pStyle w:val="TJ2"/>
+            <w:tabs>
+              <w:tab w:val="right" w:leader="dot" w:pos="9346"/>
+            </w:tabs>
+            <w:rPr>
+              <w:rFonts w:asciiTheme="minorHAnsi" w:eastAsiaTheme="minorEastAsia" w:hAnsiTheme="minorHAnsi" w:cstheme="minorBidi"/>
+              <w:noProof/>
+              <w:kern w:val="2"/>
+              <w:sz w:val="24"/>
+              <w:szCs w:val="24"/>
+              <w:lang w:val="hu-HU"/>
+              <w14:ligatures w14:val="standardContextual"/>
+            </w:rPr>
+          </w:pPr>
+          <w:hyperlink w:anchor="_Toc215180330" w:history="1">
+            <w:r>
+              <w:rPr>
+                <w:rStyle w:val="Hiperhivatkozs"/>
+                <w:noProof/>
+              </w:rPr>
+              <w:t>13.1 Célja:</w:t>
+            </w:r>
+            <w:r>
+              <w:rPr>
+                <w:noProof/>
+                <w:webHidden/>
+              </w:rPr>
+              <w:tab/>
+            </w:r>
+            <w:r>
+              <w:rPr>
+                <w:noProof/>
+                <w:webHidden/>
+              </w:rPr>
+              <w:fldChar w:fldCharType="begin"/>
+            </w:r>
+            <w:r>
+              <w:rPr>
+                <w:noProof/>
+                <w:webHidden/>
+              </w:rPr>
+              <w:instrText xml:space="preserve"> PAGEREF _Toc215180330 \h </w:instrText>
+            </w:r>
+            <w:r>
+              <w:rPr>
+                <w:noProof/>
+                <w:webHidden/>
+              </w:rPr>
+            </w:r>
+            <w:r>
+              <w:rPr>
+                <w:noProof/>
+                <w:webHidden/>
+              </w:rPr>
+              <w:fldChar w:fldCharType="separate"/>
+            </w:r>
+            <w:r>
+              <w:rPr>
+                <w:noProof/>
+                <w:webHidden/>
+              </w:rPr>
+              <w:t>16</w:t>
+            </w:r>
+            <w:r>
+              <w:rPr>
+                <w:noProof/>
+                <w:webHidden/>
+              </w:rPr>
+              <w:fldChar w:fldCharType="end"/>
+            </w:r>
+          </w:hyperlink>
+        </w:p>
+        <w:p>
+          <w:pPr>
+            <w:pStyle w:val="TJ2"/>
+            <w:tabs>
+              <w:tab w:val="right" w:leader="dot" w:pos="9346"/>
+            </w:tabs>
+            <w:rPr>
+              <w:rFonts w:asciiTheme="minorHAnsi" w:eastAsiaTheme="minorEastAsia" w:hAnsiTheme="minorHAnsi" w:cstheme="minorBidi"/>
+              <w:noProof/>
+              <w:kern w:val="2"/>
+              <w:sz w:val="24"/>
+              <w:szCs w:val="24"/>
+              <w:lang w:val="hu-HU"/>
+              <w14:ligatures w14:val="standardContextual"/>
+            </w:rPr>
+          </w:pPr>
+          <w:hyperlink w:anchor="_Toc215180331" w:history="1">
+            <w:r>
+              <w:rPr>
+                <w:rStyle w:val="Hiperhivatkozs"/>
+                <w:noProof/>
+              </w:rPr>
+              <w:t>13.2 Folyamatábra:</w:t>
+            </w:r>
+            <w:r>
+              <w:rPr>
+                <w:noProof/>
+                <w:webHidden/>
+              </w:rPr>
+              <w:tab/>
+            </w:r>
+            <w:r>
+              <w:rPr>
+                <w:noProof/>
+                <w:webHidden/>
+              </w:rPr>
+              <w:fldChar w:fldCharType="begin"/>
+            </w:r>
+            <w:r>
+              <w:rPr>
+                <w:noProof/>
+                <w:webHidden/>
+              </w:rPr>
+              <w:instrText xml:space="preserve"> PAGEREF _Toc215180331 \h </w:instrText>
+            </w:r>
+            <w:r>
+              <w:rPr>
+                <w:noProof/>
+                <w:webHidden/>
+              </w:rPr>
+            </w:r>
+            <w:r>
+              <w:rPr>
+                <w:noProof/>
+                <w:webHidden/>
+              </w:rPr>
+              <w:fldChar w:fldCharType="separate"/>
+            </w:r>
+            <w:r>
+              <w:rPr>
+                <w:noProof/>
+                <w:webHidden/>
+              </w:rPr>
+              <w:t>16</w:t>
+            </w:r>
+            <w:r>
+              <w:rPr>
+                <w:noProof/>
+                <w:webHidden/>
+              </w:rPr>
+              <w:fldChar w:fldCharType="end"/>
+            </w:r>
+          </w:hyperlink>
+        </w:p>
+        <w:p>
+          <w:pPr>
+            <w:pStyle w:val="TJ1"/>
+            <w:tabs>
+              <w:tab w:val="right" w:leader="dot" w:pos="9346"/>
+            </w:tabs>
+            <w:rPr>
+              <w:rFonts w:asciiTheme="minorHAnsi" w:eastAsiaTheme="minorEastAsia" w:hAnsiTheme="minorHAnsi" w:cstheme="minorBidi"/>
+              <w:noProof/>
+              <w:kern w:val="2"/>
+              <w:sz w:val="24"/>
+              <w:szCs w:val="24"/>
+              <w:lang w:val="hu-HU"/>
+              <w14:ligatures w14:val="standardContextual"/>
+            </w:rPr>
+          </w:pPr>
+          <w:hyperlink w:anchor="_Toc215180332" w:history="1">
+            <w:r>
+              <w:rPr>
+                <w:rStyle w:val="Hiperhivatkozs"/>
+                <w:noProof/>
+              </w:rPr>
+              <w:t>14. GPS pozíció fogadás</w:t>
+            </w:r>
+            <w:r>
+              <w:rPr>
+                <w:noProof/>
+                <w:webHidden/>
+              </w:rPr>
+              <w:tab/>
+            </w:r>
+            <w:r>
+              <w:rPr>
+                <w:noProof/>
+                <w:webHidden/>
+              </w:rPr>
+              <w:fldChar w:fldCharType="begin"/>
+            </w:r>
+            <w:r>
+              <w:rPr>
+                <w:noProof/>
+                <w:webHidden/>
+              </w:rPr>
+              <w:instrText xml:space="preserve"> PAGEREF _Toc215180332 \h </w:instrText>
+            </w:r>
+            <w:r>
+              <w:rPr>
+                <w:noProof/>
+                <w:webHidden/>
+              </w:rPr>
+            </w:r>
+            <w:r>
+              <w:rPr>
+                <w:noProof/>
+                <w:webHidden/>
+              </w:rPr>
+              <w:fldChar w:fldCharType="separate"/>
+            </w:r>
+            <w:r>
+              <w:rPr>
+                <w:noProof/>
+                <w:webHidden/>
+              </w:rPr>
+              <w:t>17</w:t>
+            </w:r>
+            <w:r>
+              <w:rPr>
+                <w:noProof/>
+                <w:webHidden/>
+              </w:rPr>
+              <w:fldChar w:fldCharType="end"/>
+            </w:r>
+          </w:hyperlink>
+        </w:p>
+        <w:p>
+          <w:pPr>
+            <w:pStyle w:val="TJ2"/>
+            <w:tabs>
+              <w:tab w:val="right" w:leader="dot" w:pos="9346"/>
+            </w:tabs>
+            <w:rPr>
+              <w:rFonts w:asciiTheme="minorHAnsi" w:eastAsiaTheme="minorEastAsia" w:hAnsiTheme="minorHAnsi" w:cstheme="minorBidi"/>
+              <w:noProof/>
+              <w:kern w:val="2"/>
+              <w:sz w:val="24"/>
+              <w:szCs w:val="24"/>
+              <w:lang w:val="hu-HU"/>
+              <w14:ligatures w14:val="standardContextual"/>
+            </w:rPr>
+          </w:pPr>
+          <w:hyperlink w:anchor="_Toc215180333" w:history="1">
+            <w:r>
+              <w:rPr>
+                <w:rStyle w:val="Hiperhivatkozs"/>
+                <w:noProof/>
+              </w:rPr>
+              <w:t>14.1 Célja:</w:t>
+            </w:r>
+            <w:r>
+              <w:rPr>
+                <w:noProof/>
+                <w:webHidden/>
+              </w:rPr>
+              <w:tab/>
+            </w:r>
+            <w:r>
+              <w:rPr>
+                <w:noProof/>
+                <w:webHidden/>
+              </w:rPr>
+              <w:fldChar w:fldCharType="begin"/>
+            </w:r>
+            <w:r>
+              <w:rPr>
+                <w:noProof/>
+                <w:webHidden/>
+              </w:rPr>
+              <w:instrText xml:space="preserve"> PAGEREF _Toc215180333 \h </w:instrText>
+            </w:r>
+            <w:r>
+              <w:rPr>
+                <w:noProof/>
+                <w:webHidden/>
+              </w:rPr>
+            </w:r>
+            <w:r>
+              <w:rPr>
+                <w:noProof/>
+                <w:webHidden/>
+              </w:rPr>
+              <w:fldChar w:fldCharType="separate"/>
+            </w:r>
+            <w:r>
+              <w:rPr>
+                <w:noProof/>
+                <w:webHidden/>
+              </w:rPr>
+              <w:t>17</w:t>
+            </w:r>
+            <w:r>
+              <w:rPr>
+                <w:noProof/>
+                <w:webHidden/>
+              </w:rPr>
+              <w:fldChar w:fldCharType="end"/>
+            </w:r>
+          </w:hyperlink>
+        </w:p>
+        <w:p>
+          <w:pPr>
+            <w:pStyle w:val="TJ2"/>
+            <w:tabs>
+              <w:tab w:val="right" w:leader="dot" w:pos="9346"/>
+            </w:tabs>
+            <w:rPr>
+              <w:rFonts w:asciiTheme="minorHAnsi" w:eastAsiaTheme="minorEastAsia" w:hAnsiTheme="minorHAnsi" w:cstheme="minorBidi"/>
+              <w:noProof/>
+              <w:kern w:val="2"/>
+              <w:sz w:val="24"/>
+              <w:szCs w:val="24"/>
+              <w:lang w:val="hu-HU"/>
+              <w14:ligatures w14:val="standardContextual"/>
+            </w:rPr>
+          </w:pPr>
+          <w:hyperlink w:anchor="_Toc215180334" w:history="1">
+            <w:r>
+              <w:rPr>
+                <w:rStyle w:val="Hiperhivatkozs"/>
+                <w:noProof/>
+              </w:rPr>
+              <w:t>14.2 Folyamatábra:</w:t>
+            </w:r>
+            <w:r>
+              <w:rPr>
+                <w:noProof/>
+                <w:webHidden/>
+              </w:rPr>
+              <w:tab/>
+            </w:r>
+            <w:r>
+              <w:rPr>
+                <w:noProof/>
+                <w:webHidden/>
+              </w:rPr>
+              <w:fldChar w:fldCharType="begin"/>
+            </w:r>
+            <w:r>
+              <w:rPr>
+                <w:noProof/>
+                <w:webHidden/>
+              </w:rPr>
+              <w:instrText xml:space="preserve"> PAGEREF _Toc215180334 \h </w:instrText>
+            </w:r>
+            <w:r>
+              <w:rPr>
+                <w:noProof/>
+                <w:webHidden/>
+              </w:rPr>
+            </w:r>
+            <w:r>
+              <w:rPr>
+                <w:noProof/>
+                <w:webHidden/>
+              </w:rPr>
+              <w:fldChar w:fldCharType="separate"/>
+            </w:r>
+            <w:r>
+              <w:rPr>
+                <w:noProof/>
+                <w:webHidden/>
+              </w:rPr>
+              <w:t>17</w:t>
+            </w:r>
+            <w:r>
+              <w:rPr>
+                <w:noProof/>
+                <w:webHidden/>
+              </w:rPr>
+              <w:fldChar w:fldCharType="end"/>
+            </w:r>
+          </w:hyperlink>
+        </w:p>
+        <w:p>
+          <w:pPr>
+            <w:pStyle w:val="TJ1"/>
+            <w:tabs>
+              <w:tab w:val="right" w:leader="dot" w:pos="9346"/>
+            </w:tabs>
+            <w:rPr>
+              <w:rFonts w:asciiTheme="minorHAnsi" w:eastAsiaTheme="minorEastAsia" w:hAnsiTheme="minorHAnsi" w:cstheme="minorBidi"/>
+              <w:noProof/>
+              <w:kern w:val="2"/>
+              <w:sz w:val="24"/>
+              <w:szCs w:val="24"/>
+              <w:lang w:val="hu-HU"/>
+              <w14:ligatures w14:val="standardContextual"/>
+            </w:rPr>
+          </w:pPr>
+          <w:hyperlink w:anchor="_Toc215180335" w:history="1">
+            <w:r>
+              <w:rPr>
+                <w:rStyle w:val="Hiperhivatkozs"/>
+                <w:noProof/>
+              </w:rPr>
+              <w:t>15. Statisztikák</w:t>
+            </w:r>
+            <w:r>
+              <w:rPr>
+                <w:noProof/>
+                <w:webHidden/>
+              </w:rPr>
+              <w:tab/>
+            </w:r>
+            <w:r>
+              <w:rPr>
+                <w:noProof/>
+                <w:webHidden/>
+              </w:rPr>
+              <w:fldChar w:fldCharType="begin"/>
+            </w:r>
+            <w:r>
+              <w:rPr>
+                <w:noProof/>
+                <w:webHidden/>
+              </w:rPr>
+              <w:instrText xml:space="preserve"> PAGEREF _Toc215180335 \h </w:instrText>
+            </w:r>
+            <w:r>
+              <w:rPr>
+                <w:noProof/>
+                <w:webHidden/>
+              </w:rPr>
+            </w:r>
+            <w:r>
+              <w:rPr>
+                <w:noProof/>
+                <w:webHidden/>
+              </w:rPr>
+              <w:fldChar w:fldCharType="separate"/>
+            </w:r>
+            <w:r>
+              <w:rPr>
+                <w:noProof/>
+                <w:webHidden/>
+              </w:rPr>
+              <w:t>18</w:t>
+            </w:r>
+            <w:r>
+              <w:rPr>
+                <w:noProof/>
+                <w:webHidden/>
+              </w:rPr>
+              <w:fldChar w:fldCharType="end"/>
+            </w:r>
+          </w:hyperlink>
+        </w:p>
+        <w:p>
+          <w:pPr>
+            <w:pStyle w:val="TJ2"/>
+            <w:tabs>
+              <w:tab w:val="right" w:leader="dot" w:pos="9346"/>
+            </w:tabs>
+            <w:rPr>
+              <w:rFonts w:asciiTheme="minorHAnsi" w:eastAsiaTheme="minorEastAsia" w:hAnsiTheme="minorHAnsi" w:cstheme="minorBidi"/>
+              <w:noProof/>
+              <w:kern w:val="2"/>
+              <w:sz w:val="24"/>
+              <w:szCs w:val="24"/>
+              <w:lang w:val="hu-HU"/>
+              <w14:ligatures w14:val="standardContextual"/>
+            </w:rPr>
+          </w:pPr>
+          <w:hyperlink w:anchor="_Toc215180336" w:history="1">
+            <w:r>
+              <w:rPr>
+                <w:rStyle w:val="Hiperhivatkozs"/>
+                <w:noProof/>
+              </w:rPr>
+              <w:t>15.1 Célja:</w:t>
+            </w:r>
+            <w:r>
+              <w:rPr>
+                <w:noProof/>
+                <w:webHidden/>
+              </w:rPr>
+              <w:tab/>
+            </w:r>
+            <w:r>
+              <w:rPr>
+                <w:noProof/>
+                <w:webHidden/>
+              </w:rPr>
+              <w:fldChar w:fldCharType="begin"/>
+            </w:r>
+            <w:r>
+              <w:rPr>
+                <w:noProof/>
+                <w:webHidden/>
+              </w:rPr>
+              <w:instrText xml:space="preserve"> PAGEREF _Toc215180336 \h </w:instrText>
+            </w:r>
+            <w:r>
+              <w:rPr>
+                <w:noProof/>
+                <w:webHidden/>
+              </w:rPr>
+            </w:r>
+            <w:r>
+              <w:rPr>
+                <w:noProof/>
+                <w:webHidden/>
+              </w:rPr>
+              <w:fldChar w:fldCharType="separate"/>
+            </w:r>
+            <w:r>
+              <w:rPr>
+                <w:noProof/>
+                <w:webHidden/>
+              </w:rPr>
+              <w:t>18</w:t>
+            </w:r>
+            <w:r>
+              <w:rPr>
+                <w:noProof/>
+                <w:webHidden/>
+              </w:rPr>
+              <w:fldChar w:fldCharType="end"/>
+            </w:r>
+          </w:hyperlink>
+        </w:p>
+        <w:p>
+          <w:pPr>
+            <w:pStyle w:val="TJ2"/>
+            <w:tabs>
+              <w:tab w:val="right" w:leader="dot" w:pos="9346"/>
+            </w:tabs>
+            <w:rPr>
+              <w:rFonts w:asciiTheme="minorHAnsi" w:eastAsiaTheme="minorEastAsia" w:hAnsiTheme="minorHAnsi" w:cstheme="minorBidi"/>
+              <w:noProof/>
+              <w:kern w:val="2"/>
+              <w:sz w:val="24"/>
+              <w:szCs w:val="24"/>
+              <w:lang w:val="hu-HU"/>
+              <w14:ligatures w14:val="standardContextual"/>
+            </w:rPr>
+          </w:pPr>
+          <w:hyperlink w:anchor="_Toc215180337" w:history="1">
+            <w:r>
+              <w:rPr>
+                <w:rStyle w:val="Hiperhivatkozs"/>
+                <w:noProof/>
+              </w:rPr>
+              <w:t>15.2 Folyamatábra:</w:t>
+            </w:r>
+            <w:r>
+              <w:rPr>
+                <w:noProof/>
+                <w:webHidden/>
+              </w:rPr>
+              <w:tab/>
+            </w:r>
+            <w:r>
+              <w:rPr>
+                <w:noProof/>
+                <w:webHidden/>
+              </w:rPr>
+              <w:fldChar w:fldCharType="begin"/>
+            </w:r>
+            <w:r>
+              <w:rPr>
+                <w:noProof/>
+                <w:webHidden/>
+              </w:rPr>
+              <w:instrText xml:space="preserve"> PAGEREF _Toc215180337 \h </w:instrText>
+            </w:r>
+            <w:r>
+              <w:rPr>
+                <w:noProof/>
+                <w:webHidden/>
+              </w:rPr>
+            </w:r>
+            <w:r>
+              <w:rPr>
+                <w:noProof/>
+                <w:webHidden/>
+              </w:rPr>
+              <w:fldChar w:fldCharType="separate"/>
+            </w:r>
+            <w:r>
+              <w:rPr>
+                <w:noProof/>
+                <w:webHidden/>
+              </w:rPr>
+              <w:t>18</w:t>
+            </w:r>
+            <w:r>
+              <w:rPr>
+                <w:noProof/>
+                <w:webHidden/>
+              </w:rPr>
+              <w:fldChar w:fldCharType="end"/>
+            </w:r>
+          </w:hyperlink>
+        </w:p>
+        <w:p>
+          <w:pPr>
+            <w:pStyle w:val="TJ1"/>
+            <w:tabs>
+              <w:tab w:val="right" w:leader="dot" w:pos="9346"/>
+            </w:tabs>
+            <w:rPr>
+              <w:rFonts w:asciiTheme="minorHAnsi" w:eastAsiaTheme="minorEastAsia" w:hAnsiTheme="minorHAnsi" w:cstheme="minorBidi"/>
+              <w:noProof/>
+              <w:kern w:val="2"/>
+              <w:sz w:val="24"/>
+              <w:szCs w:val="24"/>
+              <w:lang w:val="hu-HU"/>
+              <w14:ligatures w14:val="standardContextual"/>
+            </w:rPr>
+          </w:pPr>
+          <w:hyperlink w:anchor="_Toc215180338" w:history="1">
+            <w:r>
+              <w:rPr>
+                <w:rStyle w:val="Hiperhivatkozs"/>
+                <w:noProof/>
+              </w:rPr>
+              <w:t>16. Útvonal tervezés</w:t>
+            </w:r>
+            <w:r>
+              <w:rPr>
+                <w:noProof/>
+                <w:webHidden/>
+              </w:rPr>
+              <w:tab/>
+            </w:r>
+            <w:r>
+              <w:rPr>
+                <w:noProof/>
+                <w:webHidden/>
+              </w:rPr>
+              <w:fldChar w:fldCharType="begin"/>
+            </w:r>
+            <w:r>
+              <w:rPr>
+                <w:noProof/>
+                <w:webHidden/>
+              </w:rPr>
+              <w:instrText xml:space="preserve"> PAGEREF _Toc215180338 \h </w:instrText>
+            </w:r>
+            <w:r>
+              <w:rPr>
+                <w:noProof/>
+                <w:webHidden/>
+              </w:rPr>
+            </w:r>
+            <w:r>
+              <w:rPr>
+                <w:noProof/>
+                <w:webHidden/>
+              </w:rPr>
+              <w:fldChar w:fldCharType="separate"/>
+            </w:r>
+            <w:r>
+              <w:rPr>
+                <w:noProof/>
+                <w:webHidden/>
+              </w:rPr>
+              <w:t>19</w:t>
+            </w:r>
+            <w:r>
+              <w:rPr>
+                <w:noProof/>
+                <w:webHidden/>
+              </w:rPr>
+              <w:fldChar w:fldCharType="end"/>
+            </w:r>
+          </w:hyperlink>
+        </w:p>
+        <w:p>
+          <w:pPr>
+            <w:pStyle w:val="TJ2"/>
+            <w:tabs>
+              <w:tab w:val="right" w:leader="dot" w:pos="9346"/>
+            </w:tabs>
+            <w:rPr>
+              <w:rFonts w:asciiTheme="minorHAnsi" w:eastAsiaTheme="minorEastAsia" w:hAnsiTheme="minorHAnsi" w:cstheme="minorBidi"/>
+              <w:noProof/>
+              <w:kern w:val="2"/>
+              <w:sz w:val="24"/>
+              <w:szCs w:val="24"/>
+              <w:lang w:val="hu-HU"/>
+              <w14:ligatures w14:val="standardContextual"/>
+            </w:rPr>
+          </w:pPr>
+          <w:hyperlink w:anchor="_Toc215180339" w:history="1">
+            <w:r>
+              <w:rPr>
+                <w:rStyle w:val="Hiperhivatkozs"/>
+                <w:noProof/>
+              </w:rPr>
+              <w:t>16.1 Célja:</w:t>
+            </w:r>
+            <w:r>
+              <w:rPr>
+                <w:noProof/>
+                <w:webHidden/>
+              </w:rPr>
+              <w:tab/>
+            </w:r>
+            <w:r>
+              <w:rPr>
+                <w:noProof/>
+                <w:webHidden/>
+              </w:rPr>
+              <w:fldChar w:fldCharType="begin"/>
+            </w:r>
+            <w:r>
+              <w:rPr>
+                <w:noProof/>
+                <w:webHidden/>
+              </w:rPr>
+              <w:instrText xml:space="preserve"> PAGEREF _Toc215180339 \h </w:instrText>
+            </w:r>
+            <w:r>
+              <w:rPr>
+                <w:noProof/>
+                <w:webHidden/>
+              </w:rPr>
+            </w:r>
+            <w:r>
+              <w:rPr>
+                <w:noProof/>
+                <w:webHidden/>
+              </w:rPr>
+              <w:fldChar w:fldCharType="separate"/>
+            </w:r>
+            <w:r>
+              <w:rPr>
+                <w:noProof/>
+                <w:webHidden/>
+              </w:rPr>
+              <w:t>19</w:t>
+            </w:r>
+            <w:r>
+              <w:rPr>
+                <w:noProof/>
+                <w:webHidden/>
+              </w:rPr>
+              <w:fldChar w:fldCharType="end"/>
+            </w:r>
+          </w:hyperlink>
+        </w:p>
+        <w:p>
+          <w:pPr>
+            <w:pStyle w:val="TJ2"/>
+            <w:tabs>
+              <w:tab w:val="right" w:leader="dot" w:pos="9346"/>
+            </w:tabs>
+            <w:rPr>
+              <w:rFonts w:asciiTheme="minorHAnsi" w:eastAsiaTheme="minorEastAsia" w:hAnsiTheme="minorHAnsi" w:cstheme="minorBidi"/>
+              <w:noProof/>
+              <w:kern w:val="2"/>
+              <w:sz w:val="24"/>
+              <w:szCs w:val="24"/>
+              <w:lang w:val="hu-HU"/>
+              <w14:ligatures w14:val="standardContextual"/>
+            </w:rPr>
+          </w:pPr>
+          <w:hyperlink w:anchor="_Toc215180340" w:history="1">
+            <w:r>
+              <w:rPr>
+                <w:rStyle w:val="Hiperhivatkozs"/>
+                <w:noProof/>
+              </w:rPr>
+              <w:t>16.2 Folyamatábra:</w:t>
+            </w:r>
+            <w:r>
+              <w:rPr>
+                <w:noProof/>
+                <w:webHidden/>
+              </w:rPr>
+              <w:tab/>
+            </w:r>
+            <w:r>
+              <w:rPr>
+                <w:noProof/>
+                <w:webHidden/>
+              </w:rPr>
+              <w:fldChar w:fldCharType="begin"/>
+            </w:r>
+            <w:r>
+              <w:rPr>
+                <w:noProof/>
+                <w:webHidden/>
+              </w:rPr>
+              <w:instrText xml:space="preserve"> PAGEREF _Toc215180340 \h </w:instrText>
+            </w:r>
+            <w:r>
+              <w:rPr>
+                <w:noProof/>
+                <w:webHidden/>
+              </w:rPr>
+            </w:r>
+            <w:r>
+              <w:rPr>
+                <w:noProof/>
+                <w:webHidden/>
+              </w:rPr>
+              <w:fldChar w:fldCharType="separate"/>
+            </w:r>
+            <w:r>
+              <w:rPr>
+                <w:noProof/>
+                <w:webHidden/>
+              </w:rPr>
+              <w:t>19</w:t>
+            </w:r>
+            <w:r>
+              <w:rPr>
+                <w:noProof/>
+                <w:webHidden/>
+              </w:rPr>
+              <w:fldChar w:fldCharType="end"/>
+            </w:r>
+          </w:hyperlink>
+        </w:p>
+        <w:p>
+          <w:pPr>
+            <w:pStyle w:val="TJ1"/>
+            <w:tabs>
+              <w:tab w:val="right" w:leader="dot" w:pos="9346"/>
+            </w:tabs>
+            <w:rPr>
+              <w:rFonts w:asciiTheme="minorHAnsi" w:eastAsiaTheme="minorEastAsia" w:hAnsiTheme="minorHAnsi" w:cstheme="minorBidi"/>
+              <w:noProof/>
+              <w:kern w:val="2"/>
+              <w:sz w:val="24"/>
+              <w:szCs w:val="24"/>
+              <w:lang w:val="hu-HU"/>
+              <w14:ligatures w14:val="standardContextual"/>
+            </w:rPr>
+          </w:pPr>
+          <w:hyperlink w:anchor="_Toc215180341" w:history="1">
+            <w:r>
+              <w:rPr>
+                <w:rStyle w:val="Hiperhivatkozs"/>
+                <w:noProof/>
+              </w:rPr>
+              <w:t>17. Útdíj kalkuláció</w:t>
+            </w:r>
+            <w:r>
+              <w:rPr>
+                <w:noProof/>
+                <w:webHidden/>
+              </w:rPr>
+              <w:tab/>
+            </w:r>
+            <w:r>
+              <w:rPr>
+                <w:noProof/>
+                <w:webHidden/>
+              </w:rPr>
+              <w:fldChar w:fldCharType="begin"/>
+            </w:r>
+            <w:r>
+              <w:rPr>
+                <w:noProof/>
+                <w:webHidden/>
+              </w:rPr>
+              <w:instrText xml:space="preserve"> PAGEREF _Toc215180341 \h </w:instrText>
+            </w:r>
+            <w:r>
+              <w:rPr>
+                <w:noProof/>
+                <w:webHidden/>
+              </w:rPr>
+            </w:r>
+            <w:r>
+              <w:rPr>
+                <w:noProof/>
+                <w:webHidden/>
+              </w:rPr>
+              <w:fldChar w:fldCharType="separate"/>
+            </w:r>
+            <w:r>
+              <w:rPr>
+                <w:noProof/>
+                <w:webHidden/>
+              </w:rPr>
+              <w:t>20</w:t>
+            </w:r>
+            <w:r>
+              <w:rPr>
+                <w:noProof/>
+                <w:webHidden/>
+              </w:rPr>
+              <w:fldChar w:fldCharType="end"/>
+            </w:r>
+          </w:hyperlink>
+        </w:p>
+        <w:p>
+          <w:pPr>
+            <w:pStyle w:val="TJ2"/>
+            <w:tabs>
+              <w:tab w:val="right" w:leader="dot" w:pos="9346"/>
+            </w:tabs>
+            <w:rPr>
+              <w:rFonts w:asciiTheme="minorHAnsi" w:eastAsiaTheme="minorEastAsia" w:hAnsiTheme="minorHAnsi" w:cstheme="minorBidi"/>
+              <w:noProof/>
+              <w:kern w:val="2"/>
+              <w:sz w:val="24"/>
+              <w:szCs w:val="24"/>
+              <w:lang w:val="hu-HU"/>
+              <w14:ligatures w14:val="standardContextual"/>
+            </w:rPr>
+          </w:pPr>
+          <w:hyperlink w:anchor="_Toc215180342" w:history="1">
+            <w:r>
+              <w:rPr>
+                <w:rStyle w:val="Hiperhivatkozs"/>
+                <w:noProof/>
+              </w:rPr>
+              <w:t>17.1 Célja:</w:t>
+            </w:r>
+            <w:r>
+              <w:rPr>
+                <w:noProof/>
+                <w:webHidden/>
+              </w:rPr>
+              <w:tab/>
+            </w:r>
+            <w:r>
+              <w:rPr>
+                <w:noProof/>
+                <w:webHidden/>
+              </w:rPr>
+              <w:fldChar w:fldCharType="begin"/>
+            </w:r>
+            <w:r>
+              <w:rPr>
+                <w:noProof/>
+                <w:webHidden/>
+              </w:rPr>
+              <w:instrText xml:space="preserve"> PAGEREF _Toc215180342 \h </w:instrText>
+            </w:r>
+            <w:r>
+              <w:rPr>
+                <w:noProof/>
+                <w:webHidden/>
+              </w:rPr>
+            </w:r>
+            <w:r>
+              <w:rPr>
+                <w:noProof/>
+                <w:webHidden/>
+              </w:rPr>
+              <w:fldChar w:fldCharType="separate"/>
+            </w:r>
+            <w:r>
+              <w:rPr>
+                <w:noProof/>
+                <w:webHidden/>
+              </w:rPr>
+              <w:t>20</w:t>
+            </w:r>
+            <w:r>
+              <w:rPr>
+                <w:noProof/>
+                <w:webHidden/>
+              </w:rPr>
+              <w:fldChar w:fldCharType="end"/>
+            </w:r>
+          </w:hyperlink>
+        </w:p>
+        <w:p>
+          <w:pPr>
+            <w:pStyle w:val="TJ2"/>
+            <w:tabs>
+              <w:tab w:val="right" w:leader="dot" w:pos="9346"/>
+            </w:tabs>
+            <w:rPr>
+              <w:rFonts w:asciiTheme="minorHAnsi" w:eastAsiaTheme="minorEastAsia" w:hAnsiTheme="minorHAnsi" w:cstheme="minorBidi"/>
+              <w:noProof/>
+              <w:kern w:val="2"/>
+              <w:sz w:val="24"/>
+              <w:szCs w:val="24"/>
+              <w:lang w:val="hu-HU"/>
+              <w14:ligatures w14:val="standardContextual"/>
+            </w:rPr>
+          </w:pPr>
+          <w:hyperlink w:anchor="_Toc215180343" w:history="1">
+            <w:r>
+              <w:rPr>
+                <w:rStyle w:val="Hiperhivatkozs"/>
+                <w:noProof/>
+              </w:rPr>
+              <w:t>17.2 Folyamatábra:</w:t>
+            </w:r>
+            <w:r>
+              <w:rPr>
+                <w:noProof/>
+                <w:webHidden/>
+              </w:rPr>
+              <w:tab/>
+            </w:r>
+            <w:r>
+              <w:rPr>
+                <w:noProof/>
+                <w:webHidden/>
+              </w:rPr>
+              <w:fldChar w:fldCharType="begin"/>
+            </w:r>
+            <w:r>
+              <w:rPr>
+                <w:noProof/>
+                <w:webHidden/>
+              </w:rPr>
+              <w:instrText xml:space="preserve"> PAGEREF _Toc215180343 \h </w:instrText>
+            </w:r>
+            <w:r>
+              <w:rPr>
+                <w:noProof/>
+                <w:webHidden/>
+              </w:rPr>
+            </w:r>
+            <w:r>
+              <w:rPr>
+                <w:noProof/>
+                <w:webHidden/>
+              </w:rPr>
+              <w:fldChar w:fldCharType="separate"/>
+            </w:r>
+            <w:r>
+              <w:rPr>
+                <w:noProof/>
+                <w:webHidden/>
+              </w:rPr>
+              <w:t>20</w:t>
+            </w:r>
+            <w:r>
+              <w:rPr>
+                <w:noProof/>
+                <w:webHidden/>
+              </w:rPr>
+              <w:fldChar w:fldCharType="end"/>
+            </w:r>
+          </w:hyperlink>
+        </w:p>
+        <w:p>
+          <w:pPr>
+            <w:pStyle w:val="TJ1"/>
+            <w:tabs>
+              <w:tab w:val="right" w:leader="dot" w:pos="9346"/>
+            </w:tabs>
+            <w:rPr>
+              <w:rFonts w:asciiTheme="minorHAnsi" w:eastAsiaTheme="minorEastAsia" w:hAnsiTheme="minorHAnsi" w:cstheme="minorBidi"/>
+              <w:noProof/>
+              <w:kern w:val="2"/>
+              <w:sz w:val="24"/>
+              <w:szCs w:val="24"/>
+              <w:lang w:val="hu-HU"/>
+              <w14:ligatures w14:val="standardContextual"/>
+            </w:rPr>
+          </w:pPr>
+          <w:hyperlink w:anchor="_Toc215180344" w:history="1">
+            <w:r>
+              <w:rPr>
+                <w:rStyle w:val="Hiperhivatkozs"/>
+                <w:noProof/>
+              </w:rPr>
+              <w:t>18. Jogosultság lekérdezés</w:t>
+            </w:r>
+            <w:r>
+              <w:rPr>
+                <w:noProof/>
+                <w:webHidden/>
+              </w:rPr>
+              <w:tab/>
+            </w:r>
+            <w:r>
+              <w:rPr>
+                <w:noProof/>
+                <w:webHidden/>
+              </w:rPr>
+              <w:fldChar w:fldCharType="begin"/>
+            </w:r>
+            <w:r>
+              <w:rPr>
+                <w:noProof/>
+                <w:webHidden/>
+              </w:rPr>
+              <w:instrText xml:space="preserve"> PAGEREF _Toc215180344 \h </w:instrText>
+            </w:r>
+            <w:r>
+              <w:rPr>
+                <w:noProof/>
+                <w:webHidden/>
+              </w:rPr>
+            </w:r>
+            <w:r>
+              <w:rPr>
+                <w:noProof/>
+                <w:webHidden/>
+              </w:rPr>
+              <w:fldChar w:fldCharType="separate"/>
+            </w:r>
+            <w:r>
+              <w:rPr>
+                <w:noProof/>
+                <w:webHidden/>
+              </w:rPr>
+              <w:t>21</w:t>
+            </w:r>
+            <w:r>
+              <w:rPr>
+                <w:noProof/>
+                <w:webHidden/>
+              </w:rPr>
+              <w:fldChar w:fldCharType="end"/>
+            </w:r>
+          </w:hyperlink>
+        </w:p>
+        <w:p>
+          <w:pPr>
+            <w:pStyle w:val="TJ2"/>
+            <w:tabs>
+              <w:tab w:val="right" w:leader="dot" w:pos="9346"/>
+            </w:tabs>
+            <w:rPr>
+              <w:rFonts w:asciiTheme="minorHAnsi" w:eastAsiaTheme="minorEastAsia" w:hAnsiTheme="minorHAnsi" w:cstheme="minorBidi"/>
+              <w:noProof/>
+              <w:kern w:val="2"/>
+              <w:sz w:val="24"/>
+              <w:szCs w:val="24"/>
+              <w:lang w:val="hu-HU"/>
+              <w14:ligatures w14:val="standardContextual"/>
+            </w:rPr>
+          </w:pPr>
+          <w:hyperlink w:anchor="_Toc215180345" w:history="1">
+            <w:r>
+              <w:rPr>
+                <w:rStyle w:val="Hiperhivatkozs"/>
+                <w:noProof/>
+              </w:rPr>
+              <w:t>18.1 Célja:</w:t>
+            </w:r>
+            <w:r>
+              <w:rPr>
+                <w:noProof/>
+                <w:webHidden/>
+              </w:rPr>
+              <w:tab/>
+            </w:r>
+            <w:r>
+              <w:rPr>
+                <w:noProof/>
+                <w:webHidden/>
+              </w:rPr>
+              <w:fldChar w:fldCharType="begin"/>
+            </w:r>
+            <w:r>
+              <w:rPr>
+                <w:noProof/>
+                <w:webHidden/>
+              </w:rPr>
+              <w:instrText xml:space="preserve"> PAGEREF _Toc215180345 \h </w:instrText>
+            </w:r>
+            <w:r>
+              <w:rPr>
+                <w:noProof/>
+                <w:webHidden/>
+              </w:rPr>
+            </w:r>
+            <w:r>
+              <w:rPr>
+                <w:noProof/>
+                <w:webHidden/>
+              </w:rPr>
+              <w:fldChar w:fldCharType="separate"/>
+            </w:r>
+            <w:r>
+              <w:rPr>
+                <w:noProof/>
+                <w:webHidden/>
+              </w:rPr>
+              <w:t>21</w:t>
+            </w:r>
+            <w:r>
+              <w:rPr>
+                <w:noProof/>
+                <w:webHidden/>
+              </w:rPr>
+              <w:fldChar w:fldCharType="end"/>
+            </w:r>
+          </w:hyperlink>
+        </w:p>
+        <w:p>
+          <w:pPr>
+            <w:pStyle w:val="TJ2"/>
+            <w:tabs>
+              <w:tab w:val="right" w:leader="dot" w:pos="9346"/>
+            </w:tabs>
+            <w:rPr>
+              <w:rFonts w:asciiTheme="minorHAnsi" w:eastAsiaTheme="minorEastAsia" w:hAnsiTheme="minorHAnsi" w:cstheme="minorBidi"/>
+              <w:noProof/>
+              <w:kern w:val="2"/>
+              <w:sz w:val="24"/>
+              <w:szCs w:val="24"/>
+              <w:lang w:val="hu-HU"/>
+              <w14:ligatures w14:val="standardContextual"/>
+            </w:rPr>
+          </w:pPr>
+          <w:hyperlink w:anchor="_Toc215180346" w:history="1">
+            <w:r>
+              <w:rPr>
+                <w:rStyle w:val="Hiperhivatkozs"/>
+                <w:noProof/>
+              </w:rPr>
+              <w:t>18.2 Folyamatábra:</w:t>
+            </w:r>
+            <w:r>
+              <w:rPr>
+                <w:noProof/>
+                <w:webHidden/>
+              </w:rPr>
+              <w:tab/>
+            </w:r>
+            <w:r>
+              <w:rPr>
+                <w:noProof/>
+                <w:webHidden/>
+              </w:rPr>
+              <w:fldChar w:fldCharType="begin"/>
+            </w:r>
+            <w:r>
+              <w:rPr>
+                <w:noProof/>
+                <w:webHidden/>
+              </w:rPr>
+              <w:instrText xml:space="preserve"> PAGEREF _Toc215180346 \h </w:instrText>
+            </w:r>
+            <w:r>
+              <w:rPr>
+                <w:noProof/>
+                <w:webHidden/>
+              </w:rPr>
+            </w:r>
+            <w:r>
+              <w:rPr>
+                <w:noProof/>
+                <w:webHidden/>
+              </w:rPr>
+              <w:fldChar w:fldCharType="separate"/>
+            </w:r>
+            <w:r>
+              <w:rPr>
+                <w:noProof/>
+                <w:webHidden/>
+              </w:rPr>
+              <w:t>21</w:t>
             </w:r>
             <w:r>
               <w:rPr>
@@ -2200,13 +4263,13 @@
     </w:p>
     <w:p>
       <w:pPr>
-        <w:pStyle w:val="Heading1"/>
+        <w:pStyle w:val="Cmsor1"/>
         <w:numPr>
           <w:ilvl w:val="0"/>
           <w:numId w:val="1"/>
         </w:numPr>
       </w:pPr>
-      <w:bookmarkStart w:id="0" w:name="_Toc215164853"/>
+      <w:bookmarkStart w:id="0" w:name="_Toc215180293"/>
       <w:r>
         <w:lastRenderedPageBreak/>
         <w:t>Login algoritmus</w:t>
@@ -2215,14 +4278,14 @@
     </w:p>
     <w:p>
       <w:pPr>
-        <w:pStyle w:val="Heading2"/>
+        <w:pStyle w:val="Cmsor2"/>
         <w:ind w:left="357" w:firstLine="0"/>
         <w:rPr>
           <w:sz w:val="24"/>
           <w:szCs w:val="24"/>
         </w:rPr>
       </w:pPr>
-      <w:bookmarkStart w:id="1" w:name="_Toc215164854"/>
+      <w:bookmarkStart w:id="1" w:name="_Toc215180294"/>
       <w:r>
         <w:rPr>
           <w:sz w:val="36"/>
@@ -2252,13 +4315,13 @@
     </w:p>
     <w:p>
       <w:pPr>
-        <w:pStyle w:val="Heading2"/>
+        <w:pStyle w:val="Cmsor2"/>
         <w:rPr>
           <w:sz w:val="36"/>
           <w:szCs w:val="36"/>
         </w:rPr>
       </w:pPr>
-      <w:bookmarkStart w:id="2" w:name="_Toc215164855"/>
+      <w:bookmarkStart w:id="2" w:name="_Toc215180295"/>
       <w:r>
         <w:t>1.2 Folyamatábra:</w:t>
       </w:r>
@@ -2329,13 +4392,13 @@
     </w:p>
     <w:p>
       <w:pPr>
-        <w:pStyle w:val="Heading1"/>
+        <w:pStyle w:val="Cmsor1"/>
         <w:numPr>
           <w:ilvl w:val="0"/>
           <w:numId w:val="1"/>
         </w:numPr>
       </w:pPr>
-      <w:bookmarkStart w:id="3" w:name="_Toc215164856"/>
+      <w:bookmarkStart w:id="3" w:name="_Toc215180296"/>
       <w:r>
         <w:lastRenderedPageBreak/>
         <w:t>Role-based főmenü / modulválasztás</w:t>
@@ -2344,9 +4407,9 @@
     </w:p>
     <w:p>
       <w:pPr>
-        <w:pStyle w:val="Heading2"/>
-      </w:pPr>
-      <w:bookmarkStart w:id="4" w:name="_Toc215164857"/>
+        <w:pStyle w:val="Cmsor2"/>
+      </w:pPr>
+      <w:bookmarkStart w:id="4" w:name="_Toc215180297"/>
       <w:r>
         <w:t>2.1 Célja:</w:t>
       </w:r>
@@ -2359,9 +4422,9 @@
     </w:p>
     <w:p>
       <w:pPr>
-        <w:pStyle w:val="Heading2"/>
-      </w:pPr>
-      <w:bookmarkStart w:id="5" w:name="_Toc215164858"/>
+        <w:pStyle w:val="Cmsor2"/>
+      </w:pPr>
+      <w:bookmarkStart w:id="5" w:name="_Toc215180298"/>
       <w:r>
         <w:t>2.2 Folyamatábra:</w:t>
       </w:r>
@@ -2369,7 +4432,7 @@
     </w:p>
     <w:p>
       <w:pPr>
-        <w:pStyle w:val="ListParagraph"/>
+        <w:pStyle w:val="Listaszerbekezds"/>
         <w:numPr>
           <w:ilvl w:val="0"/>
           <w:numId w:val="0"/>
@@ -2439,9 +4502,9 @@
     </w:p>
     <w:p>
       <w:pPr>
-        <w:pStyle w:val="Heading1"/>
-      </w:pPr>
-      <w:bookmarkStart w:id="6" w:name="_Toc215164859"/>
+        <w:pStyle w:val="Cmsor1"/>
+      </w:pPr>
+      <w:bookmarkStart w:id="6" w:name="_Toc215180299"/>
       <w:r>
         <w:lastRenderedPageBreak/>
         <w:t>3. Logout (Kilépés / Kijelentkezés)</w:t>
@@ -2450,9 +4513,9 @@
     </w:p>
     <w:p>
       <w:pPr>
-        <w:pStyle w:val="Heading2"/>
-      </w:pPr>
-      <w:bookmarkStart w:id="7" w:name="_Toc215164860"/>
+        <w:pStyle w:val="Cmsor2"/>
+      </w:pPr>
+      <w:bookmarkStart w:id="7" w:name="_Toc215180300"/>
       <w:r>
         <w:t>3.1 Célja:</w:t>
       </w:r>
@@ -2465,9 +4528,9 @@
     </w:p>
     <w:p>
       <w:pPr>
-        <w:pStyle w:val="Heading2"/>
-      </w:pPr>
-      <w:bookmarkStart w:id="8" w:name="_Toc215164861"/>
+        <w:pStyle w:val="Cmsor2"/>
+      </w:pPr>
+      <w:bookmarkStart w:id="8" w:name="_Toc215180301"/>
       <w:r>
         <w:t>3.2 Folyamatábra:</w:t>
       </w:r>
@@ -2538,10 +4601,10 @@
     </w:p>
     <w:p>
       <w:pPr>
-        <w:pStyle w:val="Heading1"/>
+        <w:pStyle w:val="Cmsor1"/>
         <w:ind w:left="0" w:firstLine="0"/>
       </w:pPr>
-      <w:bookmarkStart w:id="9" w:name="_Toc215164862"/>
+      <w:bookmarkStart w:id="9" w:name="_Toc215180302"/>
       <w:r>
         <w:lastRenderedPageBreak/>
         <w:t>4. App indítás + autologin</w:t>
@@ -2550,9 +4613,9 @@
     </w:p>
     <w:p>
       <w:pPr>
-        <w:pStyle w:val="Heading2"/>
-      </w:pPr>
-      <w:bookmarkStart w:id="10" w:name="_Toc215164863"/>
+        <w:pStyle w:val="Cmsor2"/>
+      </w:pPr>
+      <w:bookmarkStart w:id="10" w:name="_Toc215180303"/>
       <w:r>
         <w:t>4.1 Célja:</w:t>
       </w:r>
@@ -2565,9 +4628,9 @@
     </w:p>
     <w:p>
       <w:pPr>
-        <w:pStyle w:val="Heading2"/>
-      </w:pPr>
-      <w:bookmarkStart w:id="11" w:name="_Toc215164864"/>
+        <w:pStyle w:val="Cmsor2"/>
+      </w:pPr>
+      <w:bookmarkStart w:id="11" w:name="_Toc215180304"/>
       <w:r>
         <w:t>4.2 Folyamatábra:</w:t>
       </w:r>
@@ -2638,9 +4701,9 @@
     </w:p>
     <w:p>
       <w:pPr>
-        <w:pStyle w:val="Heading1"/>
-      </w:pPr>
-      <w:bookmarkStart w:id="12" w:name="_Toc215164865"/>
+        <w:pStyle w:val="Cmsor1"/>
+      </w:pPr>
+      <w:bookmarkStart w:id="12" w:name="_Toc215180305"/>
       <w:r>
         <w:lastRenderedPageBreak/>
         <w:t>5. Cégek CRUD</w:t>
@@ -2649,9 +4712,9 @@
     </w:p>
     <w:p>
       <w:pPr>
-        <w:pStyle w:val="Heading2"/>
-      </w:pPr>
-      <w:bookmarkStart w:id="13" w:name="_Toc215164866"/>
+        <w:pStyle w:val="Cmsor2"/>
+      </w:pPr>
+      <w:bookmarkStart w:id="13" w:name="_Toc215180306"/>
       <w:r>
         <w:t>5.1 Célja:</w:t>
       </w:r>
@@ -2664,9 +4727,9 @@
     </w:p>
     <w:p>
       <w:pPr>
-        <w:pStyle w:val="Heading2"/>
-      </w:pPr>
-      <w:bookmarkStart w:id="14" w:name="_Toc215164867"/>
+        <w:pStyle w:val="Cmsor2"/>
+      </w:pPr>
+      <w:bookmarkStart w:id="14" w:name="_Toc215180307"/>
       <w:r>
         <w:t>5.2 Folyamatábra:</w:t>
       </w:r>
@@ -2737,9 +4800,9 @@
     </w:p>
     <w:p>
       <w:pPr>
-        <w:pStyle w:val="Heading1"/>
-      </w:pPr>
-      <w:bookmarkStart w:id="15" w:name="_Toc215164868"/>
+        <w:pStyle w:val="Cmsor1"/>
+      </w:pPr>
+      <w:bookmarkStart w:id="15" w:name="_Toc215180308"/>
       <w:r>
         <w:lastRenderedPageBreak/>
         <w:t xml:space="preserve">6. </w:t>
@@ -2751,9 +4814,9 @@
     </w:p>
     <w:p>
       <w:pPr>
-        <w:pStyle w:val="Heading2"/>
-      </w:pPr>
-      <w:bookmarkStart w:id="16" w:name="_Toc215164869"/>
+        <w:pStyle w:val="Cmsor2"/>
+      </w:pPr>
+      <w:bookmarkStart w:id="16" w:name="_Toc215180309"/>
       <w:r>
         <w:t>6.1 Célja:</w:t>
       </w:r>
@@ -2766,9 +4829,9 @@
     </w:p>
     <w:p>
       <w:pPr>
-        <w:pStyle w:val="Heading2"/>
-      </w:pPr>
-      <w:bookmarkStart w:id="17" w:name="_Toc215164870"/>
+        <w:pStyle w:val="Cmsor2"/>
+      </w:pPr>
+      <w:bookmarkStart w:id="17" w:name="_Toc215180310"/>
       <w:r>
         <w:t>6.2 Folyamatábra:</w:t>
       </w:r>
@@ -2847,9 +4910,9 @@
     </w:p>
     <w:p>
       <w:pPr>
-        <w:pStyle w:val="Heading1"/>
-      </w:pPr>
-      <w:bookmarkStart w:id="18" w:name="_Toc215164871"/>
+        <w:pStyle w:val="Cmsor1"/>
+      </w:pPr>
+      <w:bookmarkStart w:id="18" w:name="_Toc215180311"/>
       <w:r>
         <w:lastRenderedPageBreak/>
         <w:t>7. Jogosítványok CRUD</w:t>
@@ -2858,9 +4921,9 @@
     </w:p>
     <w:p>
       <w:pPr>
-        <w:pStyle w:val="Heading2"/>
-      </w:pPr>
-      <w:bookmarkStart w:id="19" w:name="_Toc215164872"/>
+        <w:pStyle w:val="Cmsor2"/>
+      </w:pPr>
+      <w:bookmarkStart w:id="19" w:name="_Toc215180312"/>
       <w:r>
         <w:t>7.1 Célja</w:t>
       </w:r>
@@ -2876,9 +4939,9 @@
     </w:p>
     <w:p>
       <w:pPr>
-        <w:pStyle w:val="Heading2"/>
-      </w:pPr>
-      <w:bookmarkStart w:id="20" w:name="_Toc215164873"/>
+        <w:pStyle w:val="Cmsor2"/>
+      </w:pPr>
+      <w:bookmarkStart w:id="20" w:name="_Toc215180313"/>
       <w:r>
         <w:t>7.2 Folyamatábra:</w:t>
       </w:r>
@@ -2936,9 +4999,9 @@
     <w:p/>
     <w:p>
       <w:pPr>
-        <w:pStyle w:val="Heading1"/>
-      </w:pPr>
-      <w:bookmarkStart w:id="21" w:name="_Toc215164874"/>
+        <w:pStyle w:val="Cmsor1"/>
+      </w:pPr>
+      <w:bookmarkStart w:id="21" w:name="_Toc215180314"/>
       <w:r>
         <w:lastRenderedPageBreak/>
         <w:t>8. Tracker eszközök CRUD</w:t>
@@ -2947,9 +5010,9 @@
     </w:p>
     <w:p>
       <w:pPr>
-        <w:pStyle w:val="Heading2"/>
-      </w:pPr>
-      <w:bookmarkStart w:id="22" w:name="_Toc215164875"/>
+        <w:pStyle w:val="Cmsor2"/>
+      </w:pPr>
+      <w:bookmarkStart w:id="22" w:name="_Toc215180315"/>
       <w:r>
         <w:t>8.1 Célja:</w:t>
       </w:r>
@@ -2965,9 +5028,9 @@
     </w:p>
     <w:p>
       <w:pPr>
-        <w:pStyle w:val="Heading2"/>
-      </w:pPr>
-      <w:bookmarkStart w:id="23" w:name="_Toc215164876"/>
+        <w:pStyle w:val="Cmsor2"/>
+      </w:pPr>
+      <w:bookmarkStart w:id="23" w:name="_Toc215180316"/>
       <w:r>
         <w:t>8.2 Folyamatábra:</w:t>
       </w:r>
@@ -3025,9 +5088,9 @@
     <w:p/>
     <w:p>
       <w:pPr>
-        <w:pStyle w:val="Heading1"/>
-      </w:pPr>
-      <w:bookmarkStart w:id="24" w:name="_Toc215164877"/>
+        <w:pStyle w:val="Cmsor1"/>
+      </w:pPr>
+      <w:bookmarkStart w:id="24" w:name="_Toc215180317"/>
       <w:r>
         <w:lastRenderedPageBreak/>
         <w:t>9. Járművek CRUD</w:t>
@@ -3036,9 +5099,9 @@
     </w:p>
     <w:p>
       <w:pPr>
-        <w:pStyle w:val="Heading2"/>
-      </w:pPr>
-      <w:bookmarkStart w:id="25" w:name="_Toc215164878"/>
+        <w:pStyle w:val="Cmsor2"/>
+      </w:pPr>
+      <w:bookmarkStart w:id="25" w:name="_Toc215180318"/>
       <w:r>
         <w:t>9.1 Célja:</w:t>
       </w:r>
@@ -3054,9 +5117,9 @@
     </w:p>
     <w:p>
       <w:pPr>
-        <w:pStyle w:val="Heading2"/>
-      </w:pPr>
-      <w:bookmarkStart w:id="26" w:name="_Toc215164879"/>
+        <w:pStyle w:val="Cmsor2"/>
+      </w:pPr>
+      <w:bookmarkStart w:id="26" w:name="_Toc215180319"/>
       <w:r>
         <w:t>9.2 Folyamatábra:</w:t>
       </w:r>
@@ -3113,45 +5176,39 @@
     </w:p>
     <w:p>
       <w:pPr>
-        <w:pStyle w:val="Heading1"/>
-      </w:pPr>
+        <w:pStyle w:val="Cmsor1"/>
+      </w:pPr>
+      <w:bookmarkStart w:id="27" w:name="_Toc215180320"/>
       <w:r>
         <w:lastRenderedPageBreak/>
-        <w:t xml:space="preserve">10. </w:t>
-      </w:r>
-      <w:r>
-        <w:t>RFID kártya + hozzárendelés</w:t>
-      </w:r>
-    </w:p>
-    <w:p>
-      <w:pPr>
-        <w:pStyle w:val="Heading2"/>
-      </w:pPr>
+        <w:t>10. RFID kártya + hozzárendelés</w:t>
+      </w:r>
+      <w:bookmarkEnd w:id="27"/>
+    </w:p>
+    <w:p>
+      <w:pPr>
+        <w:pStyle w:val="Cmsor2"/>
+      </w:pPr>
+      <w:bookmarkStart w:id="28" w:name="_Toc215180321"/>
       <w:r>
         <w:t>10.1 Célja:</w:t>
       </w:r>
-    </w:p>
-    <w:p>
-      <w:r>
-        <w:t>Az algoritmus célja, hogy egy RFID kártyát biztonságosan hozzárendeljünk egy kiválasztott személyhez vagy eszközhöz</w:t>
-      </w:r>
-      <w:r>
-        <w:t xml:space="preserve"> (pl. dolgozó, jármű, tracker). </w:t>
-      </w:r>
-      <w:r>
-        <w:t>A folyamatábra lépésről lépésre mutatja meg, hogyan választja ki a felhasználó a célt, hogyan olvassa be a rendszer az RFID kártyát, hogyan ellenőrzi, hogy a kártya már használatban van‑</w:t>
-      </w:r>
-      <w:r>
-        <w:t>e, és hogyan történik a mentés.</w:t>
-      </w:r>
-    </w:p>
-    <w:p>
-      <w:pPr>
-        <w:pStyle w:val="Heading2"/>
-      </w:pPr>
+      <w:bookmarkEnd w:id="28"/>
+    </w:p>
+    <w:p>
+      <w:r>
+        <w:t>Az algoritmus célja, hogy egy RFID kártyát biztonságosan hozzárendeljünk egy kiválasztott személyhez vagy eszközhöz (pl. dolgozó, jármű, tracker). A folyamatábra lépésről lépésre mutatja meg, hogyan választja ki a felhasználó a célt, hogyan olvassa be a rendszer az RFID kártyát, hogyan ellenőrzi, hogy a kártya már használatban van‑e, és hogyan történik a mentés.</w:t>
+      </w:r>
+    </w:p>
+    <w:p>
+      <w:pPr>
+        <w:pStyle w:val="Cmsor2"/>
+      </w:pPr>
+      <w:bookmarkStart w:id="29" w:name="_Toc215180322"/>
       <w:r>
         <w:t>10.2 Folyamatábra:</w:t>
       </w:r>
+      <w:bookmarkEnd w:id="29"/>
     </w:p>
     <w:p/>
     <w:p>
@@ -3205,42 +5262,39 @@
     </w:p>
     <w:p>
       <w:pPr>
-        <w:pStyle w:val="Heading1"/>
-      </w:pPr>
+        <w:pStyle w:val="Cmsor1"/>
+      </w:pPr>
+      <w:bookmarkStart w:id="30" w:name="_Toc215180323"/>
       <w:r>
         <w:lastRenderedPageBreak/>
         <w:t>11. Menet indítás</w:t>
       </w:r>
-    </w:p>
-    <w:p>
-      <w:pPr>
-        <w:pStyle w:val="Heading2"/>
-      </w:pPr>
+      <w:bookmarkEnd w:id="30"/>
+    </w:p>
+    <w:p>
+      <w:pPr>
+        <w:pStyle w:val="Cmsor2"/>
+      </w:pPr>
+      <w:bookmarkStart w:id="31" w:name="_Toc215180324"/>
       <w:r>
         <w:t>11.1 Célja:</w:t>
       </w:r>
-    </w:p>
-    <w:p>
-      <w:r>
-        <w:t>Az algoritmus célja, hogy a menet indítását (pl. jármű elindulása) szabályozottan, ellenőrzötten hajtsa végre: azonosítja a sofőrt, kiválasztja a járművet, ellenőrzi a jogosultságokat (érvényes jogosítvány, hozzárendelt RFID kártya stb.), majd eltárolja a menet kez</w:t>
-      </w:r>
-      <w:r>
-        <w:t xml:space="preserve">detének adatait. </w:t>
-      </w:r>
-      <w:r>
-        <w:t>A folyamatábra lépésről lépésre bemutatja, hogyan halad végig a felhasználó ezen a folyamaton, hol történnek ellenőrzések, és mikor i</w:t>
-      </w:r>
-      <w:r>
-        <w:t>ndulhat el ténylegesen a menet.</w:t>
-      </w:r>
-    </w:p>
-    <w:p>
-      <w:pPr>
-        <w:pStyle w:val="Heading2"/>
-      </w:pPr>
+      <w:bookmarkEnd w:id="31"/>
+    </w:p>
+    <w:p>
+      <w:r>
+        <w:t>Az algoritmus célja, hogy a menet indítását (pl. jármű elindulása) szabályozottan, ellenőrzötten hajtsa végre: azonosítja a sofőrt, kiválasztja a járművet, ellenőrzi a jogosultságokat (érvényes jogosítvány, hozzárendelt RFID kártya stb.), majd eltárolja a menet kezdetének adatait. A folyamatábra lépésről lépésre bemutatja, hogyan halad végig a felhasználó ezen a folyamaton, hol történnek ellenőrzések, és mikor indulhat el ténylegesen a menet.</w:t>
+      </w:r>
+    </w:p>
+    <w:p>
+      <w:pPr>
+        <w:pStyle w:val="Cmsor2"/>
+      </w:pPr>
+      <w:bookmarkStart w:id="32" w:name="_Toc215180325"/>
       <w:r>
         <w:t>11.2 Folyamatábra:</w:t>
       </w:r>
+      <w:bookmarkEnd w:id="32"/>
     </w:p>
     <w:p>
       <w:r>
@@ -3293,43 +5347,43 @@
     </w:p>
     <w:p>
       <w:pPr>
-        <w:pStyle w:val="Heading1"/>
-      </w:pPr>
+        <w:pStyle w:val="Cmsor1"/>
+      </w:pPr>
+      <w:bookmarkStart w:id="33" w:name="_Toc215180326"/>
       <w:r>
         <w:lastRenderedPageBreak/>
         <w:t>12. Menet lezárás</w:t>
       </w:r>
-    </w:p>
-    <w:p>
-      <w:pPr>
-        <w:pStyle w:val="Heading2"/>
-      </w:pPr>
+      <w:bookmarkEnd w:id="33"/>
+    </w:p>
+    <w:p>
+      <w:pPr>
+        <w:pStyle w:val="Cmsor2"/>
+      </w:pPr>
+      <w:bookmarkStart w:id="34" w:name="_Toc215180327"/>
       <w:r>
         <w:t>12.1 Célja:</w:t>
       </w:r>
-    </w:p>
-    <w:p>
-      <w:r>
-        <w:t>Az algoritmus célja, hogy egy már futó menetet szabályosan lezárjon: megkeresi az adott sofőrhöz és járműhöz tartozó nyitott menetet, bekéri a lezáráshoz szükséges adatokat (záró időpont, záró kilométeróra‑állás, esetleges hibák), ellenőrzi azok érvényességét, maj</w:t>
-      </w:r>
-      <w:r>
-        <w:t xml:space="preserve">d lezárja és elmenti a menetet. </w:t>
-      </w:r>
-      <w:r>
-        <w:t>A folyamatábra bemutatja, milyen lépésekben történik a lezárás, milyen ellenőrzéseket végez a rendszer (van‑e nyitott menet, konzisztens‑e a távolság, hiánytalanok‑e az adatok), és hogyan tér vissza a fő menübe vagy fejeződik be a művelet.</w:t>
-      </w:r>
-    </w:p>
-    <w:p>
-      <w:pPr>
-        <w:pStyle w:val="Heading2"/>
-      </w:pPr>
+      <w:bookmarkEnd w:id="34"/>
+    </w:p>
+    <w:p>
+      <w:r>
+        <w:t>Az algoritmus célja, hogy egy már futó menetet szabályosan lezárjon: megkeresi az adott sofőrhöz és járműhöz tartozó nyitott menetet, bekéri a lezáráshoz szükséges adatokat (záró időpont, záró kilométeróra‑állás, esetleges hibák), ellenőrzi azok érvényességét, majd lezárja és elmenti a menetet. A folyamatábra bemutatja, milyen lépésekben történik a lezárás, milyen ellenőrzéseket végez a rendszer (van‑e nyitott menet, konzisztens‑e a távolság, hiánytalanok‑e az adatok), és hogyan tér vissza a fő menübe vagy fejeződik be a művelet.</w:t>
+      </w:r>
+    </w:p>
+    <w:p>
+      <w:pPr>
+        <w:pStyle w:val="Cmsor2"/>
+      </w:pPr>
+      <w:bookmarkStart w:id="35" w:name="_Toc215180328"/>
       <w:r>
         <w:t>12.2 Folyamatábra:</w:t>
       </w:r>
-    </w:p>
-    <w:p>
-      <w:pPr>
-        <w:pStyle w:val="Heading2"/>
+      <w:bookmarkEnd w:id="35"/>
+    </w:p>
+    <w:p>
+      <w:pPr>
+        <w:pStyle w:val="Cmsor2"/>
       </w:pPr>
     </w:p>
     <w:p>
@@ -3381,42 +5435,39 @@
     </w:p>
     <w:p>
       <w:pPr>
-        <w:pStyle w:val="Heading1"/>
-      </w:pPr>
+        <w:pStyle w:val="Cmsor1"/>
+      </w:pPr>
+      <w:bookmarkStart w:id="36" w:name="_Toc215180329"/>
       <w:r>
         <w:lastRenderedPageBreak/>
-        <w:t xml:space="preserve">13. </w:t>
-      </w:r>
-      <w:r>
-        <w:t>RFID azonosítás belső logika</w:t>
-      </w:r>
-    </w:p>
-    <w:p>
-      <w:pPr>
-        <w:pStyle w:val="Heading2"/>
-      </w:pPr>
+        <w:t>13. RFID azonosítás belső logika</w:t>
+      </w:r>
+      <w:bookmarkEnd w:id="36"/>
+    </w:p>
+    <w:p>
+      <w:pPr>
+        <w:pStyle w:val="Cmsor2"/>
+      </w:pPr>
+      <w:bookmarkStart w:id="37" w:name="_Toc215180330"/>
       <w:r>
         <w:t>13.1 Célja:</w:t>
       </w:r>
-    </w:p>
-    <w:p>
-      <w:r>
-        <w:t>Az algoritmus célja, hogy egy RFID kártya beolvasása után megbízhatóan eldöntse, hogy az adott kártya érvényes‑e, engedélyezett‑e, és melyik belső entitáshoz (pl. személyhez,</w:t>
-      </w:r>
-      <w:r>
-        <w:t xml:space="preserve"> járműhöz, eszközhöz) tartozik. </w:t>
-      </w:r>
-      <w:r>
-        <w:t>A belső logika ellenőrzi a kártya azonosítójának formátumát, meglétét az adatbázisban, státuszát (aktív, tiltott, lejárt), valamint az adott helyzetre vonatkozó jogosultsági szabályokat, majd ennek alapján engedélyez vagy megtagad egy további műveletet.</w:t>
-      </w:r>
-    </w:p>
-    <w:p>
-      <w:pPr>
-        <w:pStyle w:val="Heading2"/>
-      </w:pPr>
+      <w:bookmarkEnd w:id="37"/>
+    </w:p>
+    <w:p>
+      <w:r>
+        <w:t>Az algoritmus célja, hogy egy RFID kártya beolvasása után megbízhatóan eldöntse, hogy az adott kártya érvényes‑e, engedélyezett‑e, és melyik belső entitáshoz (pl. személyhez, járműhöz, eszközhöz) tartozik. A belső logika ellenőrzi a kártya azonosítójának formátumát, meglétét az adatbázisban, státuszát (aktív, tiltott, lejárt), valamint az adott helyzetre vonatkozó jogosultsági szabályokat, majd ennek alapján engedélyez vagy megtagad egy további műveletet.</w:t>
+      </w:r>
+    </w:p>
+    <w:p>
+      <w:pPr>
+        <w:pStyle w:val="Cmsor2"/>
+      </w:pPr>
+      <w:bookmarkStart w:id="38" w:name="_Toc215180331"/>
       <w:r>
         <w:t>13.2 Folyamatábra:</w:t>
       </w:r>
+      <w:bookmarkEnd w:id="38"/>
     </w:p>
     <w:p>
       <w:r>
@@ -3467,42 +5518,39 @@
     </w:p>
     <w:p>
       <w:pPr>
-        <w:pStyle w:val="Heading1"/>
-      </w:pPr>
+        <w:pStyle w:val="Cmsor1"/>
+      </w:pPr>
+      <w:bookmarkStart w:id="39" w:name="_Toc215180332"/>
       <w:r>
         <w:lastRenderedPageBreak/>
-        <w:t xml:space="preserve">14. </w:t>
-      </w:r>
-      <w:r>
-        <w:t>GPS pozíció fogadás</w:t>
-      </w:r>
-    </w:p>
-    <w:p>
-      <w:pPr>
-        <w:pStyle w:val="Heading2"/>
-      </w:pPr>
+        <w:t>14. GPS pozíció fogadás</w:t>
+      </w:r>
+      <w:bookmarkEnd w:id="39"/>
+    </w:p>
+    <w:p>
+      <w:pPr>
+        <w:pStyle w:val="Cmsor2"/>
+      </w:pPr>
+      <w:bookmarkStart w:id="40" w:name="_Toc215180333"/>
       <w:r>
         <w:t>14.1 Célja:</w:t>
       </w:r>
-    </w:p>
-    <w:p>
-      <w:r>
-        <w:t>Az algoritmus célja, hogy egy külső forrásból (pl. jármű fedélzeti egységéből vagy tracker eszközből) érkező GPS pozíciót fogadjon, ellenőrizze annak érvényességét (formátum, időbélyeg, koordináták tartománya), majd belső, egységesített fo</w:t>
-      </w:r>
-      <w:r>
-        <w:t xml:space="preserve">rmában eltárolja. </w:t>
-      </w:r>
-      <w:r>
-        <w:t>A folyamatábra bemutatja, hogyan jön be az adat, milyen lépésekben történik a hibakezelés (hiányos üzenet, rossz formátum, túl régi pozíció), és mikor tekinti a rendszer a pozíciót sikeresen fogadottnak.</w:t>
-      </w:r>
-    </w:p>
-    <w:p>
-      <w:pPr>
-        <w:pStyle w:val="Heading2"/>
-      </w:pPr>
+      <w:bookmarkEnd w:id="40"/>
+    </w:p>
+    <w:p>
+      <w:r>
+        <w:t>Az algoritmus célja, hogy egy külső forrásból (pl. jármű fedélzeti egységéből vagy tracker eszközből) érkező GPS pozíciót fogadjon, ellenőrizze annak érvényességét (formátum, időbélyeg, koordináták tartománya), majd belső, egységesített formában eltárolja. A folyamatábra bemutatja, hogyan jön be az adat, milyen lépésekben történik a hibakezelés (hiányos üzenet, rossz formátum, túl régi pozíció), és mikor tekinti a rendszer a pozíciót sikeresen fogadottnak.</w:t>
+      </w:r>
+    </w:p>
+    <w:p>
+      <w:pPr>
+        <w:pStyle w:val="Cmsor2"/>
+      </w:pPr>
+      <w:bookmarkStart w:id="41" w:name="_Toc215180334"/>
       <w:r>
         <w:t>14.2 Folyamatábra:</w:t>
       </w:r>
+      <w:bookmarkEnd w:id="41"/>
     </w:p>
     <w:p>
       <w:r>
@@ -3553,20 +5601,24 @@
     </w:p>
     <w:p>
       <w:pPr>
-        <w:pStyle w:val="Heading1"/>
-      </w:pPr>
+        <w:pStyle w:val="Cmsor1"/>
+      </w:pPr>
+      <w:bookmarkStart w:id="42" w:name="_Toc215180335"/>
       <w:r>
         <w:lastRenderedPageBreak/>
         <w:t>15. Statisztikák</w:t>
       </w:r>
-    </w:p>
-    <w:p>
-      <w:pPr>
-        <w:pStyle w:val="Heading2"/>
-      </w:pPr>
+      <w:bookmarkEnd w:id="42"/>
+    </w:p>
+    <w:p>
+      <w:pPr>
+        <w:pStyle w:val="Cmsor2"/>
+      </w:pPr>
+      <w:bookmarkStart w:id="43" w:name="_Toc215180336"/>
       <w:r>
         <w:t>15.1 Célja:</w:t>
       </w:r>
+      <w:bookmarkEnd w:id="43"/>
     </w:p>
     <w:p>
       <w:r>
@@ -3575,11 +5627,13 @@
     </w:p>
     <w:p>
       <w:pPr>
-        <w:pStyle w:val="Heading2"/>
-      </w:pPr>
+        <w:pStyle w:val="Cmsor2"/>
+      </w:pPr>
+      <w:bookmarkStart w:id="44" w:name="_Toc215180337"/>
       <w:r>
         <w:t>15.2 Folyamatábra:</w:t>
       </w:r>
+      <w:bookmarkEnd w:id="44"/>
     </w:p>
     <w:p>
       <w:r>
@@ -3632,8 +5686,9 @@
     </w:p>
     <w:p>
       <w:pPr>
-        <w:pStyle w:val="Heading1"/>
-      </w:pPr>
+        <w:pStyle w:val="Cmsor1"/>
+      </w:pPr>
+      <w:bookmarkStart w:id="45" w:name="_Toc215180338"/>
       <w:r>
         <w:lastRenderedPageBreak/>
         <w:t xml:space="preserve">16. </w:t>
@@ -3641,14 +5696,17 @@
       <w:r>
         <w:t>Útvonal tervezés</w:t>
       </w:r>
-    </w:p>
-    <w:p>
-      <w:pPr>
-        <w:pStyle w:val="Heading2"/>
-      </w:pPr>
+      <w:bookmarkEnd w:id="45"/>
+    </w:p>
+    <w:p>
+      <w:pPr>
+        <w:pStyle w:val="Cmsor2"/>
+      </w:pPr>
+      <w:bookmarkStart w:id="46" w:name="_Toc215180339"/>
       <w:r>
         <w:t>16.1 Célja:</w:t>
       </w:r>
+      <w:bookmarkEnd w:id="46"/>
     </w:p>
     <w:p>
       <w:r>
@@ -3657,11 +5715,13 @@
     </w:p>
     <w:p>
       <w:pPr>
-        <w:pStyle w:val="Heading2"/>
-      </w:pPr>
+        <w:pStyle w:val="Cmsor2"/>
+      </w:pPr>
+      <w:bookmarkStart w:id="47" w:name="_Toc215180340"/>
       <w:r>
         <w:t>16.2 Folyamatábra:</w:t>
       </w:r>
+      <w:bookmarkEnd w:id="47"/>
     </w:p>
     <w:p>
       <w:r>
@@ -3714,8 +5774,9 @@
     </w:p>
     <w:p>
       <w:pPr>
-        <w:pStyle w:val="Heading1"/>
-      </w:pPr>
+        <w:pStyle w:val="Cmsor1"/>
+      </w:pPr>
+      <w:bookmarkStart w:id="48" w:name="_Toc215180341"/>
       <w:r>
         <w:lastRenderedPageBreak/>
         <w:t xml:space="preserve">17. </w:t>
@@ -3723,14 +5784,17 @@
       <w:r>
         <w:t>Útdíj kalkuláció</w:t>
       </w:r>
-    </w:p>
-    <w:p>
-      <w:pPr>
-        <w:pStyle w:val="Heading2"/>
-      </w:pPr>
+      <w:bookmarkEnd w:id="48"/>
+    </w:p>
+    <w:p>
+      <w:pPr>
+        <w:pStyle w:val="Cmsor2"/>
+      </w:pPr>
+      <w:bookmarkStart w:id="49" w:name="_Toc215180342"/>
       <w:r>
         <w:t>17.1 Célja:</w:t>
       </w:r>
+      <w:bookmarkEnd w:id="49"/>
     </w:p>
     <w:p>
       <w:r>
@@ -3739,11 +5803,13 @@
     </w:p>
     <w:p>
       <w:pPr>
-        <w:pStyle w:val="Heading2"/>
-      </w:pPr>
+        <w:pStyle w:val="Cmsor2"/>
+      </w:pPr>
+      <w:bookmarkStart w:id="50" w:name="_Toc215180343"/>
       <w:r>
         <w:t>17.2 Folyamatábra:</w:t>
       </w:r>
+      <w:bookmarkEnd w:id="50"/>
     </w:p>
     <w:p>
       <w:r>
@@ -3794,8 +5860,9 @@
     </w:p>
     <w:p>
       <w:pPr>
-        <w:pStyle w:val="Heading1"/>
-      </w:pPr>
+        <w:pStyle w:val="Cmsor1"/>
+      </w:pPr>
+      <w:bookmarkStart w:id="51" w:name="_Toc215180344"/>
       <w:r>
         <w:lastRenderedPageBreak/>
         <w:t xml:space="preserve">18. </w:t>
@@ -3803,14 +5870,17 @@
       <w:r>
         <w:t>Jogosultság lekérdezés</w:t>
       </w:r>
-    </w:p>
-    <w:p>
-      <w:pPr>
-        <w:pStyle w:val="Heading2"/>
-      </w:pPr>
+      <w:bookmarkEnd w:id="51"/>
+    </w:p>
+    <w:p>
+      <w:pPr>
+        <w:pStyle w:val="Cmsor2"/>
+      </w:pPr>
+      <w:bookmarkStart w:id="52" w:name="_Toc215180345"/>
       <w:r>
         <w:t>18.1 Célja:</w:t>
       </w:r>
+      <w:bookmarkEnd w:id="52"/>
     </w:p>
     <w:p>
       <w:r>
@@ -3819,11 +5889,13 @@
     </w:p>
     <w:p>
       <w:pPr>
-        <w:pStyle w:val="Heading2"/>
-      </w:pPr>
+        <w:pStyle w:val="Cmsor2"/>
+      </w:pPr>
+      <w:bookmarkStart w:id="53" w:name="_Toc215180346"/>
       <w:r>
         <w:t>18.2 Folyamatábra:</w:t>
       </w:r>
+      <w:bookmarkEnd w:id="53"/>
     </w:p>
     <w:p>
       <w:r>
@@ -3873,8 +5945,6 @@
           </wp:inline>
         </w:drawing>
       </w:r>
-      <w:bookmarkStart w:id="27" w:name="_GoBack"/>
-      <w:bookmarkEnd w:id="27"/>
     </w:p>
     <w:sectPr>
       <w:headerReference w:type="default" r:id="rId27"/>
@@ -3890,7 +5960,7 @@
 </file>
 
 <file path=word/endnotes.xml><?xml version="1.0" encoding="utf-8"?>
-<w:endnotes xmlns:wpc="http://schemas.microsoft.com/office/word/2010/wordprocessingCanvas" xmlns:cx="http://schemas.microsoft.com/office/drawing/2014/chartex" xmlns:mc="http://schemas.openxmlformats.org/markup-compatibility/2006" xmlns:o="urn:schemas-microsoft-com:office:office" xmlns:r="http://schemas.openxmlformats.org/officeDocument/2006/relationships" xmlns:m="http://schemas.openxmlformats.org/officeDocument/2006/math" xmlns:v="urn:schemas-microsoft-com:vml" xmlns:wp14="http://schemas.microsoft.com/office/word/2010/wordprocessingDrawing" xmlns:wp="http://schemas.openxmlformats.org/drawingml/2006/wordprocessingDrawing" xmlns:w10="urn:schemas-microsoft-com:office:word" xmlns:w="http://schemas.openxmlformats.org/wordprocessingml/2006/main" xmlns:w14="http://schemas.microsoft.com/office/word/2010/wordml" xmlns:w15="http://schemas.microsoft.com/office/word/2012/wordml" xmlns:w16se="http://schemas.microsoft.com/office/word/2015/wordml/symex" xmlns:wpg="http://schemas.microsoft.com/office/word/2010/wordprocessingGroup" xmlns:wpi="http://schemas.microsoft.com/office/word/2010/wordprocessingInk" xmlns:wne="http://schemas.microsoft.com/office/word/2006/wordml" xmlns:wps="http://schemas.microsoft.com/office/word/2010/wordprocessingShape" mc:Ignorable="w14 w15 w16se wp14">
+<w:endnotes xmlns:wpc="http://schemas.microsoft.com/office/word/2010/wordprocessingCanvas" xmlns:cx="http://schemas.microsoft.com/office/drawing/2014/chartex" xmlns:cx1="http://schemas.microsoft.com/office/drawing/2015/9/8/chartex" xmlns:cx2="http://schemas.microsoft.com/office/drawing/2015/10/21/chartex" xmlns:cx3="http://schemas.microsoft.com/office/drawing/2016/5/9/chartex" xmlns:cx4="http://schemas.microsoft.com/office/drawing/2016/5/10/chartex" xmlns:cx5="http://schemas.microsoft.com/office/drawing/2016/5/11/chartex" xmlns:cx6="http://schemas.microsoft.com/office/drawing/2016/5/12/chartex" xmlns:cx7="http://schemas.microsoft.com/office/drawing/2016/5/13/chartex" xmlns:cx8="http://schemas.microsoft.com/office/drawing/2016/5/14/chartex" xmlns:mc="http://schemas.openxmlformats.org/markup-compatibility/2006" xmlns:aink="http://schemas.microsoft.com/office/drawing/2016/ink" xmlns:am3d="http://schemas.microsoft.com/office/drawing/2017/model3d" xmlns:o="urn:schemas-microsoft-com:office:office" xmlns:oel="http://schemas.microsoft.com/office/2019/extlst" xmlns:r="http://schemas.openxmlformats.org/officeDocument/2006/relationships" xmlns:m="http://schemas.openxmlformats.org/officeDocument/2006/math" xmlns:v="urn:schemas-microsoft-com:vml" xmlns:wp14="http://schemas.microsoft.com/office/word/2010/wordprocessingDrawing" xmlns:wp="http://schemas.openxmlformats.org/drawingml/2006/wordprocessingDrawing" xmlns:w10="urn:schemas-microsoft-com:office:word" xmlns:w="http://schemas.openxmlformats.org/wordprocessingml/2006/main" xmlns:w14="http://schemas.microsoft.com/office/word/2010/wordml" xmlns:w15="http://schemas.microsoft.com/office/word/2012/wordml" xmlns:w16cex="http://schemas.microsoft.com/office/word/2018/wordml/cex" xmlns:w16cid="http://schemas.microsoft.com/office/word/2016/wordml/cid" xmlns:w16="http://schemas.microsoft.com/office/word/2018/wordml" xmlns:w16du="http://schemas.microsoft.com/office/word/2023/wordml/word16du" xmlns:w16sdtdh="http://schemas.microsoft.com/office/word/2020/wordml/sdtdatahash" xmlns:w16sdtfl="http://schemas.microsoft.com/office/word/2024/wordml/sdtformatlock" xmlns:w16se="http://schemas.microsoft.com/office/word/2015/wordml/symex" xmlns:wpg="http://schemas.microsoft.com/office/word/2010/wordprocessingGroup" xmlns:wpi="http://schemas.microsoft.com/office/word/2010/wordprocessingInk" xmlns:wne="http://schemas.microsoft.com/office/word/2006/wordml" xmlns:wps="http://schemas.microsoft.com/office/word/2010/wordprocessingShape" mc:Ignorable="w14 w15 w16se w16cid w16 w16cex w16sdtdh w16sdtfl w16du wp14">
   <w:endnote w:type="separator" w:id="-1">
     <w:p>
       <w:pPr>
@@ -3915,7 +5985,7 @@
 </file>
 
 <file path=word/footer1.xml><?xml version="1.0" encoding="utf-8"?>
-<w:ftr xmlns:wpc="http://schemas.microsoft.com/office/word/2010/wordprocessingCanvas" xmlns:cx="http://schemas.microsoft.com/office/drawing/2014/chartex" xmlns:mc="http://schemas.openxmlformats.org/markup-compatibility/2006" xmlns:o="urn:schemas-microsoft-com:office:office" xmlns:r="http://schemas.openxmlformats.org/officeDocument/2006/relationships" xmlns:m="http://schemas.openxmlformats.org/officeDocument/2006/math" xmlns:v="urn:schemas-microsoft-com:vml" xmlns:wp14="http://schemas.microsoft.com/office/word/2010/wordprocessingDrawing" xmlns:wp="http://schemas.openxmlformats.org/drawingml/2006/wordprocessingDrawing" xmlns:w10="urn:schemas-microsoft-com:office:word" xmlns:w="http://schemas.openxmlformats.org/wordprocessingml/2006/main" xmlns:w14="http://schemas.microsoft.com/office/word/2010/wordml" xmlns:w15="http://schemas.microsoft.com/office/word/2012/wordml" xmlns:w16se="http://schemas.microsoft.com/office/word/2015/wordml/symex" xmlns:wpg="http://schemas.microsoft.com/office/word/2010/wordprocessingGroup" xmlns:wpi="http://schemas.microsoft.com/office/word/2010/wordprocessingInk" xmlns:wne="http://schemas.microsoft.com/office/word/2006/wordml" xmlns:wps="http://schemas.microsoft.com/office/word/2010/wordprocessingShape" mc:Ignorable="w14 w15 w16se wp14">
+<w:ftr xmlns:wpc="http://schemas.microsoft.com/office/word/2010/wordprocessingCanvas" xmlns:cx="http://schemas.microsoft.com/office/drawing/2014/chartex" xmlns:cx1="http://schemas.microsoft.com/office/drawing/2015/9/8/chartex" xmlns:cx2="http://schemas.microsoft.com/office/drawing/2015/10/21/chartex" xmlns:cx3="http://schemas.microsoft.com/office/drawing/2016/5/9/chartex" xmlns:cx4="http://schemas.microsoft.com/office/drawing/2016/5/10/chartex" xmlns:cx5="http://schemas.microsoft.com/office/drawing/2016/5/11/chartex" xmlns:cx6="http://schemas.microsoft.com/office/drawing/2016/5/12/chartex" xmlns:cx7="http://schemas.microsoft.com/office/drawing/2016/5/13/chartex" xmlns:cx8="http://schemas.microsoft.com/office/drawing/2016/5/14/chartex" xmlns:mc="http://schemas.openxmlformats.org/markup-compatibility/2006" xmlns:aink="http://schemas.microsoft.com/office/drawing/2016/ink" xmlns:am3d="http://schemas.microsoft.com/office/drawing/2017/model3d" xmlns:o="urn:schemas-microsoft-com:office:office" xmlns:oel="http://schemas.microsoft.com/office/2019/extlst" xmlns:r="http://schemas.openxmlformats.org/officeDocument/2006/relationships" xmlns:m="http://schemas.openxmlformats.org/officeDocument/2006/math" xmlns:v="urn:schemas-microsoft-com:vml" xmlns:wp14="http://schemas.microsoft.com/office/word/2010/wordprocessingDrawing" xmlns:wp="http://schemas.openxmlformats.org/drawingml/2006/wordprocessingDrawing" xmlns:w10="urn:schemas-microsoft-com:office:word" xmlns:w="http://schemas.openxmlformats.org/wordprocessingml/2006/main" xmlns:w14="http://schemas.microsoft.com/office/word/2010/wordml" xmlns:w15="http://schemas.microsoft.com/office/word/2012/wordml" xmlns:w16cex="http://schemas.microsoft.com/office/word/2018/wordml/cex" xmlns:w16cid="http://schemas.microsoft.com/office/word/2016/wordml/cid" xmlns:w16="http://schemas.microsoft.com/office/word/2018/wordml" xmlns:w16du="http://schemas.microsoft.com/office/word/2023/wordml/word16du" xmlns:w16sdtdh="http://schemas.microsoft.com/office/word/2020/wordml/sdtdatahash" xmlns:w16sdtfl="http://schemas.microsoft.com/office/word/2024/wordml/sdtformatlock" xmlns:w16se="http://schemas.microsoft.com/office/word/2015/wordml/symex" xmlns:wpg="http://schemas.microsoft.com/office/word/2010/wordprocessingGroup" xmlns:wpi="http://schemas.microsoft.com/office/word/2010/wordprocessingInk" xmlns:wne="http://schemas.microsoft.com/office/word/2006/wordml" xmlns:wps="http://schemas.microsoft.com/office/word/2010/wordprocessingShape" mc:Ignorable="w14 w15 w16se w16cid w16 w16cex w16sdtdh w16sdtfl w16du wp14">
   <w:p>
     <w:pPr>
       <w:pBdr>
@@ -4033,7 +6103,7 @@
 </file>
 
 <file path=word/footnotes.xml><?xml version="1.0" encoding="utf-8"?>
-<w:footnotes xmlns:wpc="http://schemas.microsoft.com/office/word/2010/wordprocessingCanvas" xmlns:cx="http://schemas.microsoft.com/office/drawing/2014/chartex" xmlns:mc="http://schemas.openxmlformats.org/markup-compatibility/2006" xmlns:o="urn:schemas-microsoft-com:office:office" xmlns:r="http://schemas.openxmlformats.org/officeDocument/2006/relationships" xmlns:m="http://schemas.openxmlformats.org/officeDocument/2006/math" xmlns:v="urn:schemas-microsoft-com:vml" xmlns:wp14="http://schemas.microsoft.com/office/word/2010/wordprocessingDrawing" xmlns:wp="http://schemas.openxmlformats.org/drawingml/2006/wordprocessingDrawing" xmlns:w10="urn:schemas-microsoft-com:office:word" xmlns:w="http://schemas.openxmlformats.org/wordprocessingml/2006/main" xmlns:w14="http://schemas.microsoft.com/office/word/2010/wordml" xmlns:w15="http://schemas.microsoft.com/office/word/2012/wordml" xmlns:w16se="http://schemas.microsoft.com/office/word/2015/wordml/symex" xmlns:wpg="http://schemas.microsoft.com/office/word/2010/wordprocessingGroup" xmlns:wpi="http://schemas.microsoft.com/office/word/2010/wordprocessingInk" xmlns:wne="http://schemas.microsoft.com/office/word/2006/wordml" xmlns:wps="http://schemas.microsoft.com/office/word/2010/wordprocessingShape" mc:Ignorable="w14 w15 w16se wp14">
+<w:footnotes xmlns:wpc="http://schemas.microsoft.com/office/word/2010/wordprocessingCanvas" xmlns:cx="http://schemas.microsoft.com/office/drawing/2014/chartex" xmlns:cx1="http://schemas.microsoft.com/office/drawing/2015/9/8/chartex" xmlns:cx2="http://schemas.microsoft.com/office/drawing/2015/10/21/chartex" xmlns:cx3="http://schemas.microsoft.com/office/drawing/2016/5/9/chartex" xmlns:cx4="http://schemas.microsoft.com/office/drawing/2016/5/10/chartex" xmlns:cx5="http://schemas.microsoft.com/office/drawing/2016/5/11/chartex" xmlns:cx6="http://schemas.microsoft.com/office/drawing/2016/5/12/chartex" xmlns:cx7="http://schemas.microsoft.com/office/drawing/2016/5/13/chartex" xmlns:cx8="http://schemas.microsoft.com/office/drawing/2016/5/14/chartex" xmlns:mc="http://schemas.openxmlformats.org/markup-compatibility/2006" xmlns:aink="http://schemas.microsoft.com/office/drawing/2016/ink" xmlns:am3d="http://schemas.microsoft.com/office/drawing/2017/model3d" xmlns:o="urn:schemas-microsoft-com:office:office" xmlns:oel="http://schemas.microsoft.com/office/2019/extlst" xmlns:r="http://schemas.openxmlformats.org/officeDocument/2006/relationships" xmlns:m="http://schemas.openxmlformats.org/officeDocument/2006/math" xmlns:v="urn:schemas-microsoft-com:vml" xmlns:wp14="http://schemas.microsoft.com/office/word/2010/wordprocessingDrawing" xmlns:wp="http://schemas.openxmlformats.org/drawingml/2006/wordprocessingDrawing" xmlns:w10="urn:schemas-microsoft-com:office:word" xmlns:w="http://schemas.openxmlformats.org/wordprocessingml/2006/main" xmlns:w14="http://schemas.microsoft.com/office/word/2010/wordml" xmlns:w15="http://schemas.microsoft.com/office/word/2012/wordml" xmlns:w16cex="http://schemas.microsoft.com/office/word/2018/wordml/cex" xmlns:w16cid="http://schemas.microsoft.com/office/word/2016/wordml/cid" xmlns:w16="http://schemas.microsoft.com/office/word/2018/wordml" xmlns:w16du="http://schemas.microsoft.com/office/word/2023/wordml/word16du" xmlns:w16sdtdh="http://schemas.microsoft.com/office/word/2020/wordml/sdtdatahash" xmlns:w16sdtfl="http://schemas.microsoft.com/office/word/2024/wordml/sdtformatlock" xmlns:w16se="http://schemas.microsoft.com/office/word/2015/wordml/symex" xmlns:wpg="http://schemas.microsoft.com/office/word/2010/wordprocessingGroup" xmlns:wpi="http://schemas.microsoft.com/office/word/2010/wordprocessingInk" xmlns:wne="http://schemas.microsoft.com/office/word/2006/wordml" xmlns:wps="http://schemas.microsoft.com/office/word/2010/wordprocessingShape" mc:Ignorable="w14 w15 w16se w16cid w16 w16cex w16sdtdh w16sdtfl w16du wp14">
   <w:footnote w:type="separator" w:id="-1">
     <w:p>
       <w:pPr>
@@ -4058,7 +6128,7 @@
 </file>
 
 <file path=word/header1.xml><?xml version="1.0" encoding="utf-8"?>
-<w:hdr xmlns:wpc="http://schemas.microsoft.com/office/word/2010/wordprocessingCanvas" xmlns:cx="http://schemas.microsoft.com/office/drawing/2014/chartex" xmlns:mc="http://schemas.openxmlformats.org/markup-compatibility/2006" xmlns:o="urn:schemas-microsoft-com:office:office" xmlns:r="http://schemas.openxmlformats.org/officeDocument/2006/relationships" xmlns:m="http://schemas.openxmlformats.org/officeDocument/2006/math" xmlns:v="urn:schemas-microsoft-com:vml" xmlns:wp14="http://schemas.microsoft.com/office/word/2010/wordprocessingDrawing" xmlns:wp="http://schemas.openxmlformats.org/drawingml/2006/wordprocessingDrawing" xmlns:w10="urn:schemas-microsoft-com:office:word" xmlns:w="http://schemas.openxmlformats.org/wordprocessingml/2006/main" xmlns:w14="http://schemas.microsoft.com/office/word/2010/wordml" xmlns:w15="http://schemas.microsoft.com/office/word/2012/wordml" xmlns:w16se="http://schemas.microsoft.com/office/word/2015/wordml/symex" xmlns:wpg="http://schemas.microsoft.com/office/word/2010/wordprocessingGroup" xmlns:wpi="http://schemas.microsoft.com/office/word/2010/wordprocessingInk" xmlns:wne="http://schemas.microsoft.com/office/word/2006/wordml" xmlns:wps="http://schemas.microsoft.com/office/word/2010/wordprocessingShape" mc:Ignorable="w14 w15 w16se wp14">
+<w:hdr xmlns:wpc="http://schemas.microsoft.com/office/word/2010/wordprocessingCanvas" xmlns:cx="http://schemas.microsoft.com/office/drawing/2014/chartex" xmlns:cx1="http://schemas.microsoft.com/office/drawing/2015/9/8/chartex" xmlns:cx2="http://schemas.microsoft.com/office/drawing/2015/10/21/chartex" xmlns:cx3="http://schemas.microsoft.com/office/drawing/2016/5/9/chartex" xmlns:cx4="http://schemas.microsoft.com/office/drawing/2016/5/10/chartex" xmlns:cx5="http://schemas.microsoft.com/office/drawing/2016/5/11/chartex" xmlns:cx6="http://schemas.microsoft.com/office/drawing/2016/5/12/chartex" xmlns:cx7="http://schemas.microsoft.com/office/drawing/2016/5/13/chartex" xmlns:cx8="http://schemas.microsoft.com/office/drawing/2016/5/14/chartex" xmlns:mc="http://schemas.openxmlformats.org/markup-compatibility/2006" xmlns:aink="http://schemas.microsoft.com/office/drawing/2016/ink" xmlns:am3d="http://schemas.microsoft.com/office/drawing/2017/model3d" xmlns:o="urn:schemas-microsoft-com:office:office" xmlns:oel="http://schemas.microsoft.com/office/2019/extlst" xmlns:r="http://schemas.openxmlformats.org/officeDocument/2006/relationships" xmlns:m="http://schemas.openxmlformats.org/officeDocument/2006/math" xmlns:v="urn:schemas-microsoft-com:vml" xmlns:wp14="http://schemas.microsoft.com/office/word/2010/wordprocessingDrawing" xmlns:wp="http://schemas.openxmlformats.org/drawingml/2006/wordprocessingDrawing" xmlns:w10="urn:schemas-microsoft-com:office:word" xmlns:w="http://schemas.openxmlformats.org/wordprocessingml/2006/main" xmlns:w14="http://schemas.microsoft.com/office/word/2010/wordml" xmlns:w15="http://schemas.microsoft.com/office/word/2012/wordml" xmlns:w16cex="http://schemas.microsoft.com/office/word/2018/wordml/cex" xmlns:w16cid="http://schemas.microsoft.com/office/word/2016/wordml/cid" xmlns:w16="http://schemas.microsoft.com/office/word/2018/wordml" xmlns:w16du="http://schemas.microsoft.com/office/word/2023/wordml/word16du" xmlns:w16sdtdh="http://schemas.microsoft.com/office/word/2020/wordml/sdtdatahash" xmlns:w16sdtfl="http://schemas.microsoft.com/office/word/2024/wordml/sdtformatlock" xmlns:w16se="http://schemas.microsoft.com/office/word/2015/wordml/symex" xmlns:wpg="http://schemas.microsoft.com/office/word/2010/wordprocessingGroup" xmlns:wpi="http://schemas.microsoft.com/office/word/2010/wordprocessingInk" xmlns:wne="http://schemas.microsoft.com/office/word/2006/wordml" xmlns:wps="http://schemas.microsoft.com/office/word/2010/wordprocessingShape" mc:Ignorable="w14 w15 w16se w16cid w16 w16cex w16sdtdh w16sdtfl w16du wp14">
   <w:p>
     <w:pPr>
       <w:pBdr>
@@ -4138,7 +6208,7 @@
 </file>
 
 <file path=word/numbering.xml><?xml version="1.0" encoding="utf-8"?>
-<w:numbering xmlns:wpc="http://schemas.microsoft.com/office/word/2010/wordprocessingCanvas" xmlns:cx="http://schemas.microsoft.com/office/drawing/2014/chartex" xmlns:mc="http://schemas.openxmlformats.org/markup-compatibility/2006" xmlns:o="urn:schemas-microsoft-com:office:office" xmlns:r="http://schemas.openxmlformats.org/officeDocument/2006/relationships" xmlns:m="http://schemas.openxmlformats.org/officeDocument/2006/math" xmlns:v="urn:schemas-microsoft-com:vml" xmlns:wp14="http://schemas.microsoft.com/office/word/2010/wordprocessingDrawing" xmlns:wp="http://schemas.openxmlformats.org/drawingml/2006/wordprocessingDrawing" xmlns:w10="urn:schemas-microsoft-com:office:word" xmlns:w="http://schemas.openxmlformats.org/wordprocessingml/2006/main" xmlns:w14="http://schemas.microsoft.com/office/word/2010/wordml" xmlns:w15="http://schemas.microsoft.com/office/word/2012/wordml" xmlns:w16se="http://schemas.microsoft.com/office/word/2015/wordml/symex" xmlns:wpg="http://schemas.microsoft.com/office/word/2010/wordprocessingGroup" xmlns:wpi="http://schemas.microsoft.com/office/word/2010/wordprocessingInk" xmlns:wne="http://schemas.microsoft.com/office/word/2006/wordml" xmlns:wps="http://schemas.microsoft.com/office/word/2010/wordprocessingShape" mc:Ignorable="w14 w15 w16se wp14">
+<w:numbering xmlns:wpc="http://schemas.microsoft.com/office/word/2010/wordprocessingCanvas" xmlns:cx="http://schemas.microsoft.com/office/drawing/2014/chartex" xmlns:cx1="http://schemas.microsoft.com/office/drawing/2015/9/8/chartex" xmlns:cx2="http://schemas.microsoft.com/office/drawing/2015/10/21/chartex" xmlns:cx3="http://schemas.microsoft.com/office/drawing/2016/5/9/chartex" xmlns:cx4="http://schemas.microsoft.com/office/drawing/2016/5/10/chartex" xmlns:cx5="http://schemas.microsoft.com/office/drawing/2016/5/11/chartex" xmlns:cx6="http://schemas.microsoft.com/office/drawing/2016/5/12/chartex" xmlns:cx7="http://schemas.microsoft.com/office/drawing/2016/5/13/chartex" xmlns:cx8="http://schemas.microsoft.com/office/drawing/2016/5/14/chartex" xmlns:mc="http://schemas.openxmlformats.org/markup-compatibility/2006" xmlns:aink="http://schemas.microsoft.com/office/drawing/2016/ink" xmlns:am3d="http://schemas.microsoft.com/office/drawing/2017/model3d" xmlns:o="urn:schemas-microsoft-com:office:office" xmlns:oel="http://schemas.microsoft.com/office/2019/extlst" xmlns:r="http://schemas.openxmlformats.org/officeDocument/2006/relationships" xmlns:m="http://schemas.openxmlformats.org/officeDocument/2006/math" xmlns:v="urn:schemas-microsoft-com:vml" xmlns:wp14="http://schemas.microsoft.com/office/word/2010/wordprocessingDrawing" xmlns:wp="http://schemas.openxmlformats.org/drawingml/2006/wordprocessingDrawing" xmlns:w10="urn:schemas-microsoft-com:office:word" xmlns:w="http://schemas.openxmlformats.org/wordprocessingml/2006/main" xmlns:w14="http://schemas.microsoft.com/office/word/2010/wordml" xmlns:w15="http://schemas.microsoft.com/office/word/2012/wordml" xmlns:w16cex="http://schemas.microsoft.com/office/word/2018/wordml/cex" xmlns:w16cid="http://schemas.microsoft.com/office/word/2016/wordml/cid" xmlns:w16="http://schemas.microsoft.com/office/word/2018/wordml" xmlns:w16du="http://schemas.microsoft.com/office/word/2023/wordml/word16du" xmlns:w16sdtdh="http://schemas.microsoft.com/office/word/2020/wordml/sdtdatahash" xmlns:w16sdtfl="http://schemas.microsoft.com/office/word/2024/wordml/sdtformatlock" xmlns:w16se="http://schemas.microsoft.com/office/word/2015/wordml/symex" xmlns:wpg="http://schemas.microsoft.com/office/word/2010/wordprocessingGroup" xmlns:wpi="http://schemas.microsoft.com/office/word/2010/wordprocessingInk" xmlns:wne="http://schemas.microsoft.com/office/word/2006/wordml" xmlns:wps="http://schemas.microsoft.com/office/word/2010/wordprocessingShape" mc:Ignorable="w14 w15 w16se w16cid w16 w16cex w16sdtdh w16sdtfl w16du wp14">
   <w:abstractNum w:abstractNumId="0" w15:restartNumberingAfterBreak="0">
     <w:nsid w:val="00241974"/>
     <w:multiLevelType w:val="hybridMultilevel"/>
@@ -5374,7 +7444,7 @@
     <w:lvl w:ilvl="0">
       <w:start w:val="1"/>
       <w:numFmt w:val="decimal"/>
-      <w:pStyle w:val="ListParagraph"/>
+      <w:pStyle w:val="Listaszerbekezds"/>
       <w:lvlText w:val="%1."/>
       <w:lvlJc w:val="left"/>
       <w:pPr>
@@ -6024,65 +8094,65 @@
       </w:pPr>
     </w:lvl>
   </w:abstractNum>
-  <w:num w:numId="1">
+  <w:num w:numId="1" w16cid:durableId="918253834">
     <w:abstractNumId w:val="15"/>
   </w:num>
-  <w:num w:numId="2">
+  <w:num w:numId="2" w16cid:durableId="1741824625">
     <w:abstractNumId w:val="7"/>
   </w:num>
-  <w:num w:numId="3">
+  <w:num w:numId="3" w16cid:durableId="273637392">
     <w:abstractNumId w:val="10"/>
   </w:num>
-  <w:num w:numId="4">
+  <w:num w:numId="4" w16cid:durableId="1628197210">
     <w:abstractNumId w:val="14"/>
   </w:num>
-  <w:num w:numId="5">
+  <w:num w:numId="5" w16cid:durableId="32265945">
     <w:abstractNumId w:val="13"/>
   </w:num>
-  <w:num w:numId="6">
+  <w:num w:numId="6" w16cid:durableId="1632976416">
     <w:abstractNumId w:val="17"/>
   </w:num>
-  <w:num w:numId="7">
+  <w:num w:numId="7" w16cid:durableId="668483777">
     <w:abstractNumId w:val="3"/>
   </w:num>
-  <w:num w:numId="8">
+  <w:num w:numId="8" w16cid:durableId="166755966">
     <w:abstractNumId w:val="16"/>
   </w:num>
-  <w:num w:numId="9">
+  <w:num w:numId="9" w16cid:durableId="660160108">
     <w:abstractNumId w:val="12"/>
   </w:num>
-  <w:num w:numId="10">
+  <w:num w:numId="10" w16cid:durableId="1710691398">
     <w:abstractNumId w:val="11"/>
   </w:num>
-  <w:num w:numId="11">
+  <w:num w:numId="11" w16cid:durableId="778986534">
     <w:abstractNumId w:val="5"/>
   </w:num>
-  <w:num w:numId="12">
+  <w:num w:numId="12" w16cid:durableId="110326989">
     <w:abstractNumId w:val="9"/>
   </w:num>
-  <w:num w:numId="13">
+  <w:num w:numId="13" w16cid:durableId="62335660">
     <w:abstractNumId w:val="8"/>
   </w:num>
-  <w:num w:numId="14">
+  <w:num w:numId="14" w16cid:durableId="2020615637">
     <w:abstractNumId w:val="1"/>
   </w:num>
-  <w:num w:numId="15">
+  <w:num w:numId="15" w16cid:durableId="1763257571">
     <w:abstractNumId w:val="4"/>
   </w:num>
-  <w:num w:numId="16">
+  <w:num w:numId="16" w16cid:durableId="306399137">
     <w:abstractNumId w:val="0"/>
   </w:num>
-  <w:num w:numId="17">
+  <w:num w:numId="17" w16cid:durableId="337079226">
     <w:abstractNumId w:val="6"/>
   </w:num>
-  <w:num w:numId="18">
+  <w:num w:numId="18" w16cid:durableId="23753487">
     <w:abstractNumId w:val="2"/>
   </w:num>
 </w:numbering>
 </file>
 
 <file path=word/styles.xml><?xml version="1.0" encoding="utf-8"?>
-<w:styles xmlns:mc="http://schemas.openxmlformats.org/markup-compatibility/2006" xmlns:r="http://schemas.openxmlformats.org/officeDocument/2006/relationships" xmlns:w="http://schemas.openxmlformats.org/wordprocessingml/2006/main" xmlns:w14="http://schemas.microsoft.com/office/word/2010/wordml" xmlns:w15="http://schemas.microsoft.com/office/word/2012/wordml" xmlns:w16se="http://schemas.microsoft.com/office/word/2015/wordml/symex" mc:Ignorable="w14 w15 w16se">
+<w:styles xmlns:mc="http://schemas.openxmlformats.org/markup-compatibility/2006" xmlns:r="http://schemas.openxmlformats.org/officeDocument/2006/relationships" xmlns:w="http://schemas.openxmlformats.org/wordprocessingml/2006/main" xmlns:w14="http://schemas.microsoft.com/office/word/2010/wordml" xmlns:w15="http://schemas.microsoft.com/office/word/2012/wordml" xmlns:w16cex="http://schemas.microsoft.com/office/word/2018/wordml/cex" xmlns:w16cid="http://schemas.microsoft.com/office/word/2016/wordml/cid" xmlns:w16="http://schemas.microsoft.com/office/word/2018/wordml" xmlns:w16du="http://schemas.microsoft.com/office/word/2023/wordml/word16du" xmlns:w16sdtdh="http://schemas.microsoft.com/office/word/2020/wordml/sdtdatahash" xmlns:w16sdtfl="http://schemas.microsoft.com/office/word/2024/wordml/sdtformatlock" xmlns:w16se="http://schemas.microsoft.com/office/word/2015/wordml/symex" mc:Ignorable="w14 w15 w16se w16cid w16 w16cex w16sdtdh w16sdtfl w16du">
   <w:docDefaults>
     <w:rPrDefault>
       <w:rPr>
@@ -6099,7 +8169,7 @@
       </w:pPr>
     </w:pPrDefault>
   </w:docDefaults>
-  <w:latentStyles w:defLockedState="0" w:defUIPriority="99" w:defSemiHidden="0" w:defUnhideWhenUsed="0" w:defQFormat="0" w:count="371">
+  <w:latentStyles w:defLockedState="0" w:defUIPriority="99" w:defSemiHidden="0" w:defUnhideWhenUsed="0" w:defQFormat="0" w:count="376">
     <w:lsdException w:name="Normal" w:uiPriority="0" w:qFormat="1"/>
     <w:lsdException w:name="heading 1" w:uiPriority="9" w:qFormat="1"/>
     <w:lsdException w:name="heading 2" w:semiHidden="1" w:uiPriority="9" w:unhideWhenUsed="1" w:qFormat="1"/>
@@ -6471,15 +8541,20 @@
     <w:lsdException w:name="List Table 5 Dark Accent 6" w:uiPriority="50"/>
     <w:lsdException w:name="List Table 6 Colorful Accent 6" w:uiPriority="51"/>
     <w:lsdException w:name="List Table 7 Colorful Accent 6" w:uiPriority="52"/>
+    <w:lsdException w:name="Mention" w:semiHidden="1" w:unhideWhenUsed="1"/>
+    <w:lsdException w:name="Smart Hyperlink" w:semiHidden="1" w:unhideWhenUsed="1"/>
+    <w:lsdException w:name="Hashtag" w:semiHidden="1" w:unhideWhenUsed="1"/>
+    <w:lsdException w:name="Unresolved Mention" w:semiHidden="1" w:unhideWhenUsed="1"/>
+    <w:lsdException w:name="Smart Link" w:semiHidden="1" w:unhideWhenUsed="1"/>
   </w:latentStyles>
-  <w:style w:type="paragraph" w:default="1" w:styleId="Normal">
+  <w:style w:type="paragraph" w:default="1" w:styleId="Norml">
     <w:name w:val="Normal"/>
     <w:qFormat/>
   </w:style>
-  <w:style w:type="paragraph" w:styleId="Heading1">
+  <w:style w:type="paragraph" w:styleId="Cmsor1">
     <w:name w:val="heading 1"/>
-    <w:basedOn w:val="Normal"/>
-    <w:next w:val="Normal"/>
+    <w:basedOn w:val="Norml"/>
+    <w:next w:val="Norml"/>
     <w:uiPriority w:val="9"/>
     <w:qFormat/>
     <w:pPr>
@@ -6496,10 +8571,10 @@
       <w:szCs w:val="36"/>
     </w:rPr>
   </w:style>
-  <w:style w:type="paragraph" w:styleId="Heading2">
+  <w:style w:type="paragraph" w:styleId="Cmsor2">
     <w:name w:val="heading 2"/>
-    <w:basedOn w:val="Normal"/>
-    <w:next w:val="Normal"/>
+    <w:basedOn w:val="Norml"/>
+    <w:next w:val="Norml"/>
     <w:uiPriority w:val="9"/>
     <w:unhideWhenUsed/>
     <w:qFormat/>
@@ -6516,10 +8591,10 @@
       <w:szCs w:val="32"/>
     </w:rPr>
   </w:style>
-  <w:style w:type="paragraph" w:styleId="Heading3">
+  <w:style w:type="paragraph" w:styleId="Cmsor3">
     <w:name w:val="heading 3"/>
-    <w:basedOn w:val="Normal"/>
-    <w:next w:val="Normal"/>
+    <w:basedOn w:val="Norml"/>
+    <w:next w:val="Norml"/>
     <w:uiPriority w:val="9"/>
     <w:semiHidden/>
     <w:unhideWhenUsed/>
@@ -6536,10 +8611,10 @@
       <w:szCs w:val="28"/>
     </w:rPr>
   </w:style>
-  <w:style w:type="paragraph" w:styleId="Heading4">
+  <w:style w:type="paragraph" w:styleId="Cmsor4">
     <w:name w:val="heading 4"/>
-    <w:basedOn w:val="Normal"/>
-    <w:next w:val="Normal"/>
+    <w:basedOn w:val="Norml"/>
+    <w:next w:val="Norml"/>
     <w:uiPriority w:val="9"/>
     <w:semiHidden/>
     <w:unhideWhenUsed/>
@@ -6556,10 +8631,10 @@
       <w:szCs w:val="24"/>
     </w:rPr>
   </w:style>
-  <w:style w:type="paragraph" w:styleId="Heading5">
+  <w:style w:type="paragraph" w:styleId="Cmsor5">
     <w:name w:val="heading 5"/>
-    <w:basedOn w:val="Normal"/>
-    <w:next w:val="Normal"/>
+    <w:basedOn w:val="Norml"/>
+    <w:next w:val="Norml"/>
     <w:uiPriority w:val="9"/>
     <w:semiHidden/>
     <w:unhideWhenUsed/>
@@ -6576,10 +8651,10 @@
       <w:szCs w:val="22"/>
     </w:rPr>
   </w:style>
-  <w:style w:type="paragraph" w:styleId="Heading6">
+  <w:style w:type="paragraph" w:styleId="Cmsor6">
     <w:name w:val="heading 6"/>
-    <w:basedOn w:val="Normal"/>
-    <w:next w:val="Normal"/>
+    <w:basedOn w:val="Norml"/>
+    <w:next w:val="Norml"/>
     <w:uiPriority w:val="9"/>
     <w:semiHidden/>
     <w:unhideWhenUsed/>
@@ -6596,13 +8671,13 @@
       <w:szCs w:val="20"/>
     </w:rPr>
   </w:style>
-  <w:style w:type="character" w:default="1" w:styleId="DefaultParagraphFont">
+  <w:style w:type="character" w:default="1" w:styleId="Bekezdsalapbettpusa">
     <w:name w:val="Default Paragraph Font"/>
     <w:uiPriority w:val="1"/>
     <w:semiHidden/>
     <w:unhideWhenUsed/>
   </w:style>
-  <w:style w:type="table" w:default="1" w:styleId="TableNormal">
+  <w:style w:type="table" w:default="1" w:styleId="Normltblzat">
     <w:name w:val="Normal Table"/>
     <w:uiPriority w:val="99"/>
     <w:semiHidden/>
@@ -6617,13 +8692,13 @@
       </w:tblCellMar>
     </w:tblPr>
   </w:style>
-  <w:style w:type="numbering" w:default="1" w:styleId="NoList">
+  <w:style w:type="numbering" w:default="1" w:styleId="Nemlista">
     <w:name w:val="No List"/>
     <w:uiPriority w:val="99"/>
     <w:semiHidden/>
     <w:unhideWhenUsed/>
   </w:style>
-  <w:style w:type="table" w:customStyle="1" w:styleId="TableNormal0">
+  <w:style w:type="table" w:customStyle="1" w:styleId="TableNormal">
     <w:name w:val="TableNormal"/>
     <w:tblPr>
       <w:tblCellMar>
@@ -6634,10 +8709,10 @@
       </w:tblCellMar>
     </w:tblPr>
   </w:style>
-  <w:style w:type="paragraph" w:styleId="Title">
+  <w:style w:type="paragraph" w:styleId="Cm">
     <w:name w:val="Title"/>
-    <w:basedOn w:val="Normal"/>
-    <w:next w:val="Normal"/>
+    <w:basedOn w:val="Norml"/>
+    <w:next w:val="Norml"/>
     <w:uiPriority w:val="10"/>
     <w:qFormat/>
     <w:pPr>
@@ -6649,9 +8724,9 @@
       <w:szCs w:val="72"/>
     </w:rPr>
   </w:style>
-  <w:style w:type="paragraph" w:styleId="Header">
+  <w:style w:type="paragraph" w:styleId="lfej">
     <w:name w:val="header"/>
-    <w:link w:val="HeaderChar"/>
+    <w:link w:val="lfejChar"/>
     <w:uiPriority w:val="99"/>
     <w:unhideWhenUsed/>
     <w:rsid w:val="007B0D64"/>
@@ -6663,10 +8738,10 @@
       <w:spacing w:after="0" w:line="240" w:lineRule="auto"/>
     </w:pPr>
   </w:style>
-  <w:style w:type="character" w:customStyle="1" w:styleId="HeaderChar">
-    <w:name w:val="Header Char"/>
-    <w:basedOn w:val="DefaultParagraphFont"/>
-    <w:link w:val="Header"/>
+  <w:style w:type="character" w:customStyle="1" w:styleId="lfejChar">
+    <w:name w:val="Élőfej Char"/>
+    <w:basedOn w:val="Bekezdsalapbettpusa"/>
+    <w:link w:val="lfej"/>
     <w:uiPriority w:val="99"/>
     <w:rsid w:val="007B0D64"/>
     <w:rPr>
@@ -6675,9 +8750,9 @@
       <w:szCs w:val="26"/>
     </w:rPr>
   </w:style>
-  <w:style w:type="paragraph" w:styleId="Footer">
+  <w:style w:type="paragraph" w:styleId="llb">
     <w:name w:val="footer"/>
-    <w:link w:val="FooterChar"/>
+    <w:link w:val="llbChar"/>
     <w:uiPriority w:val="99"/>
     <w:unhideWhenUsed/>
     <w:rsid w:val="007B0D64"/>
@@ -6689,10 +8764,10 @@
       <w:spacing w:after="0" w:line="240" w:lineRule="auto"/>
     </w:pPr>
   </w:style>
-  <w:style w:type="character" w:customStyle="1" w:styleId="FooterChar">
-    <w:name w:val="Footer Char"/>
-    <w:basedOn w:val="DefaultParagraphFont"/>
-    <w:link w:val="Footer"/>
+  <w:style w:type="character" w:customStyle="1" w:styleId="llbChar">
+    <w:name w:val="Élőláb Char"/>
+    <w:basedOn w:val="Bekezdsalapbettpusa"/>
+    <w:link w:val="llb"/>
     <w:uiPriority w:val="99"/>
     <w:rsid w:val="007B0D64"/>
     <w:rPr>
@@ -6701,7 +8776,7 @@
       <w:szCs w:val="26"/>
     </w:rPr>
   </w:style>
-  <w:style w:type="paragraph" w:styleId="ListParagraph">
+  <w:style w:type="paragraph" w:styleId="Listaszerbekezds">
     <w:name w:val="List Paragraph"/>
     <w:uiPriority w:val="34"/>
     <w:qFormat/>
@@ -6719,7 +8794,7 @@
   </w:style>
   <w:style w:type="character" w:customStyle="1" w:styleId="Cmsor1Char">
     <w:name w:val="Címsor 1 Char"/>
-    <w:basedOn w:val="DefaultParagraphFont"/>
+    <w:basedOn w:val="Bekezdsalapbettpusa"/>
     <w:uiPriority w:val="9"/>
     <w:rsid w:val="00A55E1C"/>
     <w:rPr>
@@ -6732,7 +8807,7 @@
   </w:style>
   <w:style w:type="character" w:customStyle="1" w:styleId="Cmsor2Char">
     <w:name w:val="Címsor 2 Char"/>
-    <w:basedOn w:val="DefaultParagraphFont"/>
+    <w:basedOn w:val="Bekezdsalapbettpusa"/>
     <w:uiPriority w:val="9"/>
     <w:rsid w:val="00A55E1C"/>
     <w:rPr>
@@ -6745,7 +8820,7 @@
   </w:style>
   <w:style w:type="character" w:customStyle="1" w:styleId="CmChar">
     <w:name w:val="Cím Char"/>
-    <w:basedOn w:val="DefaultParagraphFont"/>
+    <w:basedOn w:val="Bekezdsalapbettpusa"/>
     <w:uiPriority w:val="10"/>
     <w:rsid w:val="0046589C"/>
     <w:rPr>
@@ -6757,7 +8832,7 @@
   </w:style>
   <w:style w:type="character" w:customStyle="1" w:styleId="AlcmChar">
     <w:name w:val="Alcím Char"/>
-    <w:basedOn w:val="DefaultParagraphFont"/>
+    <w:basedOn w:val="Bekezdsalapbettpusa"/>
     <w:uiPriority w:val="11"/>
     <w:rsid w:val="0046589C"/>
     <w:rPr>
@@ -6767,7 +8842,7 @@
       <w:szCs w:val="44"/>
     </w:rPr>
   </w:style>
-  <w:style w:type="paragraph" w:styleId="TOCHeading">
+  <w:style w:type="paragraph" w:styleId="Tartalomjegyzkcmsora">
     <w:name w:val="TOC Heading"/>
     <w:uiPriority w:val="39"/>
     <w:unhideWhenUsed/>
@@ -6783,7 +8858,7 @@
       <w:szCs w:val="32"/>
     </w:rPr>
   </w:style>
-  <w:style w:type="paragraph" w:styleId="TOC1">
+  <w:style w:type="paragraph" w:styleId="TJ1">
     <w:name w:val="toc 1"/>
     <w:autoRedefine/>
     <w:uiPriority w:val="39"/>
@@ -6793,7 +8868,7 @@
       <w:spacing w:after="100"/>
     </w:pPr>
   </w:style>
-  <w:style w:type="paragraph" w:styleId="TOC2">
+  <w:style w:type="paragraph" w:styleId="TJ2">
     <w:name w:val="toc 2"/>
     <w:autoRedefine/>
     <w:uiPriority w:val="39"/>
@@ -6804,9 +8879,9 @@
       <w:ind w:left="260"/>
     </w:pPr>
   </w:style>
-  <w:style w:type="character" w:styleId="Hyperlink">
+  <w:style w:type="character" w:styleId="Hiperhivatkozs">
     <w:name w:val="Hyperlink"/>
-    <w:basedOn w:val="DefaultParagraphFont"/>
+    <w:basedOn w:val="Bekezdsalapbettpusa"/>
     <w:uiPriority w:val="99"/>
     <w:unhideWhenUsed/>
     <w:rsid w:val="001C5C8F"/>
@@ -6815,10 +8890,10 @@
       <w:u w:val="single"/>
     </w:rPr>
   </w:style>
-  <w:style w:type="paragraph" w:styleId="Subtitle">
+  <w:style w:type="paragraph" w:styleId="Alcm">
     <w:name w:val="Subtitle"/>
-    <w:basedOn w:val="Normal"/>
-    <w:next w:val="Normal"/>
+    <w:basedOn w:val="Norml"/>
+    <w:next w:val="Norml"/>
     <w:uiPriority w:val="11"/>
     <w:qFormat/>
     <w:pPr>
@@ -6830,7 +8905,7 @@
       <w:szCs w:val="44"/>
     </w:rPr>
   </w:style>
-  <w:style w:type="paragraph" w:styleId="NoSpacing">
+  <w:style w:type="paragraph" w:styleId="Nincstrkz">
     <w:name w:val="No Spacing"/>
     <w:uiPriority w:val="1"/>
     <w:qFormat/>
@@ -6839,10 +8914,10 @@
       <w:spacing w:after="0" w:line="240" w:lineRule="auto"/>
     </w:pPr>
   </w:style>
-  <w:style w:type="paragraph" w:styleId="BalloonText">
+  <w:style w:type="paragraph" w:styleId="Buborkszveg">
     <w:name w:val="Balloon Text"/>
-    <w:basedOn w:val="Normal"/>
-    <w:link w:val="BalloonTextChar"/>
+    <w:basedOn w:val="Norml"/>
+    <w:link w:val="BuborkszvegChar"/>
     <w:uiPriority w:val="99"/>
     <w:semiHidden/>
     <w:unhideWhenUsed/>
@@ -6856,10 +8931,10 @@
       <w:szCs w:val="18"/>
     </w:rPr>
   </w:style>
-  <w:style w:type="character" w:customStyle="1" w:styleId="BalloonTextChar">
-    <w:name w:val="Balloon Text Char"/>
-    <w:basedOn w:val="DefaultParagraphFont"/>
-    <w:link w:val="BalloonText"/>
+  <w:style w:type="character" w:customStyle="1" w:styleId="BuborkszvegChar">
+    <w:name w:val="Buborékszöveg Char"/>
+    <w:basedOn w:val="Bekezdsalapbettpusa"/>
+    <w:link w:val="Buborkszveg"/>
     <w:uiPriority w:val="99"/>
     <w:semiHidden/>
     <w:rsid w:val="00585CDA"/>
